--- a/Word/Дубровский_05_.docx
+++ b/Word/Дубровский_05_.docx
@@ -125,6 +125,32 @@
     </w:p>
     <w:p>
       <w:pPr>
+        <w:keepNext w:val="0"/>
+        <w:keepLines w:val="0"/>
+        <w:pageBreakBefore w:val="0"/>
+        <w:widowControl/>
+        <w:kinsoku/>
+        <w:wordWrap/>
+        <w:overflowPunct/>
+        <w:topLinePunct w:val="0"/>
+        <w:autoSpaceDE/>
+        <w:autoSpaceDN/>
+        <w:bidi w:val="0"/>
+        <w:adjustRightInd/>
+        <w:snapToGrid/>
+        <w:spacing w:after="0" w:line="240" w:lineRule="auto"/>
+        <w:ind w:firstLine="709"/>
+        <w:textAlignment w:val="auto"/>
+        <w:rPr>
+          <w:rFonts w:ascii="Times New Roman" w:hAnsi="Times New Roman"/>
+          <w:sz w:val="28"/>
+          <w:szCs w:val="28"/>
+          <w:lang w:val="en-US"/>
+        </w:rPr>
+      </w:pPr>
+    </w:p>
+    <w:p>
+      <w:pPr>
         <w:autoSpaceDE w:val="0"/>
         <w:autoSpaceDN w:val="0"/>
         <w:adjustRightInd w:val="0"/>
@@ -164,6 +190,41 @@
           <w:sz w:val="28"/>
           <w:szCs w:val="28"/>
           <w:lang w:val="en-US"/>
+          <w14:textFill>
+            <w14:solidFill>
+              <w14:schemeClr w14:val="tx1"/>
+            </w14:solidFill>
+          </w14:textFill>
+        </w:rPr>
+        <w:t>Program.cs:</w:t>
+      </w:r>
+    </w:p>
+    <w:p>
+      <w:pPr>
+        <w:autoSpaceDE w:val="0"/>
+        <w:autoSpaceDN w:val="0"/>
+        <w:adjustRightInd w:val="0"/>
+        <w:spacing w:after="0" w:line="240" w:lineRule="auto"/>
+        <w:rPr>
+          <w:rFonts w:hint="default" w:ascii="Times New Roman" w:hAnsi="Times New Roman"/>
+          <w:color w:val="000000" w:themeColor="text1"/>
+          <w:sz w:val="28"/>
+          <w:szCs w:val="28"/>
+          <w:lang w:val="ru-RU"/>
+          <w14:textFill>
+            <w14:solidFill>
+              <w14:schemeClr w14:val="tx1"/>
+            </w14:solidFill>
+          </w14:textFill>
+        </w:rPr>
+      </w:pPr>
+      <w:r>
+        <w:rPr>
+          <w:rFonts w:hint="default" w:ascii="Times New Roman" w:hAnsi="Times New Roman"/>
+          <w:color w:val="000000" w:themeColor="text1"/>
+          <w:sz w:val="28"/>
+          <w:szCs w:val="28"/>
+          <w:lang w:val="ru-RU"/>
           <w14:textFill>
             <w14:solidFill>
               <w14:schemeClr w14:val="tx1"/>
@@ -184,7 +245,7 @@
           <w:color w:val="000000" w:themeColor="text1"/>
           <w:sz w:val="28"/>
           <w:szCs w:val="28"/>
-          <w:lang w:val="en-US"/>
+          <w:lang w:val="ru-RU"/>
           <w14:textFill>
             <w14:solidFill>
               <w14:schemeClr w14:val="tx1"/>
@@ -192,20 +253,40 @@
           </w14:textFill>
         </w:rPr>
       </w:pPr>
-      <w:r>
+    </w:p>
+    <w:p>
+      <w:pPr>
+        <w:autoSpaceDE w:val="0"/>
+        <w:autoSpaceDN w:val="0"/>
+        <w:adjustRightInd w:val="0"/>
+        <w:spacing w:after="0" w:line="240" w:lineRule="auto"/>
         <w:rPr>
           <w:rFonts w:hint="default" w:ascii="Times New Roman" w:hAnsi="Times New Roman"/>
           <w:color w:val="000000" w:themeColor="text1"/>
           <w:sz w:val="28"/>
           <w:szCs w:val="28"/>
-          <w:lang w:val="en-US"/>
+          <w:lang w:val="ru-RU"/>
           <w14:textFill>
             <w14:solidFill>
               <w14:schemeClr w14:val="tx1"/>
             </w14:solidFill>
           </w14:textFill>
         </w:rPr>
-        <w:t>namespace MusicalApp</w:t>
+      </w:pPr>
+      <w:r>
+        <w:rPr>
+          <w:rFonts w:hint="default" w:ascii="Times New Roman" w:hAnsi="Times New Roman"/>
+          <w:color w:val="000000" w:themeColor="text1"/>
+          <w:sz w:val="28"/>
+          <w:szCs w:val="28"/>
+          <w:lang w:val="ru-RU"/>
+          <w14:textFill>
+            <w14:solidFill>
+              <w14:schemeClr w14:val="tx1"/>
+            </w14:solidFill>
+          </w14:textFill>
+        </w:rPr>
+        <w:t>namespace MusicApp</w:t>
       </w:r>
     </w:p>
     <w:p>
@@ -219,7 +300,7 @@
           <w:color w:val="000000" w:themeColor="text1"/>
           <w:sz w:val="28"/>
           <w:szCs w:val="28"/>
-          <w:lang w:val="en-US"/>
+          <w:lang w:val="ru-RU"/>
           <w14:textFill>
             <w14:solidFill>
               <w14:schemeClr w14:val="tx1"/>
@@ -233,7 +314,7 @@
           <w:color w:val="000000" w:themeColor="text1"/>
           <w:sz w:val="28"/>
           <w:szCs w:val="28"/>
-          <w:lang w:val="en-US"/>
+          <w:lang w:val="ru-RU"/>
           <w14:textFill>
             <w14:solidFill>
               <w14:schemeClr w14:val="tx1"/>
@@ -254,7 +335,7 @@
           <w:color w:val="000000" w:themeColor="text1"/>
           <w:sz w:val="28"/>
           <w:szCs w:val="28"/>
-          <w:lang w:val="en-US"/>
+          <w:lang w:val="ru-RU"/>
           <w14:textFill>
             <w14:solidFill>
               <w14:schemeClr w14:val="tx1"/>
@@ -268,14 +349,14 @@
           <w:color w:val="000000" w:themeColor="text1"/>
           <w:sz w:val="28"/>
           <w:szCs w:val="28"/>
-          <w:lang w:val="en-US"/>
+          <w:lang w:val="ru-RU"/>
           <w14:textFill>
             <w14:solidFill>
               <w14:schemeClr w14:val="tx1"/>
             </w14:solidFill>
           </w14:textFill>
         </w:rPr>
-        <w:t xml:space="preserve">    abstract class MusicalInstrument</w:t>
+        <w:t xml:space="preserve">    class Program</w:t>
       </w:r>
     </w:p>
     <w:p>
@@ -289,7 +370,7 @@
           <w:color w:val="000000" w:themeColor="text1"/>
           <w:sz w:val="28"/>
           <w:szCs w:val="28"/>
-          <w:lang w:val="en-US"/>
+          <w:lang w:val="ru-RU"/>
           <w14:textFill>
             <w14:solidFill>
               <w14:schemeClr w14:val="tx1"/>
@@ -303,7 +384,7 @@
           <w:color w:val="000000" w:themeColor="text1"/>
           <w:sz w:val="28"/>
           <w:szCs w:val="28"/>
-          <w:lang w:val="en-US"/>
+          <w:lang w:val="ru-RU"/>
           <w14:textFill>
             <w14:solidFill>
               <w14:schemeClr w14:val="tx1"/>
@@ -324,7 +405,7 @@
           <w:color w:val="000000" w:themeColor="text1"/>
           <w:sz w:val="28"/>
           <w:szCs w:val="28"/>
-          <w:lang w:val="en-US"/>
+          <w:lang w:val="ru-RU"/>
           <w14:textFill>
             <w14:solidFill>
               <w14:schemeClr w14:val="tx1"/>
@@ -338,14 +419,14 @@
           <w:color w:val="000000" w:themeColor="text1"/>
           <w:sz w:val="28"/>
           <w:szCs w:val="28"/>
-          <w:lang w:val="en-US"/>
+          <w:lang w:val="ru-RU"/>
           <w14:textFill>
             <w14:solidFill>
               <w14:schemeClr w14:val="tx1"/>
             </w14:solidFill>
           </w14:textFill>
         </w:rPr>
-        <w:t xml:space="preserve">        public string Name { get; set; }</w:t>
+        <w:t xml:space="preserve">        static void Main(string[] args)</w:t>
       </w:r>
     </w:p>
     <w:p>
@@ -359,7 +440,252 @@
           <w:color w:val="000000" w:themeColor="text1"/>
           <w:sz w:val="28"/>
           <w:szCs w:val="28"/>
-          <w:lang w:val="en-US"/>
+          <w:lang w:val="ru-RU"/>
+          <w14:textFill>
+            <w14:solidFill>
+              <w14:schemeClr w14:val="tx1"/>
+            </w14:solidFill>
+          </w14:textFill>
+        </w:rPr>
+      </w:pPr>
+      <w:r>
+        <w:rPr>
+          <w:rFonts w:hint="default" w:ascii="Times New Roman" w:hAnsi="Times New Roman"/>
+          <w:color w:val="000000" w:themeColor="text1"/>
+          <w:sz w:val="28"/>
+          <w:szCs w:val="28"/>
+          <w:lang w:val="ru-RU"/>
+          <w14:textFill>
+            <w14:solidFill>
+              <w14:schemeClr w14:val="tx1"/>
+            </w14:solidFill>
+          </w14:textFill>
+        </w:rPr>
+        <w:t xml:space="preserve">        {</w:t>
+      </w:r>
+    </w:p>
+    <w:p>
+      <w:pPr>
+        <w:autoSpaceDE w:val="0"/>
+        <w:autoSpaceDN w:val="0"/>
+        <w:adjustRightInd w:val="0"/>
+        <w:spacing w:after="0" w:line="240" w:lineRule="auto"/>
+        <w:rPr>
+          <w:rFonts w:hint="default" w:ascii="Times New Roman" w:hAnsi="Times New Roman"/>
+          <w:color w:val="000000" w:themeColor="text1"/>
+          <w:sz w:val="28"/>
+          <w:szCs w:val="28"/>
+          <w:lang w:val="ru-RU"/>
+          <w14:textFill>
+            <w14:solidFill>
+              <w14:schemeClr w14:val="tx1"/>
+            </w14:solidFill>
+          </w14:textFill>
+        </w:rPr>
+      </w:pPr>
+      <w:r>
+        <w:rPr>
+          <w:rFonts w:hint="default" w:ascii="Times New Roman" w:hAnsi="Times New Roman"/>
+          <w:color w:val="000000" w:themeColor="text1"/>
+          <w:sz w:val="28"/>
+          <w:szCs w:val="28"/>
+          <w:lang w:val="ru-RU"/>
+          <w14:textFill>
+            <w14:solidFill>
+              <w14:schemeClr w14:val="tx1"/>
+            </w14:solidFill>
+          </w14:textFill>
+        </w:rPr>
+        <w:t xml:space="preserve">            MusicalInstrument[] orchestra = new MusicalInstrument[]</w:t>
+      </w:r>
+    </w:p>
+    <w:p>
+      <w:pPr>
+        <w:autoSpaceDE w:val="0"/>
+        <w:autoSpaceDN w:val="0"/>
+        <w:adjustRightInd w:val="0"/>
+        <w:spacing w:after="0" w:line="240" w:lineRule="auto"/>
+        <w:rPr>
+          <w:rFonts w:hint="default" w:ascii="Times New Roman" w:hAnsi="Times New Roman"/>
+          <w:color w:val="000000" w:themeColor="text1"/>
+          <w:sz w:val="28"/>
+          <w:szCs w:val="28"/>
+          <w:lang w:val="ru-RU"/>
+          <w14:textFill>
+            <w14:solidFill>
+              <w14:schemeClr w14:val="tx1"/>
+            </w14:solidFill>
+          </w14:textFill>
+        </w:rPr>
+      </w:pPr>
+      <w:r>
+        <w:rPr>
+          <w:rFonts w:hint="default" w:ascii="Times New Roman" w:hAnsi="Times New Roman"/>
+          <w:color w:val="000000" w:themeColor="text1"/>
+          <w:sz w:val="28"/>
+          <w:szCs w:val="28"/>
+          <w:lang w:val="ru-RU"/>
+          <w14:textFill>
+            <w14:solidFill>
+              <w14:schemeClr w14:val="tx1"/>
+            </w14:solidFill>
+          </w14:textFill>
+        </w:rPr>
+        <w:t xml:space="preserve">            {</w:t>
+      </w:r>
+    </w:p>
+    <w:p>
+      <w:pPr>
+        <w:autoSpaceDE w:val="0"/>
+        <w:autoSpaceDN w:val="0"/>
+        <w:adjustRightInd w:val="0"/>
+        <w:spacing w:after="0" w:line="240" w:lineRule="auto"/>
+        <w:rPr>
+          <w:rFonts w:hint="default" w:ascii="Times New Roman" w:hAnsi="Times New Roman"/>
+          <w:color w:val="000000" w:themeColor="text1"/>
+          <w:sz w:val="28"/>
+          <w:szCs w:val="28"/>
+          <w:lang w:val="ru-RU"/>
+          <w14:textFill>
+            <w14:solidFill>
+              <w14:schemeClr w14:val="tx1"/>
+            </w14:solidFill>
+          </w14:textFill>
+        </w:rPr>
+      </w:pPr>
+      <w:r>
+        <w:rPr>
+          <w:rFonts w:hint="default" w:ascii="Times New Roman" w:hAnsi="Times New Roman"/>
+          <w:color w:val="000000" w:themeColor="text1"/>
+          <w:sz w:val="28"/>
+          <w:szCs w:val="28"/>
+          <w:lang w:val="ru-RU"/>
+          <w14:textFill>
+            <w14:solidFill>
+              <w14:schemeClr w14:val="tx1"/>
+            </w14:solidFill>
+          </w14:textFill>
+        </w:rPr>
+        <w:t xml:space="preserve">                new Guitar(),</w:t>
+      </w:r>
+    </w:p>
+    <w:p>
+      <w:pPr>
+        <w:autoSpaceDE w:val="0"/>
+        <w:autoSpaceDN w:val="0"/>
+        <w:adjustRightInd w:val="0"/>
+        <w:spacing w:after="0" w:line="240" w:lineRule="auto"/>
+        <w:rPr>
+          <w:rFonts w:hint="default" w:ascii="Times New Roman" w:hAnsi="Times New Roman"/>
+          <w:color w:val="000000" w:themeColor="text1"/>
+          <w:sz w:val="28"/>
+          <w:szCs w:val="28"/>
+          <w:lang w:val="ru-RU"/>
+          <w14:textFill>
+            <w14:solidFill>
+              <w14:schemeClr w14:val="tx1"/>
+            </w14:solidFill>
+          </w14:textFill>
+        </w:rPr>
+      </w:pPr>
+      <w:r>
+        <w:rPr>
+          <w:rFonts w:hint="default" w:ascii="Times New Roman" w:hAnsi="Times New Roman"/>
+          <w:color w:val="000000" w:themeColor="text1"/>
+          <w:sz w:val="28"/>
+          <w:szCs w:val="28"/>
+          <w:lang w:val="ru-RU"/>
+          <w14:textFill>
+            <w14:solidFill>
+              <w14:schemeClr w14:val="tx1"/>
+            </w14:solidFill>
+          </w14:textFill>
+        </w:rPr>
+        <w:t xml:space="preserve">                new Piano(),</w:t>
+      </w:r>
+    </w:p>
+    <w:p>
+      <w:pPr>
+        <w:autoSpaceDE w:val="0"/>
+        <w:autoSpaceDN w:val="0"/>
+        <w:adjustRightInd w:val="0"/>
+        <w:spacing w:after="0" w:line="240" w:lineRule="auto"/>
+        <w:rPr>
+          <w:rFonts w:hint="default" w:ascii="Times New Roman" w:hAnsi="Times New Roman"/>
+          <w:color w:val="000000" w:themeColor="text1"/>
+          <w:sz w:val="28"/>
+          <w:szCs w:val="28"/>
+          <w:lang w:val="ru-RU"/>
+          <w14:textFill>
+            <w14:solidFill>
+              <w14:schemeClr w14:val="tx1"/>
+            </w14:solidFill>
+          </w14:textFill>
+        </w:rPr>
+      </w:pPr>
+      <w:r>
+        <w:rPr>
+          <w:rFonts w:hint="default" w:ascii="Times New Roman" w:hAnsi="Times New Roman"/>
+          <w:color w:val="000000" w:themeColor="text1"/>
+          <w:sz w:val="28"/>
+          <w:szCs w:val="28"/>
+          <w:lang w:val="ru-RU"/>
+          <w14:textFill>
+            <w14:solidFill>
+              <w14:schemeClr w14:val="tx1"/>
+            </w14:solidFill>
+          </w14:textFill>
+        </w:rPr>
+        <w:t xml:space="preserve">                new Drum()</w:t>
+      </w:r>
+    </w:p>
+    <w:p>
+      <w:pPr>
+        <w:autoSpaceDE w:val="0"/>
+        <w:autoSpaceDN w:val="0"/>
+        <w:adjustRightInd w:val="0"/>
+        <w:spacing w:after="0" w:line="240" w:lineRule="auto"/>
+        <w:rPr>
+          <w:rFonts w:hint="default" w:ascii="Times New Roman" w:hAnsi="Times New Roman"/>
+          <w:color w:val="000000" w:themeColor="text1"/>
+          <w:sz w:val="28"/>
+          <w:szCs w:val="28"/>
+          <w:lang w:val="ru-RU"/>
+          <w14:textFill>
+            <w14:solidFill>
+              <w14:schemeClr w14:val="tx1"/>
+            </w14:solidFill>
+          </w14:textFill>
+        </w:rPr>
+      </w:pPr>
+      <w:r>
+        <w:rPr>
+          <w:rFonts w:hint="default" w:ascii="Times New Roman" w:hAnsi="Times New Roman"/>
+          <w:color w:val="000000" w:themeColor="text1"/>
+          <w:sz w:val="28"/>
+          <w:szCs w:val="28"/>
+          <w:lang w:val="ru-RU"/>
+          <w14:textFill>
+            <w14:solidFill>
+              <w14:schemeClr w14:val="tx1"/>
+            </w14:solidFill>
+          </w14:textFill>
+        </w:rPr>
+        <w:t xml:space="preserve">            };</w:t>
+      </w:r>
+    </w:p>
+    <w:p>
+      <w:pPr>
+        <w:autoSpaceDE w:val="0"/>
+        <w:autoSpaceDN w:val="0"/>
+        <w:adjustRightInd w:val="0"/>
+        <w:spacing w:after="0" w:line="240" w:lineRule="auto"/>
+        <w:rPr>
+          <w:rFonts w:hint="default" w:ascii="Times New Roman" w:hAnsi="Times New Roman"/>
+          <w:color w:val="000000" w:themeColor="text1"/>
+          <w:sz w:val="28"/>
+          <w:szCs w:val="28"/>
+          <w:lang w:val="ru-RU"/>
           <w14:textFill>
             <w14:solidFill>
               <w14:schemeClr w14:val="tx1"/>
@@ -379,6 +705,396 @@
           <w:color w:val="000000" w:themeColor="text1"/>
           <w:sz w:val="28"/>
           <w:szCs w:val="28"/>
+          <w:lang w:val="ru-RU"/>
+          <w14:textFill>
+            <w14:solidFill>
+              <w14:schemeClr w14:val="tx1"/>
+            </w14:solidFill>
+          </w14:textFill>
+        </w:rPr>
+      </w:pPr>
+      <w:r>
+        <w:rPr>
+          <w:rFonts w:hint="default" w:ascii="Times New Roman" w:hAnsi="Times New Roman"/>
+          <w:color w:val="000000" w:themeColor="text1"/>
+          <w:sz w:val="28"/>
+          <w:szCs w:val="28"/>
+          <w:lang w:val="ru-RU"/>
+          <w14:textFill>
+            <w14:solidFill>
+              <w14:schemeClr w14:val="tx1"/>
+            </w14:solidFill>
+          </w14:textFill>
+        </w:rPr>
+        <w:t xml:space="preserve">            Console.WriteLine("Репетиция оркестра");</w:t>
+      </w:r>
+    </w:p>
+    <w:p>
+      <w:pPr>
+        <w:autoSpaceDE w:val="0"/>
+        <w:autoSpaceDN w:val="0"/>
+        <w:adjustRightInd w:val="0"/>
+        <w:spacing w:after="0" w:line="240" w:lineRule="auto"/>
+        <w:rPr>
+          <w:rFonts w:hint="default" w:ascii="Times New Roman" w:hAnsi="Times New Roman"/>
+          <w:color w:val="000000" w:themeColor="text1"/>
+          <w:sz w:val="28"/>
+          <w:szCs w:val="28"/>
+          <w:lang w:val="ru-RU"/>
+          <w14:textFill>
+            <w14:solidFill>
+              <w14:schemeClr w14:val="tx1"/>
+            </w14:solidFill>
+          </w14:textFill>
+        </w:rPr>
+      </w:pPr>
+    </w:p>
+    <w:p>
+      <w:pPr>
+        <w:autoSpaceDE w:val="0"/>
+        <w:autoSpaceDN w:val="0"/>
+        <w:adjustRightInd w:val="0"/>
+        <w:spacing w:after="0" w:line="240" w:lineRule="auto"/>
+        <w:rPr>
+          <w:rFonts w:hint="default" w:ascii="Times New Roman" w:hAnsi="Times New Roman"/>
+          <w:color w:val="000000" w:themeColor="text1"/>
+          <w:sz w:val="28"/>
+          <w:szCs w:val="28"/>
+          <w:lang w:val="ru-RU"/>
+          <w14:textFill>
+            <w14:solidFill>
+              <w14:schemeClr w14:val="tx1"/>
+            </w14:solidFill>
+          </w14:textFill>
+        </w:rPr>
+      </w:pPr>
+      <w:r>
+        <w:rPr>
+          <w:rFonts w:hint="default" w:ascii="Times New Roman" w:hAnsi="Times New Roman"/>
+          <w:color w:val="000000" w:themeColor="text1"/>
+          <w:sz w:val="28"/>
+          <w:szCs w:val="28"/>
+          <w:lang w:val="ru-RU"/>
+          <w14:textFill>
+            <w14:solidFill>
+              <w14:schemeClr w14:val="tx1"/>
+            </w14:solidFill>
+          </w14:textFill>
+        </w:rPr>
+        <w:t xml:space="preserve">            foreach (var instrument in orchestra)</w:t>
+      </w:r>
+    </w:p>
+    <w:p>
+      <w:pPr>
+        <w:autoSpaceDE w:val="0"/>
+        <w:autoSpaceDN w:val="0"/>
+        <w:adjustRightInd w:val="0"/>
+        <w:spacing w:after="0" w:line="240" w:lineRule="auto"/>
+        <w:rPr>
+          <w:rFonts w:hint="default" w:ascii="Times New Roman" w:hAnsi="Times New Roman"/>
+          <w:color w:val="000000" w:themeColor="text1"/>
+          <w:sz w:val="28"/>
+          <w:szCs w:val="28"/>
+          <w:lang w:val="ru-RU"/>
+          <w14:textFill>
+            <w14:solidFill>
+              <w14:schemeClr w14:val="tx1"/>
+            </w14:solidFill>
+          </w14:textFill>
+        </w:rPr>
+      </w:pPr>
+      <w:r>
+        <w:rPr>
+          <w:rFonts w:hint="default" w:ascii="Times New Roman" w:hAnsi="Times New Roman"/>
+          <w:color w:val="000000" w:themeColor="text1"/>
+          <w:sz w:val="28"/>
+          <w:szCs w:val="28"/>
+          <w:lang w:val="ru-RU"/>
+          <w14:textFill>
+            <w14:solidFill>
+              <w14:schemeClr w14:val="tx1"/>
+            </w14:solidFill>
+          </w14:textFill>
+        </w:rPr>
+        <w:t xml:space="preserve">            {</w:t>
+      </w:r>
+    </w:p>
+    <w:p>
+      <w:pPr>
+        <w:autoSpaceDE w:val="0"/>
+        <w:autoSpaceDN w:val="0"/>
+        <w:adjustRightInd w:val="0"/>
+        <w:spacing w:after="0" w:line="240" w:lineRule="auto"/>
+        <w:rPr>
+          <w:rFonts w:hint="default" w:ascii="Times New Roman" w:hAnsi="Times New Roman"/>
+          <w:color w:val="000000" w:themeColor="text1"/>
+          <w:sz w:val="28"/>
+          <w:szCs w:val="28"/>
+          <w:lang w:val="ru-RU"/>
+          <w14:textFill>
+            <w14:solidFill>
+              <w14:schemeClr w14:val="tx1"/>
+            </w14:solidFill>
+          </w14:textFill>
+        </w:rPr>
+      </w:pPr>
+      <w:r>
+        <w:rPr>
+          <w:rFonts w:hint="default" w:ascii="Times New Roman" w:hAnsi="Times New Roman"/>
+          <w:color w:val="000000" w:themeColor="text1"/>
+          <w:sz w:val="28"/>
+          <w:szCs w:val="28"/>
+          <w:lang w:val="ru-RU"/>
+          <w14:textFill>
+            <w14:solidFill>
+              <w14:schemeClr w14:val="tx1"/>
+            </w14:solidFill>
+          </w14:textFill>
+        </w:rPr>
+        <w:t xml:space="preserve">                instrument.PlaySound();</w:t>
+      </w:r>
+    </w:p>
+    <w:p>
+      <w:pPr>
+        <w:autoSpaceDE w:val="0"/>
+        <w:autoSpaceDN w:val="0"/>
+        <w:adjustRightInd w:val="0"/>
+        <w:spacing w:after="0" w:line="240" w:lineRule="auto"/>
+        <w:rPr>
+          <w:rFonts w:hint="default" w:ascii="Times New Roman" w:hAnsi="Times New Roman"/>
+          <w:color w:val="000000" w:themeColor="text1"/>
+          <w:sz w:val="28"/>
+          <w:szCs w:val="28"/>
+          <w:lang w:val="ru-RU"/>
+          <w14:textFill>
+            <w14:solidFill>
+              <w14:schemeClr w14:val="tx1"/>
+            </w14:solidFill>
+          </w14:textFill>
+        </w:rPr>
+      </w:pPr>
+      <w:r>
+        <w:rPr>
+          <w:rFonts w:hint="default" w:ascii="Times New Roman" w:hAnsi="Times New Roman"/>
+          <w:color w:val="000000" w:themeColor="text1"/>
+          <w:sz w:val="28"/>
+          <w:szCs w:val="28"/>
+          <w:lang w:val="ru-RU"/>
+          <w14:textFill>
+            <w14:solidFill>
+              <w14:schemeClr w14:val="tx1"/>
+            </w14:solidFill>
+          </w14:textFill>
+        </w:rPr>
+        <w:t xml:space="preserve">            }</w:t>
+      </w:r>
+    </w:p>
+    <w:p>
+      <w:pPr>
+        <w:autoSpaceDE w:val="0"/>
+        <w:autoSpaceDN w:val="0"/>
+        <w:adjustRightInd w:val="0"/>
+        <w:spacing w:after="0" w:line="240" w:lineRule="auto"/>
+        <w:rPr>
+          <w:rFonts w:hint="default" w:ascii="Times New Roman" w:hAnsi="Times New Roman"/>
+          <w:color w:val="000000" w:themeColor="text1"/>
+          <w:sz w:val="28"/>
+          <w:szCs w:val="28"/>
+          <w:lang w:val="ru-RU"/>
+          <w14:textFill>
+            <w14:solidFill>
+              <w14:schemeClr w14:val="tx1"/>
+            </w14:solidFill>
+          </w14:textFill>
+        </w:rPr>
+      </w:pPr>
+    </w:p>
+    <w:p>
+      <w:pPr>
+        <w:autoSpaceDE w:val="0"/>
+        <w:autoSpaceDN w:val="0"/>
+        <w:adjustRightInd w:val="0"/>
+        <w:spacing w:after="0" w:line="240" w:lineRule="auto"/>
+        <w:rPr>
+          <w:rFonts w:hint="default" w:ascii="Times New Roman" w:hAnsi="Times New Roman"/>
+          <w:color w:val="000000" w:themeColor="text1"/>
+          <w:sz w:val="28"/>
+          <w:szCs w:val="28"/>
+          <w:lang w:val="ru-RU"/>
+          <w14:textFill>
+            <w14:solidFill>
+              <w14:schemeClr w14:val="tx1"/>
+            </w14:solidFill>
+          </w14:textFill>
+        </w:rPr>
+      </w:pPr>
+      <w:r>
+        <w:rPr>
+          <w:rFonts w:hint="default" w:ascii="Times New Roman" w:hAnsi="Times New Roman"/>
+          <w:color w:val="000000" w:themeColor="text1"/>
+          <w:sz w:val="28"/>
+          <w:szCs w:val="28"/>
+          <w:lang w:val="ru-RU"/>
+          <w14:textFill>
+            <w14:solidFill>
+              <w14:schemeClr w14:val="tx1"/>
+            </w14:solidFill>
+          </w14:textFill>
+        </w:rPr>
+        <w:t xml:space="preserve">            Console.WriteLine("Нажмите любую клавишу для выхода");</w:t>
+      </w:r>
+    </w:p>
+    <w:p>
+      <w:pPr>
+        <w:autoSpaceDE w:val="0"/>
+        <w:autoSpaceDN w:val="0"/>
+        <w:adjustRightInd w:val="0"/>
+        <w:spacing w:after="0" w:line="240" w:lineRule="auto"/>
+        <w:rPr>
+          <w:rFonts w:hint="default" w:ascii="Times New Roman" w:hAnsi="Times New Roman"/>
+          <w:color w:val="000000" w:themeColor="text1"/>
+          <w:sz w:val="28"/>
+          <w:szCs w:val="28"/>
+          <w:lang w:val="ru-RU"/>
+          <w14:textFill>
+            <w14:solidFill>
+              <w14:schemeClr w14:val="tx1"/>
+            </w14:solidFill>
+          </w14:textFill>
+        </w:rPr>
+      </w:pPr>
+      <w:r>
+        <w:rPr>
+          <w:rFonts w:hint="default" w:ascii="Times New Roman" w:hAnsi="Times New Roman"/>
+          <w:color w:val="000000" w:themeColor="text1"/>
+          <w:sz w:val="28"/>
+          <w:szCs w:val="28"/>
+          <w:lang w:val="ru-RU"/>
+          <w14:textFill>
+            <w14:solidFill>
+              <w14:schemeClr w14:val="tx1"/>
+            </w14:solidFill>
+          </w14:textFill>
+        </w:rPr>
+        <w:t xml:space="preserve">            Console.ReadKey();</w:t>
+      </w:r>
+    </w:p>
+    <w:p>
+      <w:pPr>
+        <w:autoSpaceDE w:val="0"/>
+        <w:autoSpaceDN w:val="0"/>
+        <w:adjustRightInd w:val="0"/>
+        <w:spacing w:after="0" w:line="240" w:lineRule="auto"/>
+        <w:rPr>
+          <w:rFonts w:hint="default" w:ascii="Times New Roman" w:hAnsi="Times New Roman"/>
+          <w:color w:val="000000" w:themeColor="text1"/>
+          <w:sz w:val="28"/>
+          <w:szCs w:val="28"/>
+          <w:lang w:val="ru-RU"/>
+          <w14:textFill>
+            <w14:solidFill>
+              <w14:schemeClr w14:val="tx1"/>
+            </w14:solidFill>
+          </w14:textFill>
+        </w:rPr>
+      </w:pPr>
+      <w:r>
+        <w:rPr>
+          <w:rFonts w:hint="default" w:ascii="Times New Roman" w:hAnsi="Times New Roman"/>
+          <w:color w:val="000000" w:themeColor="text1"/>
+          <w:sz w:val="28"/>
+          <w:szCs w:val="28"/>
+          <w:lang w:val="ru-RU"/>
+          <w14:textFill>
+            <w14:solidFill>
+              <w14:schemeClr w14:val="tx1"/>
+            </w14:solidFill>
+          </w14:textFill>
+        </w:rPr>
+        <w:t xml:space="preserve">        }</w:t>
+      </w:r>
+    </w:p>
+    <w:p>
+      <w:pPr>
+        <w:autoSpaceDE w:val="0"/>
+        <w:autoSpaceDN w:val="0"/>
+        <w:adjustRightInd w:val="0"/>
+        <w:spacing w:after="0" w:line="240" w:lineRule="auto"/>
+        <w:rPr>
+          <w:rFonts w:hint="default" w:ascii="Times New Roman" w:hAnsi="Times New Roman"/>
+          <w:color w:val="000000" w:themeColor="text1"/>
+          <w:sz w:val="28"/>
+          <w:szCs w:val="28"/>
+          <w:lang w:val="ru-RU"/>
+          <w14:textFill>
+            <w14:solidFill>
+              <w14:schemeClr w14:val="tx1"/>
+            </w14:solidFill>
+          </w14:textFill>
+        </w:rPr>
+      </w:pPr>
+      <w:r>
+        <w:rPr>
+          <w:rFonts w:hint="default" w:ascii="Times New Roman" w:hAnsi="Times New Roman"/>
+          <w:color w:val="000000" w:themeColor="text1"/>
+          <w:sz w:val="28"/>
+          <w:szCs w:val="28"/>
+          <w:lang w:val="ru-RU"/>
+          <w14:textFill>
+            <w14:solidFill>
+              <w14:schemeClr w14:val="tx1"/>
+            </w14:solidFill>
+          </w14:textFill>
+        </w:rPr>
+        <w:t xml:space="preserve">    }</w:t>
+      </w:r>
+    </w:p>
+    <w:p>
+      <w:pPr>
+        <w:autoSpaceDE w:val="0"/>
+        <w:autoSpaceDN w:val="0"/>
+        <w:adjustRightInd w:val="0"/>
+        <w:spacing w:after="0" w:line="240" w:lineRule="auto"/>
+        <w:rPr>
+          <w:rFonts w:hint="default" w:ascii="Times New Roman" w:hAnsi="Times New Roman"/>
+          <w:color w:val="000000" w:themeColor="text1"/>
+          <w:sz w:val="28"/>
+          <w:szCs w:val="28"/>
+          <w:lang w:val="ru-RU"/>
+          <w14:textFill>
+            <w14:solidFill>
+              <w14:schemeClr w14:val="tx1"/>
+            </w14:solidFill>
+          </w14:textFill>
+        </w:rPr>
+      </w:pPr>
+      <w:r>
+        <w:rPr>
+          <w:rFonts w:hint="default" w:ascii="Times New Roman" w:hAnsi="Times New Roman"/>
+          <w:color w:val="000000" w:themeColor="text1"/>
+          <w:sz w:val="28"/>
+          <w:szCs w:val="28"/>
+          <w:lang w:val="ru-RU"/>
+          <w14:textFill>
+            <w14:solidFill>
+              <w14:schemeClr w14:val="tx1"/>
+            </w14:solidFill>
+          </w14:textFill>
+        </w:rPr>
+        <w:t>}</w:t>
+      </w:r>
+    </w:p>
+    <w:p>
+      <w:pPr>
+        <w:autoSpaceDE w:val="0"/>
+        <w:autoSpaceDN w:val="0"/>
+        <w:adjustRightInd w:val="0"/>
+        <w:spacing w:after="0" w:line="240" w:lineRule="auto"/>
+        <w:rPr>
+          <w:rFonts w:hint="default" w:ascii="Times New Roman" w:hAnsi="Times New Roman"/>
+          <w:color w:val="000000" w:themeColor="text1"/>
+          <w:sz w:val="28"/>
+          <w:szCs w:val="28"/>
           <w:lang w:val="en-US"/>
           <w14:textFill>
             <w14:solidFill>
@@ -387,7 +1103,13 @@
           </w14:textFill>
         </w:rPr>
       </w:pPr>
-      <w:r>
+    </w:p>
+    <w:p>
+      <w:pPr>
+        <w:autoSpaceDE w:val="0"/>
+        <w:autoSpaceDN w:val="0"/>
+        <w:adjustRightInd w:val="0"/>
+        <w:spacing w:after="0" w:line="240" w:lineRule="auto"/>
         <w:rPr>
           <w:rFonts w:hint="default" w:ascii="Times New Roman" w:hAnsi="Times New Roman"/>
           <w:color w:val="000000" w:themeColor="text1"/>
@@ -399,6 +1121,325 @@
               <w14:schemeClr w14:val="tx1"/>
             </w14:solidFill>
           </w14:textFill>
+        </w:rPr>
+      </w:pPr>
+    </w:p>
+    <w:p>
+      <w:pPr>
+        <w:autoSpaceDE w:val="0"/>
+        <w:autoSpaceDN w:val="0"/>
+        <w:adjustRightInd w:val="0"/>
+        <w:spacing w:after="0" w:line="240" w:lineRule="auto"/>
+        <w:rPr>
+          <w:rFonts w:hint="default" w:ascii="Times New Roman" w:hAnsi="Times New Roman"/>
+          <w:color w:val="000000" w:themeColor="text1"/>
+          <w:sz w:val="28"/>
+          <w:szCs w:val="28"/>
+          <w:lang w:val="en-US"/>
+          <w14:textFill>
+            <w14:solidFill>
+              <w14:schemeClr w14:val="tx1"/>
+            </w14:solidFill>
+          </w14:textFill>
+        </w:rPr>
+      </w:pPr>
+    </w:p>
+    <w:p>
+      <w:pPr>
+        <w:autoSpaceDE w:val="0"/>
+        <w:autoSpaceDN w:val="0"/>
+        <w:adjustRightInd w:val="0"/>
+        <w:spacing w:after="0" w:line="240" w:lineRule="auto"/>
+        <w:rPr>
+          <w:rFonts w:hint="default" w:ascii="Times New Roman" w:hAnsi="Times New Roman"/>
+          <w:color w:val="000000" w:themeColor="text1"/>
+          <w:sz w:val="28"/>
+          <w:szCs w:val="28"/>
+          <w:lang w:val="en-US"/>
+          <w14:textFill>
+            <w14:solidFill>
+              <w14:schemeClr w14:val="tx1"/>
+            </w14:solidFill>
+          </w14:textFill>
+        </w:rPr>
+      </w:pPr>
+    </w:p>
+    <w:p>
+      <w:pPr>
+        <w:autoSpaceDE w:val="0"/>
+        <w:autoSpaceDN w:val="0"/>
+        <w:adjustRightInd w:val="0"/>
+        <w:spacing w:after="0" w:line="240" w:lineRule="auto"/>
+        <w:rPr>
+          <w:rFonts w:hint="default" w:ascii="Times New Roman" w:hAnsi="Times New Roman"/>
+          <w:color w:val="000000" w:themeColor="text1"/>
+          <w:sz w:val="28"/>
+          <w:szCs w:val="28"/>
+          <w:lang w:val="en-US"/>
+          <w14:textFill>
+            <w14:solidFill>
+              <w14:schemeClr w14:val="tx1"/>
+            </w14:solidFill>
+          </w14:textFill>
+        </w:rPr>
+      </w:pPr>
+    </w:p>
+    <w:p>
+      <w:pPr>
+        <w:autoSpaceDE w:val="0"/>
+        <w:autoSpaceDN w:val="0"/>
+        <w:adjustRightInd w:val="0"/>
+        <w:spacing w:after="0" w:line="240" w:lineRule="auto"/>
+        <w:rPr>
+          <w:rFonts w:hint="default" w:ascii="Times New Roman" w:hAnsi="Times New Roman"/>
+          <w:color w:val="000000" w:themeColor="text1"/>
+          <w:sz w:val="28"/>
+          <w:szCs w:val="28"/>
+          <w:lang w:val="en-US"/>
+          <w14:textFill>
+            <w14:solidFill>
+              <w14:schemeClr w14:val="tx1"/>
+            </w14:solidFill>
+          </w14:textFill>
+        </w:rPr>
+      </w:pPr>
+    </w:p>
+    <w:p>
+      <w:pPr>
+        <w:autoSpaceDE w:val="0"/>
+        <w:autoSpaceDN w:val="0"/>
+        <w:adjustRightInd w:val="0"/>
+        <w:spacing w:after="0" w:line="240" w:lineRule="auto"/>
+        <w:rPr>
+          <w:rFonts w:hint="default" w:ascii="Times New Roman" w:hAnsi="Times New Roman"/>
+          <w:color w:val="000000" w:themeColor="text1"/>
+          <w:sz w:val="28"/>
+          <w:szCs w:val="28"/>
+          <w:lang w:val="en-US"/>
+          <w14:textFill>
+            <w14:solidFill>
+              <w14:schemeClr w14:val="tx1"/>
+            </w14:solidFill>
+          </w14:textFill>
+        </w:rPr>
+      </w:pPr>
+    </w:p>
+    <w:p>
+      <w:pPr>
+        <w:autoSpaceDE w:val="0"/>
+        <w:autoSpaceDN w:val="0"/>
+        <w:adjustRightInd w:val="0"/>
+        <w:spacing w:after="0" w:line="240" w:lineRule="auto"/>
+        <w:rPr>
+          <w:rFonts w:hint="default" w:ascii="Times New Roman" w:hAnsi="Times New Roman" w:eastAsia="SimSun" w:cs="Times New Roman"/>
+          <w:sz w:val="28"/>
+          <w:szCs w:val="28"/>
+          <w:lang w:val="ru-RU"/>
+        </w:rPr>
+      </w:pPr>
+      <w:r>
+        <w:rPr>
+          <w:rFonts w:hint="default" w:ascii="Times New Roman" w:hAnsi="Times New Roman" w:eastAsia="SimSun" w:cs="Times New Roman"/>
+          <w:sz w:val="28"/>
+          <w:szCs w:val="28"/>
+        </w:rPr>
+        <w:t>MusicalInstrument.cs</w:t>
+      </w:r>
+      <w:r>
+        <w:rPr>
+          <w:rFonts w:hint="default" w:ascii="Times New Roman" w:hAnsi="Times New Roman" w:eastAsia="SimSun" w:cs="Times New Roman"/>
+          <w:sz w:val="28"/>
+          <w:szCs w:val="28"/>
+          <w:lang w:val="en-US"/>
+        </w:rPr>
+        <w:t>:</w:t>
+      </w:r>
+    </w:p>
+    <w:p>
+      <w:pPr>
+        <w:autoSpaceDE w:val="0"/>
+        <w:autoSpaceDN w:val="0"/>
+        <w:adjustRightInd w:val="0"/>
+        <w:spacing w:after="0" w:line="240" w:lineRule="auto"/>
+        <w:rPr>
+          <w:rFonts w:hint="default" w:ascii="Times New Roman" w:hAnsi="Times New Roman" w:eastAsia="SimSun"/>
+          <w:sz w:val="28"/>
+          <w:szCs w:val="28"/>
+          <w:lang w:val="en-US"/>
+        </w:rPr>
+      </w:pPr>
+      <w:r>
+        <w:rPr>
+          <w:rFonts w:hint="default" w:ascii="Times New Roman" w:hAnsi="Times New Roman" w:eastAsia="SimSun"/>
+          <w:sz w:val="28"/>
+          <w:szCs w:val="28"/>
+          <w:lang w:val="en-US"/>
+        </w:rPr>
+        <w:t>using System;</w:t>
+      </w:r>
+    </w:p>
+    <w:p>
+      <w:pPr>
+        <w:autoSpaceDE w:val="0"/>
+        <w:autoSpaceDN w:val="0"/>
+        <w:adjustRightInd w:val="0"/>
+        <w:spacing w:after="0" w:line="240" w:lineRule="auto"/>
+        <w:rPr>
+          <w:rFonts w:hint="default" w:ascii="Times New Roman" w:hAnsi="Times New Roman" w:eastAsia="SimSun"/>
+          <w:sz w:val="28"/>
+          <w:szCs w:val="28"/>
+          <w:lang w:val="en-US"/>
+        </w:rPr>
+      </w:pPr>
+    </w:p>
+    <w:p>
+      <w:pPr>
+        <w:autoSpaceDE w:val="0"/>
+        <w:autoSpaceDN w:val="0"/>
+        <w:adjustRightInd w:val="0"/>
+        <w:spacing w:after="0" w:line="240" w:lineRule="auto"/>
+        <w:rPr>
+          <w:rFonts w:hint="default" w:ascii="Times New Roman" w:hAnsi="Times New Roman" w:eastAsia="SimSun"/>
+          <w:sz w:val="28"/>
+          <w:szCs w:val="28"/>
+          <w:lang w:val="en-US"/>
+        </w:rPr>
+      </w:pPr>
+      <w:r>
+        <w:rPr>
+          <w:rFonts w:hint="default" w:ascii="Times New Roman" w:hAnsi="Times New Roman" w:eastAsia="SimSun"/>
+          <w:sz w:val="28"/>
+          <w:szCs w:val="28"/>
+          <w:lang w:val="en-US"/>
+        </w:rPr>
+        <w:t>namespace MusicApp</w:t>
+      </w:r>
+    </w:p>
+    <w:p>
+      <w:pPr>
+        <w:autoSpaceDE w:val="0"/>
+        <w:autoSpaceDN w:val="0"/>
+        <w:adjustRightInd w:val="0"/>
+        <w:spacing w:after="0" w:line="240" w:lineRule="auto"/>
+        <w:rPr>
+          <w:rFonts w:hint="default" w:ascii="Times New Roman" w:hAnsi="Times New Roman" w:eastAsia="SimSun"/>
+          <w:sz w:val="28"/>
+          <w:szCs w:val="28"/>
+          <w:lang w:val="en-US"/>
+        </w:rPr>
+      </w:pPr>
+      <w:r>
+        <w:rPr>
+          <w:rFonts w:hint="default" w:ascii="Times New Roman" w:hAnsi="Times New Roman" w:eastAsia="SimSun"/>
+          <w:sz w:val="28"/>
+          <w:szCs w:val="28"/>
+          <w:lang w:val="en-US"/>
+        </w:rPr>
+        <w:t>{</w:t>
+      </w:r>
+    </w:p>
+    <w:p>
+      <w:pPr>
+        <w:autoSpaceDE w:val="0"/>
+        <w:autoSpaceDN w:val="0"/>
+        <w:adjustRightInd w:val="0"/>
+        <w:spacing w:after="0" w:line="240" w:lineRule="auto"/>
+        <w:rPr>
+          <w:rFonts w:hint="default" w:ascii="Times New Roman" w:hAnsi="Times New Roman" w:eastAsia="SimSun"/>
+          <w:sz w:val="28"/>
+          <w:szCs w:val="28"/>
+          <w:lang w:val="en-US"/>
+        </w:rPr>
+      </w:pPr>
+      <w:r>
+        <w:rPr>
+          <w:rFonts w:hint="default" w:ascii="Times New Roman" w:hAnsi="Times New Roman" w:eastAsia="SimSun"/>
+          <w:sz w:val="28"/>
+          <w:szCs w:val="28"/>
+          <w:lang w:val="en-US"/>
+        </w:rPr>
+        <w:t xml:space="preserve">    public abstract class MusicalInstrument</w:t>
+      </w:r>
+    </w:p>
+    <w:p>
+      <w:pPr>
+        <w:autoSpaceDE w:val="0"/>
+        <w:autoSpaceDN w:val="0"/>
+        <w:adjustRightInd w:val="0"/>
+        <w:spacing w:after="0" w:line="240" w:lineRule="auto"/>
+        <w:rPr>
+          <w:rFonts w:hint="default" w:ascii="Times New Roman" w:hAnsi="Times New Roman" w:eastAsia="SimSun"/>
+          <w:sz w:val="28"/>
+          <w:szCs w:val="28"/>
+          <w:lang w:val="en-US"/>
+        </w:rPr>
+      </w:pPr>
+      <w:r>
+        <w:rPr>
+          <w:rFonts w:hint="default" w:ascii="Times New Roman" w:hAnsi="Times New Roman" w:eastAsia="SimSun"/>
+          <w:sz w:val="28"/>
+          <w:szCs w:val="28"/>
+          <w:lang w:val="en-US"/>
+        </w:rPr>
+        <w:t xml:space="preserve">    {</w:t>
+      </w:r>
+    </w:p>
+    <w:p>
+      <w:pPr>
+        <w:autoSpaceDE w:val="0"/>
+        <w:autoSpaceDN w:val="0"/>
+        <w:adjustRightInd w:val="0"/>
+        <w:spacing w:after="0" w:line="240" w:lineRule="auto"/>
+        <w:rPr>
+          <w:rFonts w:hint="default" w:ascii="Times New Roman" w:hAnsi="Times New Roman" w:eastAsia="SimSun"/>
+          <w:sz w:val="28"/>
+          <w:szCs w:val="28"/>
+          <w:lang w:val="en-US"/>
+        </w:rPr>
+      </w:pPr>
+      <w:r>
+        <w:rPr>
+          <w:rFonts w:hint="default" w:ascii="Times New Roman" w:hAnsi="Times New Roman" w:eastAsia="SimSun"/>
+          <w:sz w:val="28"/>
+          <w:szCs w:val="28"/>
+          <w:lang w:val="en-US"/>
+        </w:rPr>
+        <w:t xml:space="preserve">        public string Name { get; protected set; }</w:t>
+      </w:r>
+    </w:p>
+    <w:p>
+      <w:pPr>
+        <w:autoSpaceDE w:val="0"/>
+        <w:autoSpaceDN w:val="0"/>
+        <w:adjustRightInd w:val="0"/>
+        <w:spacing w:after="0" w:line="240" w:lineRule="auto"/>
+        <w:rPr>
+          <w:rFonts w:hint="default" w:ascii="Times New Roman" w:hAnsi="Times New Roman" w:eastAsia="SimSun"/>
+          <w:sz w:val="28"/>
+          <w:szCs w:val="28"/>
+          <w:lang w:val="en-US"/>
+        </w:rPr>
+      </w:pPr>
+    </w:p>
+    <w:p>
+      <w:pPr>
+        <w:autoSpaceDE w:val="0"/>
+        <w:autoSpaceDN w:val="0"/>
+        <w:adjustRightInd w:val="0"/>
+        <w:spacing w:after="0" w:line="240" w:lineRule="auto"/>
+        <w:rPr>
+          <w:rFonts w:hint="default" w:ascii="Times New Roman" w:hAnsi="Times New Roman" w:eastAsia="SimSun"/>
+          <w:sz w:val="28"/>
+          <w:szCs w:val="28"/>
+          <w:lang w:val="en-US"/>
+        </w:rPr>
+      </w:pPr>
+      <w:r>
+        <w:rPr>
+          <w:rFonts w:hint="default" w:ascii="Times New Roman" w:hAnsi="Times New Roman" w:eastAsia="SimSun"/>
+          <w:sz w:val="28"/>
+          <w:szCs w:val="28"/>
+          <w:lang w:val="en-US"/>
         </w:rPr>
         <w:t xml:space="preserve">        protected MusicalInstrument(string name)</w:t>
       </w:r>
@@ -410,30 +1451,18 @@
         <w:adjustRightInd w:val="0"/>
         <w:spacing w:after="0" w:line="240" w:lineRule="auto"/>
         <w:rPr>
-          <w:rFonts w:hint="default" w:ascii="Times New Roman" w:hAnsi="Times New Roman"/>
-          <w:color w:val="000000" w:themeColor="text1"/>
+          <w:rFonts w:hint="default" w:ascii="Times New Roman" w:hAnsi="Times New Roman" w:eastAsia="SimSun"/>
           <w:sz w:val="28"/>
           <w:szCs w:val="28"/>
           <w:lang w:val="en-US"/>
-          <w14:textFill>
-            <w14:solidFill>
-              <w14:schemeClr w14:val="tx1"/>
-            </w14:solidFill>
-          </w14:textFill>
         </w:rPr>
       </w:pPr>
       <w:r>
         <w:rPr>
-          <w:rFonts w:hint="default" w:ascii="Times New Roman" w:hAnsi="Times New Roman"/>
-          <w:color w:val="000000" w:themeColor="text1"/>
+          <w:rFonts w:hint="default" w:ascii="Times New Roman" w:hAnsi="Times New Roman" w:eastAsia="SimSun"/>
           <w:sz w:val="28"/>
           <w:szCs w:val="28"/>
           <w:lang w:val="en-US"/>
-          <w14:textFill>
-            <w14:solidFill>
-              <w14:schemeClr w14:val="tx1"/>
-            </w14:solidFill>
-          </w14:textFill>
         </w:rPr>
         <w:t xml:space="preserve">        {</w:t>
       </w:r>
@@ -445,30 +1474,18 @@
         <w:adjustRightInd w:val="0"/>
         <w:spacing w:after="0" w:line="240" w:lineRule="auto"/>
         <w:rPr>
-          <w:rFonts w:hint="default" w:ascii="Times New Roman" w:hAnsi="Times New Roman"/>
-          <w:color w:val="000000" w:themeColor="text1"/>
+          <w:rFonts w:hint="default" w:ascii="Times New Roman" w:hAnsi="Times New Roman" w:eastAsia="SimSun"/>
           <w:sz w:val="28"/>
           <w:szCs w:val="28"/>
           <w:lang w:val="en-US"/>
-          <w14:textFill>
-            <w14:solidFill>
-              <w14:schemeClr w14:val="tx1"/>
-            </w14:solidFill>
-          </w14:textFill>
         </w:rPr>
       </w:pPr>
       <w:r>
         <w:rPr>
-          <w:rFonts w:hint="default" w:ascii="Times New Roman" w:hAnsi="Times New Roman"/>
-          <w:color w:val="000000" w:themeColor="text1"/>
+          <w:rFonts w:hint="default" w:ascii="Times New Roman" w:hAnsi="Times New Roman" w:eastAsia="SimSun"/>
           <w:sz w:val="28"/>
           <w:szCs w:val="28"/>
           <w:lang w:val="en-US"/>
-          <w14:textFill>
-            <w14:solidFill>
-              <w14:schemeClr w14:val="tx1"/>
-            </w14:solidFill>
-          </w14:textFill>
         </w:rPr>
         <w:t xml:space="preserve">            Name = name;</w:t>
       </w:r>
@@ -480,30 +1497,18 @@
         <w:adjustRightInd w:val="0"/>
         <w:spacing w:after="0" w:line="240" w:lineRule="auto"/>
         <w:rPr>
-          <w:rFonts w:hint="default" w:ascii="Times New Roman" w:hAnsi="Times New Roman"/>
-          <w:color w:val="000000" w:themeColor="text1"/>
+          <w:rFonts w:hint="default" w:ascii="Times New Roman" w:hAnsi="Times New Roman" w:eastAsia="SimSun"/>
           <w:sz w:val="28"/>
           <w:szCs w:val="28"/>
           <w:lang w:val="en-US"/>
-          <w14:textFill>
-            <w14:solidFill>
-              <w14:schemeClr w14:val="tx1"/>
-            </w14:solidFill>
-          </w14:textFill>
         </w:rPr>
       </w:pPr>
       <w:r>
         <w:rPr>
-          <w:rFonts w:hint="default" w:ascii="Times New Roman" w:hAnsi="Times New Roman"/>
-          <w:color w:val="000000" w:themeColor="text1"/>
+          <w:rFonts w:hint="default" w:ascii="Times New Roman" w:hAnsi="Times New Roman" w:eastAsia="SimSun"/>
           <w:sz w:val="28"/>
           <w:szCs w:val="28"/>
           <w:lang w:val="en-US"/>
-          <w14:textFill>
-            <w14:solidFill>
-              <w14:schemeClr w14:val="tx1"/>
-            </w14:solidFill>
-          </w14:textFill>
         </w:rPr>
         <w:t xml:space="preserve">        }</w:t>
       </w:r>
@@ -515,30 +1520,32 @@
         <w:adjustRightInd w:val="0"/>
         <w:spacing w:after="0" w:line="240" w:lineRule="auto"/>
         <w:rPr>
-          <w:rFonts w:hint="default" w:ascii="Times New Roman" w:hAnsi="Times New Roman"/>
-          <w:color w:val="000000" w:themeColor="text1"/>
+          <w:rFonts w:hint="default" w:ascii="Times New Roman" w:hAnsi="Times New Roman" w:eastAsia="SimSun"/>
           <w:sz w:val="28"/>
           <w:szCs w:val="28"/>
           <w:lang w:val="en-US"/>
-          <w14:textFill>
-            <w14:solidFill>
-              <w14:schemeClr w14:val="tx1"/>
-            </w14:solidFill>
-          </w14:textFill>
+        </w:rPr>
+      </w:pPr>
+    </w:p>
+    <w:p>
+      <w:pPr>
+        <w:autoSpaceDE w:val="0"/>
+        <w:autoSpaceDN w:val="0"/>
+        <w:adjustRightInd w:val="0"/>
+        <w:spacing w:after="0" w:line="240" w:lineRule="auto"/>
+        <w:rPr>
+          <w:rFonts w:hint="default" w:ascii="Times New Roman" w:hAnsi="Times New Roman" w:eastAsia="SimSun"/>
+          <w:sz w:val="28"/>
+          <w:szCs w:val="28"/>
+          <w:lang w:val="en-US"/>
         </w:rPr>
       </w:pPr>
       <w:r>
         <w:rPr>
-          <w:rFonts w:hint="default" w:ascii="Times New Roman" w:hAnsi="Times New Roman"/>
-          <w:color w:val="000000" w:themeColor="text1"/>
+          <w:rFonts w:hint="default" w:ascii="Times New Roman" w:hAnsi="Times New Roman" w:eastAsia="SimSun"/>
           <w:sz w:val="28"/>
           <w:szCs w:val="28"/>
           <w:lang w:val="en-US"/>
-          <w14:textFill>
-            <w14:solidFill>
-              <w14:schemeClr w14:val="tx1"/>
-            </w14:solidFill>
-          </w14:textFill>
         </w:rPr>
         <w:t xml:space="preserve">        public abstract void PlaySound();</w:t>
       </w:r>
@@ -550,30 +1557,18 @@
         <w:adjustRightInd w:val="0"/>
         <w:spacing w:after="0" w:line="240" w:lineRule="auto"/>
         <w:rPr>
-          <w:rFonts w:hint="default" w:ascii="Times New Roman" w:hAnsi="Times New Roman"/>
-          <w:color w:val="000000" w:themeColor="text1"/>
+          <w:rFonts w:hint="default" w:ascii="Times New Roman" w:hAnsi="Times New Roman" w:eastAsia="SimSun"/>
           <w:sz w:val="28"/>
           <w:szCs w:val="28"/>
           <w:lang w:val="en-US"/>
-          <w14:textFill>
-            <w14:solidFill>
-              <w14:schemeClr w14:val="tx1"/>
-            </w14:solidFill>
-          </w14:textFill>
         </w:rPr>
       </w:pPr>
       <w:r>
         <w:rPr>
-          <w:rFonts w:hint="default" w:ascii="Times New Roman" w:hAnsi="Times New Roman"/>
-          <w:color w:val="000000" w:themeColor="text1"/>
+          <w:rFonts w:hint="default" w:ascii="Times New Roman" w:hAnsi="Times New Roman" w:eastAsia="SimSun"/>
           <w:sz w:val="28"/>
           <w:szCs w:val="28"/>
           <w:lang w:val="en-US"/>
-          <w14:textFill>
-            <w14:solidFill>
-              <w14:schemeClr w14:val="tx1"/>
-            </w14:solidFill>
-          </w14:textFill>
         </w:rPr>
         <w:t xml:space="preserve">    }</w:t>
       </w:r>
@@ -599,1657 +1594,10 @@
       </w:pPr>
       <w:r>
         <w:rPr>
-          <w:rFonts w:hint="default" w:ascii="Times New Roman" w:hAnsi="Times New Roman"/>
-          <w:color w:val="000000" w:themeColor="text1"/>
+          <w:rFonts w:hint="default" w:ascii="Times New Roman" w:hAnsi="Times New Roman" w:eastAsia="SimSun"/>
           <w:sz w:val="28"/>
           <w:szCs w:val="28"/>
           <w:lang w:val="en-US"/>
-          <w14:textFill>
-            <w14:solidFill>
-              <w14:schemeClr w14:val="tx1"/>
-            </w14:solidFill>
-          </w14:textFill>
-        </w:rPr>
-        <w:t xml:space="preserve">    class Guitar : MusicalInstrument</w:t>
-      </w:r>
-    </w:p>
-    <w:p>
-      <w:pPr>
-        <w:autoSpaceDE w:val="0"/>
-        <w:autoSpaceDN w:val="0"/>
-        <w:adjustRightInd w:val="0"/>
-        <w:spacing w:after="0" w:line="240" w:lineRule="auto"/>
-        <w:rPr>
-          <w:rFonts w:hint="default" w:ascii="Times New Roman" w:hAnsi="Times New Roman"/>
-          <w:color w:val="000000" w:themeColor="text1"/>
-          <w:sz w:val="28"/>
-          <w:szCs w:val="28"/>
-          <w:lang w:val="en-US"/>
-          <w14:textFill>
-            <w14:solidFill>
-              <w14:schemeClr w14:val="tx1"/>
-            </w14:solidFill>
-          </w14:textFill>
-        </w:rPr>
-      </w:pPr>
-      <w:r>
-        <w:rPr>
-          <w:rFonts w:hint="default" w:ascii="Times New Roman" w:hAnsi="Times New Roman"/>
-          <w:color w:val="000000" w:themeColor="text1"/>
-          <w:sz w:val="28"/>
-          <w:szCs w:val="28"/>
-          <w:lang w:val="en-US"/>
-          <w14:textFill>
-            <w14:solidFill>
-              <w14:schemeClr w14:val="tx1"/>
-            </w14:solidFill>
-          </w14:textFill>
-        </w:rPr>
-        <w:t xml:space="preserve">    {</w:t>
-      </w:r>
-    </w:p>
-    <w:p>
-      <w:pPr>
-        <w:autoSpaceDE w:val="0"/>
-        <w:autoSpaceDN w:val="0"/>
-        <w:adjustRightInd w:val="0"/>
-        <w:spacing w:after="0" w:line="240" w:lineRule="auto"/>
-        <w:rPr>
-          <w:rFonts w:hint="default" w:ascii="Times New Roman" w:hAnsi="Times New Roman"/>
-          <w:color w:val="000000" w:themeColor="text1"/>
-          <w:sz w:val="28"/>
-          <w:szCs w:val="28"/>
-          <w:lang w:val="en-US"/>
-          <w14:textFill>
-            <w14:solidFill>
-              <w14:schemeClr w14:val="tx1"/>
-            </w14:solidFill>
-          </w14:textFill>
-        </w:rPr>
-      </w:pPr>
-      <w:r>
-        <w:rPr>
-          <w:rFonts w:hint="default" w:ascii="Times New Roman" w:hAnsi="Times New Roman"/>
-          <w:color w:val="000000" w:themeColor="text1"/>
-          <w:sz w:val="28"/>
-          <w:szCs w:val="28"/>
-          <w:lang w:val="en-US"/>
-          <w14:textFill>
-            <w14:solidFill>
-              <w14:schemeClr w14:val="tx1"/>
-            </w14:solidFill>
-          </w14:textFill>
-        </w:rPr>
-        <w:t xml:space="preserve">        public Guitar() : base("Гитара") { }</w:t>
-      </w:r>
-    </w:p>
-    <w:p>
-      <w:pPr>
-        <w:autoSpaceDE w:val="0"/>
-        <w:autoSpaceDN w:val="0"/>
-        <w:adjustRightInd w:val="0"/>
-        <w:spacing w:after="0" w:line="240" w:lineRule="auto"/>
-        <w:rPr>
-          <w:rFonts w:hint="default" w:ascii="Times New Roman" w:hAnsi="Times New Roman"/>
-          <w:color w:val="000000" w:themeColor="text1"/>
-          <w:sz w:val="28"/>
-          <w:szCs w:val="28"/>
-          <w:lang w:val="en-US"/>
-          <w14:textFill>
-            <w14:solidFill>
-              <w14:schemeClr w14:val="tx1"/>
-            </w14:solidFill>
-          </w14:textFill>
-        </w:rPr>
-      </w:pPr>
-      <w:r>
-        <w:rPr>
-          <w:rFonts w:hint="default" w:ascii="Times New Roman" w:hAnsi="Times New Roman"/>
-          <w:color w:val="000000" w:themeColor="text1"/>
-          <w:sz w:val="28"/>
-          <w:szCs w:val="28"/>
-          <w:lang w:val="en-US"/>
-          <w14:textFill>
-            <w14:solidFill>
-              <w14:schemeClr w14:val="tx1"/>
-            </w14:solidFill>
-          </w14:textFill>
-        </w:rPr>
-        <w:t xml:space="preserve">        public override void PlaySound()</w:t>
-      </w:r>
-    </w:p>
-    <w:p>
-      <w:pPr>
-        <w:autoSpaceDE w:val="0"/>
-        <w:autoSpaceDN w:val="0"/>
-        <w:adjustRightInd w:val="0"/>
-        <w:spacing w:after="0" w:line="240" w:lineRule="auto"/>
-        <w:rPr>
-          <w:rFonts w:hint="default" w:ascii="Times New Roman" w:hAnsi="Times New Roman"/>
-          <w:color w:val="000000" w:themeColor="text1"/>
-          <w:sz w:val="28"/>
-          <w:szCs w:val="28"/>
-          <w:lang w:val="en-US"/>
-          <w14:textFill>
-            <w14:solidFill>
-              <w14:schemeClr w14:val="tx1"/>
-            </w14:solidFill>
-          </w14:textFill>
-        </w:rPr>
-      </w:pPr>
-      <w:r>
-        <w:rPr>
-          <w:rFonts w:hint="default" w:ascii="Times New Roman" w:hAnsi="Times New Roman"/>
-          <w:color w:val="000000" w:themeColor="text1"/>
-          <w:sz w:val="28"/>
-          <w:szCs w:val="28"/>
-          <w:lang w:val="en-US"/>
-          <w14:textFill>
-            <w14:solidFill>
-              <w14:schemeClr w14:val="tx1"/>
-            </w14:solidFill>
-          </w14:textFill>
-        </w:rPr>
-        <w:t xml:space="preserve">        {</w:t>
-      </w:r>
-    </w:p>
-    <w:p>
-      <w:pPr>
-        <w:autoSpaceDE w:val="0"/>
-        <w:autoSpaceDN w:val="0"/>
-        <w:adjustRightInd w:val="0"/>
-        <w:spacing w:after="0" w:line="240" w:lineRule="auto"/>
-        <w:rPr>
-          <w:rFonts w:hint="default" w:ascii="Times New Roman" w:hAnsi="Times New Roman"/>
-          <w:color w:val="000000" w:themeColor="text1"/>
-          <w:sz w:val="28"/>
-          <w:szCs w:val="28"/>
-          <w:lang w:val="en-US"/>
-          <w14:textFill>
-            <w14:solidFill>
-              <w14:schemeClr w14:val="tx1"/>
-            </w14:solidFill>
-          </w14:textFill>
-        </w:rPr>
-      </w:pPr>
-      <w:r>
-        <w:rPr>
-          <w:rFonts w:hint="default" w:ascii="Times New Roman" w:hAnsi="Times New Roman"/>
-          <w:color w:val="000000" w:themeColor="text1"/>
-          <w:sz w:val="28"/>
-          <w:szCs w:val="28"/>
-          <w:lang w:val="en-US"/>
-          <w14:textFill>
-            <w14:solidFill>
-              <w14:schemeClr w14:val="tx1"/>
-            </w14:solidFill>
-          </w14:textFill>
-        </w:rPr>
-        <w:t xml:space="preserve">            Console.WriteLine($"{Name}: Звучит гитарная струна");</w:t>
-      </w:r>
-    </w:p>
-    <w:p>
-      <w:pPr>
-        <w:autoSpaceDE w:val="0"/>
-        <w:autoSpaceDN w:val="0"/>
-        <w:adjustRightInd w:val="0"/>
-        <w:spacing w:after="0" w:line="240" w:lineRule="auto"/>
-        <w:rPr>
-          <w:rFonts w:hint="default" w:ascii="Times New Roman" w:hAnsi="Times New Roman"/>
-          <w:color w:val="000000" w:themeColor="text1"/>
-          <w:sz w:val="28"/>
-          <w:szCs w:val="28"/>
-          <w:lang w:val="en-US"/>
-          <w14:textFill>
-            <w14:solidFill>
-              <w14:schemeClr w14:val="tx1"/>
-            </w14:solidFill>
-          </w14:textFill>
-        </w:rPr>
-      </w:pPr>
-      <w:r>
-        <w:rPr>
-          <w:rFonts w:hint="default" w:ascii="Times New Roman" w:hAnsi="Times New Roman"/>
-          <w:color w:val="000000" w:themeColor="text1"/>
-          <w:sz w:val="28"/>
-          <w:szCs w:val="28"/>
-          <w:lang w:val="en-US"/>
-          <w14:textFill>
-            <w14:solidFill>
-              <w14:schemeClr w14:val="tx1"/>
-            </w14:solidFill>
-          </w14:textFill>
-        </w:rPr>
-        <w:t xml:space="preserve">        }</w:t>
-      </w:r>
-    </w:p>
-    <w:p>
-      <w:pPr>
-        <w:autoSpaceDE w:val="0"/>
-        <w:autoSpaceDN w:val="0"/>
-        <w:adjustRightInd w:val="0"/>
-        <w:spacing w:after="0" w:line="240" w:lineRule="auto"/>
-        <w:rPr>
-          <w:rFonts w:hint="default" w:ascii="Times New Roman" w:hAnsi="Times New Roman"/>
-          <w:color w:val="000000" w:themeColor="text1"/>
-          <w:sz w:val="28"/>
-          <w:szCs w:val="28"/>
-          <w:lang w:val="en-US"/>
-          <w14:textFill>
-            <w14:solidFill>
-              <w14:schemeClr w14:val="tx1"/>
-            </w14:solidFill>
-          </w14:textFill>
-        </w:rPr>
-      </w:pPr>
-      <w:r>
-        <w:rPr>
-          <w:rFonts w:hint="default" w:ascii="Times New Roman" w:hAnsi="Times New Roman"/>
-          <w:color w:val="000000" w:themeColor="text1"/>
-          <w:sz w:val="28"/>
-          <w:szCs w:val="28"/>
-          <w:lang w:val="en-US"/>
-          <w14:textFill>
-            <w14:solidFill>
-              <w14:schemeClr w14:val="tx1"/>
-            </w14:solidFill>
-          </w14:textFill>
-        </w:rPr>
-        <w:t xml:space="preserve">    }</w:t>
-      </w:r>
-    </w:p>
-    <w:p>
-      <w:pPr>
-        <w:autoSpaceDE w:val="0"/>
-        <w:autoSpaceDN w:val="0"/>
-        <w:adjustRightInd w:val="0"/>
-        <w:spacing w:after="0" w:line="240" w:lineRule="auto"/>
-        <w:rPr>
-          <w:rFonts w:hint="default" w:ascii="Times New Roman" w:hAnsi="Times New Roman"/>
-          <w:color w:val="000000" w:themeColor="text1"/>
-          <w:sz w:val="28"/>
-          <w:szCs w:val="28"/>
-          <w:lang w:val="en-US"/>
-          <w14:textFill>
-            <w14:solidFill>
-              <w14:schemeClr w14:val="tx1"/>
-            </w14:solidFill>
-          </w14:textFill>
-        </w:rPr>
-      </w:pPr>
-    </w:p>
-    <w:p>
-      <w:pPr>
-        <w:autoSpaceDE w:val="0"/>
-        <w:autoSpaceDN w:val="0"/>
-        <w:adjustRightInd w:val="0"/>
-        <w:spacing w:after="0" w:line="240" w:lineRule="auto"/>
-        <w:rPr>
-          <w:rFonts w:hint="default" w:ascii="Times New Roman" w:hAnsi="Times New Roman"/>
-          <w:color w:val="000000" w:themeColor="text1"/>
-          <w:sz w:val="28"/>
-          <w:szCs w:val="28"/>
-          <w:lang w:val="en-US"/>
-          <w14:textFill>
-            <w14:solidFill>
-              <w14:schemeClr w14:val="tx1"/>
-            </w14:solidFill>
-          </w14:textFill>
-        </w:rPr>
-      </w:pPr>
-      <w:r>
-        <w:rPr>
-          <w:rFonts w:hint="default" w:ascii="Times New Roman" w:hAnsi="Times New Roman"/>
-          <w:color w:val="000000" w:themeColor="text1"/>
-          <w:sz w:val="28"/>
-          <w:szCs w:val="28"/>
-          <w:lang w:val="en-US"/>
-          <w14:textFill>
-            <w14:solidFill>
-              <w14:schemeClr w14:val="tx1"/>
-            </w14:solidFill>
-          </w14:textFill>
-        </w:rPr>
-        <w:t xml:space="preserve">    class Piano : MusicalInstrument</w:t>
-      </w:r>
-    </w:p>
-    <w:p>
-      <w:pPr>
-        <w:autoSpaceDE w:val="0"/>
-        <w:autoSpaceDN w:val="0"/>
-        <w:adjustRightInd w:val="0"/>
-        <w:spacing w:after="0" w:line="240" w:lineRule="auto"/>
-        <w:rPr>
-          <w:rFonts w:hint="default" w:ascii="Times New Roman" w:hAnsi="Times New Roman"/>
-          <w:color w:val="000000" w:themeColor="text1"/>
-          <w:sz w:val="28"/>
-          <w:szCs w:val="28"/>
-          <w:lang w:val="en-US"/>
-          <w14:textFill>
-            <w14:solidFill>
-              <w14:schemeClr w14:val="tx1"/>
-            </w14:solidFill>
-          </w14:textFill>
-        </w:rPr>
-      </w:pPr>
-      <w:r>
-        <w:rPr>
-          <w:rFonts w:hint="default" w:ascii="Times New Roman" w:hAnsi="Times New Roman"/>
-          <w:color w:val="000000" w:themeColor="text1"/>
-          <w:sz w:val="28"/>
-          <w:szCs w:val="28"/>
-          <w:lang w:val="en-US"/>
-          <w14:textFill>
-            <w14:solidFill>
-              <w14:schemeClr w14:val="tx1"/>
-            </w14:solidFill>
-          </w14:textFill>
-        </w:rPr>
-        <w:t xml:space="preserve">    {</w:t>
-      </w:r>
-    </w:p>
-    <w:p>
-      <w:pPr>
-        <w:autoSpaceDE w:val="0"/>
-        <w:autoSpaceDN w:val="0"/>
-        <w:adjustRightInd w:val="0"/>
-        <w:spacing w:after="0" w:line="240" w:lineRule="auto"/>
-        <w:rPr>
-          <w:rFonts w:hint="default" w:ascii="Times New Roman" w:hAnsi="Times New Roman"/>
-          <w:color w:val="000000" w:themeColor="text1"/>
-          <w:sz w:val="28"/>
-          <w:szCs w:val="28"/>
-          <w:lang w:val="en-US"/>
-          <w14:textFill>
-            <w14:solidFill>
-              <w14:schemeClr w14:val="tx1"/>
-            </w14:solidFill>
-          </w14:textFill>
-        </w:rPr>
-      </w:pPr>
-      <w:r>
-        <w:rPr>
-          <w:rFonts w:hint="default" w:ascii="Times New Roman" w:hAnsi="Times New Roman"/>
-          <w:color w:val="000000" w:themeColor="text1"/>
-          <w:sz w:val="28"/>
-          <w:szCs w:val="28"/>
-          <w:lang w:val="en-US"/>
-          <w14:textFill>
-            <w14:solidFill>
-              <w14:schemeClr w14:val="tx1"/>
-            </w14:solidFill>
-          </w14:textFill>
-        </w:rPr>
-        <w:t xml:space="preserve">        public Piano() : base("Пианино") { }</w:t>
-      </w:r>
-    </w:p>
-    <w:p>
-      <w:pPr>
-        <w:autoSpaceDE w:val="0"/>
-        <w:autoSpaceDN w:val="0"/>
-        <w:adjustRightInd w:val="0"/>
-        <w:spacing w:after="0" w:line="240" w:lineRule="auto"/>
-        <w:rPr>
-          <w:rFonts w:hint="default" w:ascii="Times New Roman" w:hAnsi="Times New Roman"/>
-          <w:color w:val="000000" w:themeColor="text1"/>
-          <w:sz w:val="28"/>
-          <w:szCs w:val="28"/>
-          <w:lang w:val="en-US"/>
-          <w14:textFill>
-            <w14:solidFill>
-              <w14:schemeClr w14:val="tx1"/>
-            </w14:solidFill>
-          </w14:textFill>
-        </w:rPr>
-      </w:pPr>
-    </w:p>
-    <w:p>
-      <w:pPr>
-        <w:autoSpaceDE w:val="0"/>
-        <w:autoSpaceDN w:val="0"/>
-        <w:adjustRightInd w:val="0"/>
-        <w:spacing w:after="0" w:line="240" w:lineRule="auto"/>
-        <w:rPr>
-          <w:rFonts w:hint="default" w:ascii="Times New Roman" w:hAnsi="Times New Roman"/>
-          <w:color w:val="000000" w:themeColor="text1"/>
-          <w:sz w:val="28"/>
-          <w:szCs w:val="28"/>
-          <w:lang w:val="en-US"/>
-          <w14:textFill>
-            <w14:solidFill>
-              <w14:schemeClr w14:val="tx1"/>
-            </w14:solidFill>
-          </w14:textFill>
-        </w:rPr>
-      </w:pPr>
-      <w:r>
-        <w:rPr>
-          <w:rFonts w:hint="default" w:ascii="Times New Roman" w:hAnsi="Times New Roman"/>
-          <w:color w:val="000000" w:themeColor="text1"/>
-          <w:sz w:val="28"/>
-          <w:szCs w:val="28"/>
-          <w:lang w:val="en-US"/>
-          <w14:textFill>
-            <w14:solidFill>
-              <w14:schemeClr w14:val="tx1"/>
-            </w14:solidFill>
-          </w14:textFill>
-        </w:rPr>
-        <w:t xml:space="preserve">        public override void PlaySound()</w:t>
-      </w:r>
-    </w:p>
-    <w:p>
-      <w:pPr>
-        <w:autoSpaceDE w:val="0"/>
-        <w:autoSpaceDN w:val="0"/>
-        <w:adjustRightInd w:val="0"/>
-        <w:spacing w:after="0" w:line="240" w:lineRule="auto"/>
-        <w:rPr>
-          <w:rFonts w:hint="default" w:ascii="Times New Roman" w:hAnsi="Times New Roman"/>
-          <w:color w:val="000000" w:themeColor="text1"/>
-          <w:sz w:val="28"/>
-          <w:szCs w:val="28"/>
-          <w:lang w:val="en-US"/>
-          <w14:textFill>
-            <w14:solidFill>
-              <w14:schemeClr w14:val="tx1"/>
-            </w14:solidFill>
-          </w14:textFill>
-        </w:rPr>
-      </w:pPr>
-    </w:p>
-    <w:p>
-      <w:pPr>
-        <w:autoSpaceDE w:val="0"/>
-        <w:autoSpaceDN w:val="0"/>
-        <w:adjustRightInd w:val="0"/>
-        <w:spacing w:after="0" w:line="240" w:lineRule="auto"/>
-        <w:rPr>
-          <w:rFonts w:hint="default" w:ascii="Times New Roman" w:hAnsi="Times New Roman"/>
-          <w:color w:val="000000" w:themeColor="text1"/>
-          <w:sz w:val="28"/>
-          <w:szCs w:val="28"/>
-          <w:lang w:val="en-US"/>
-          <w14:textFill>
-            <w14:solidFill>
-              <w14:schemeClr w14:val="tx1"/>
-            </w14:solidFill>
-          </w14:textFill>
-        </w:rPr>
-      </w:pPr>
-      <w:r>
-        <w:rPr>
-          <w:rFonts w:hint="default" w:ascii="Times New Roman" w:hAnsi="Times New Roman"/>
-          <w:color w:val="000000" w:themeColor="text1"/>
-          <w:sz w:val="28"/>
-          <w:szCs w:val="28"/>
-          <w:lang w:val="en-US"/>
-          <w14:textFill>
-            <w14:solidFill>
-              <w14:schemeClr w14:val="tx1"/>
-            </w14:solidFill>
-          </w14:textFill>
-        </w:rPr>
-        <w:t xml:space="preserve">        {</w:t>
-      </w:r>
-    </w:p>
-    <w:p>
-      <w:pPr>
-        <w:autoSpaceDE w:val="0"/>
-        <w:autoSpaceDN w:val="0"/>
-        <w:adjustRightInd w:val="0"/>
-        <w:spacing w:after="0" w:line="240" w:lineRule="auto"/>
-        <w:rPr>
-          <w:rFonts w:hint="default" w:ascii="Times New Roman" w:hAnsi="Times New Roman"/>
-          <w:color w:val="000000" w:themeColor="text1"/>
-          <w:sz w:val="28"/>
-          <w:szCs w:val="28"/>
-          <w:lang w:val="en-US"/>
-          <w14:textFill>
-            <w14:solidFill>
-              <w14:schemeClr w14:val="tx1"/>
-            </w14:solidFill>
-          </w14:textFill>
-        </w:rPr>
-      </w:pPr>
-      <w:r>
-        <w:rPr>
-          <w:rFonts w:hint="default" w:ascii="Times New Roman" w:hAnsi="Times New Roman"/>
-          <w:color w:val="000000" w:themeColor="text1"/>
-          <w:sz w:val="28"/>
-          <w:szCs w:val="28"/>
-          <w:lang w:val="en-US"/>
-          <w14:textFill>
-            <w14:solidFill>
-              <w14:schemeClr w14:val="tx1"/>
-            </w14:solidFill>
-          </w14:textFill>
-        </w:rPr>
-        <w:t xml:space="preserve">            Console.WriteLine($"{Name}: Звучит клавиша пианино");</w:t>
-      </w:r>
-    </w:p>
-    <w:p>
-      <w:pPr>
-        <w:autoSpaceDE w:val="0"/>
-        <w:autoSpaceDN w:val="0"/>
-        <w:adjustRightInd w:val="0"/>
-        <w:spacing w:after="0" w:line="240" w:lineRule="auto"/>
-        <w:rPr>
-          <w:rFonts w:hint="default" w:ascii="Times New Roman" w:hAnsi="Times New Roman"/>
-          <w:color w:val="000000" w:themeColor="text1"/>
-          <w:sz w:val="28"/>
-          <w:szCs w:val="28"/>
-          <w:lang w:val="en-US"/>
-          <w14:textFill>
-            <w14:solidFill>
-              <w14:schemeClr w14:val="tx1"/>
-            </w14:solidFill>
-          </w14:textFill>
-        </w:rPr>
-      </w:pPr>
-      <w:r>
-        <w:rPr>
-          <w:rFonts w:hint="default" w:ascii="Times New Roman" w:hAnsi="Times New Roman"/>
-          <w:color w:val="000000" w:themeColor="text1"/>
-          <w:sz w:val="28"/>
-          <w:szCs w:val="28"/>
-          <w:lang w:val="en-US"/>
-          <w14:textFill>
-            <w14:solidFill>
-              <w14:schemeClr w14:val="tx1"/>
-            </w14:solidFill>
-          </w14:textFill>
-        </w:rPr>
-        <w:t xml:space="preserve">        }</w:t>
-      </w:r>
-    </w:p>
-    <w:p>
-      <w:pPr>
-        <w:autoSpaceDE w:val="0"/>
-        <w:autoSpaceDN w:val="0"/>
-        <w:adjustRightInd w:val="0"/>
-        <w:spacing w:after="0" w:line="240" w:lineRule="auto"/>
-        <w:rPr>
-          <w:rFonts w:hint="default" w:ascii="Times New Roman" w:hAnsi="Times New Roman"/>
-          <w:color w:val="000000" w:themeColor="text1"/>
-          <w:sz w:val="28"/>
-          <w:szCs w:val="28"/>
-          <w:lang w:val="en-US"/>
-          <w14:textFill>
-            <w14:solidFill>
-              <w14:schemeClr w14:val="tx1"/>
-            </w14:solidFill>
-          </w14:textFill>
-        </w:rPr>
-      </w:pPr>
-    </w:p>
-    <w:p>
-      <w:pPr>
-        <w:autoSpaceDE w:val="0"/>
-        <w:autoSpaceDN w:val="0"/>
-        <w:adjustRightInd w:val="0"/>
-        <w:spacing w:after="0" w:line="240" w:lineRule="auto"/>
-        <w:rPr>
-          <w:rFonts w:hint="default" w:ascii="Times New Roman" w:hAnsi="Times New Roman"/>
-          <w:color w:val="000000" w:themeColor="text1"/>
-          <w:sz w:val="28"/>
-          <w:szCs w:val="28"/>
-          <w:lang w:val="en-US"/>
-          <w14:textFill>
-            <w14:solidFill>
-              <w14:schemeClr w14:val="tx1"/>
-            </w14:solidFill>
-          </w14:textFill>
-        </w:rPr>
-      </w:pPr>
-    </w:p>
-    <w:p>
-      <w:pPr>
-        <w:autoSpaceDE w:val="0"/>
-        <w:autoSpaceDN w:val="0"/>
-        <w:adjustRightInd w:val="0"/>
-        <w:spacing w:after="0" w:line="240" w:lineRule="auto"/>
-        <w:rPr>
-          <w:rFonts w:hint="default" w:ascii="Times New Roman" w:hAnsi="Times New Roman"/>
-          <w:color w:val="000000" w:themeColor="text1"/>
-          <w:sz w:val="28"/>
-          <w:szCs w:val="28"/>
-          <w:lang w:val="en-US"/>
-          <w14:textFill>
-            <w14:solidFill>
-              <w14:schemeClr w14:val="tx1"/>
-            </w14:solidFill>
-          </w14:textFill>
-        </w:rPr>
-      </w:pPr>
-    </w:p>
-    <w:p>
-      <w:pPr>
-        <w:autoSpaceDE w:val="0"/>
-        <w:autoSpaceDN w:val="0"/>
-        <w:adjustRightInd w:val="0"/>
-        <w:spacing w:after="0" w:line="240" w:lineRule="auto"/>
-        <w:rPr>
-          <w:rFonts w:hint="default" w:ascii="Times New Roman" w:hAnsi="Times New Roman"/>
-          <w:color w:val="000000" w:themeColor="text1"/>
-          <w:sz w:val="28"/>
-          <w:szCs w:val="28"/>
-          <w:lang w:val="en-US"/>
-          <w14:textFill>
-            <w14:solidFill>
-              <w14:schemeClr w14:val="tx1"/>
-            </w14:solidFill>
-          </w14:textFill>
-        </w:rPr>
-      </w:pPr>
-    </w:p>
-    <w:p>
-      <w:pPr>
-        <w:autoSpaceDE w:val="0"/>
-        <w:autoSpaceDN w:val="0"/>
-        <w:adjustRightInd w:val="0"/>
-        <w:spacing w:after="0" w:line="240" w:lineRule="auto"/>
-        <w:rPr>
-          <w:rFonts w:hint="default" w:ascii="Times New Roman" w:hAnsi="Times New Roman"/>
-          <w:color w:val="000000" w:themeColor="text1"/>
-          <w:sz w:val="28"/>
-          <w:szCs w:val="28"/>
-          <w:lang w:val="en-US"/>
-          <w14:textFill>
-            <w14:solidFill>
-              <w14:schemeClr w14:val="tx1"/>
-            </w14:solidFill>
-          </w14:textFill>
-        </w:rPr>
-      </w:pPr>
-      <w:bookmarkStart w:id="0" w:name="_GoBack"/>
-      <w:bookmarkEnd w:id="0"/>
-    </w:p>
-    <w:p>
-      <w:pPr>
-        <w:autoSpaceDE w:val="0"/>
-        <w:autoSpaceDN w:val="0"/>
-        <w:adjustRightInd w:val="0"/>
-        <w:spacing w:after="0" w:line="240" w:lineRule="auto"/>
-        <w:rPr>
-          <w:rFonts w:hint="default" w:ascii="Times New Roman" w:hAnsi="Times New Roman"/>
-          <w:color w:val="000000" w:themeColor="text1"/>
-          <w:sz w:val="28"/>
-          <w:szCs w:val="28"/>
-          <w:lang w:val="en-US"/>
-          <w14:textFill>
-            <w14:solidFill>
-              <w14:schemeClr w14:val="tx1"/>
-            </w14:solidFill>
-          </w14:textFill>
-        </w:rPr>
-      </w:pPr>
-      <w:r>
-        <w:rPr>
-          <w:rFonts w:hint="default" w:ascii="Times New Roman" w:hAnsi="Times New Roman"/>
-          <w:color w:val="000000" w:themeColor="text1"/>
-          <w:sz w:val="28"/>
-          <w:szCs w:val="28"/>
-          <w:lang w:val="en-US"/>
-          <w14:textFill>
-            <w14:solidFill>
-              <w14:schemeClr w14:val="tx1"/>
-            </w14:solidFill>
-          </w14:textFill>
-        </w:rPr>
-        <w:t xml:space="preserve">    }</w:t>
-      </w:r>
-    </w:p>
-    <w:p>
-      <w:pPr>
-        <w:autoSpaceDE w:val="0"/>
-        <w:autoSpaceDN w:val="0"/>
-        <w:adjustRightInd w:val="0"/>
-        <w:spacing w:after="0" w:line="240" w:lineRule="auto"/>
-        <w:rPr>
-          <w:rFonts w:hint="default" w:ascii="Times New Roman" w:hAnsi="Times New Roman"/>
-          <w:color w:val="000000" w:themeColor="text1"/>
-          <w:sz w:val="28"/>
-          <w:szCs w:val="28"/>
-          <w:lang w:val="en-US"/>
-          <w14:textFill>
-            <w14:solidFill>
-              <w14:schemeClr w14:val="tx1"/>
-            </w14:solidFill>
-          </w14:textFill>
-        </w:rPr>
-      </w:pPr>
-    </w:p>
-    <w:p>
-      <w:pPr>
-        <w:autoSpaceDE w:val="0"/>
-        <w:autoSpaceDN w:val="0"/>
-        <w:adjustRightInd w:val="0"/>
-        <w:spacing w:after="0" w:line="240" w:lineRule="auto"/>
-        <w:rPr>
-          <w:rFonts w:hint="default" w:ascii="Times New Roman" w:hAnsi="Times New Roman"/>
-          <w:color w:val="000000" w:themeColor="text1"/>
-          <w:sz w:val="28"/>
-          <w:szCs w:val="28"/>
-          <w:lang w:val="en-US"/>
-          <w14:textFill>
-            <w14:solidFill>
-              <w14:schemeClr w14:val="tx1"/>
-            </w14:solidFill>
-          </w14:textFill>
-        </w:rPr>
-      </w:pPr>
-      <w:r>
-        <w:rPr>
-          <w:rFonts w:hint="default" w:ascii="Times New Roman" w:hAnsi="Times New Roman"/>
-          <w:color w:val="000000" w:themeColor="text1"/>
-          <w:sz w:val="28"/>
-          <w:szCs w:val="28"/>
-          <w:lang w:val="en-US"/>
-          <w14:textFill>
-            <w14:solidFill>
-              <w14:schemeClr w14:val="tx1"/>
-            </w14:solidFill>
-          </w14:textFill>
-        </w:rPr>
-        <w:t xml:space="preserve">    class Drum : MusicalInstrument</w:t>
-      </w:r>
-    </w:p>
-    <w:p>
-      <w:pPr>
-        <w:autoSpaceDE w:val="0"/>
-        <w:autoSpaceDN w:val="0"/>
-        <w:adjustRightInd w:val="0"/>
-        <w:spacing w:after="0" w:line="240" w:lineRule="auto"/>
-        <w:rPr>
-          <w:rFonts w:hint="default" w:ascii="Times New Roman" w:hAnsi="Times New Roman"/>
-          <w:color w:val="000000" w:themeColor="text1"/>
-          <w:sz w:val="28"/>
-          <w:szCs w:val="28"/>
-          <w:lang w:val="en-US"/>
-          <w14:textFill>
-            <w14:solidFill>
-              <w14:schemeClr w14:val="tx1"/>
-            </w14:solidFill>
-          </w14:textFill>
-        </w:rPr>
-      </w:pPr>
-      <w:r>
-        <w:rPr>
-          <w:rFonts w:hint="default" w:ascii="Times New Roman" w:hAnsi="Times New Roman"/>
-          <w:color w:val="000000" w:themeColor="text1"/>
-          <w:sz w:val="28"/>
-          <w:szCs w:val="28"/>
-          <w:lang w:val="en-US"/>
-          <w14:textFill>
-            <w14:solidFill>
-              <w14:schemeClr w14:val="tx1"/>
-            </w14:solidFill>
-          </w14:textFill>
-        </w:rPr>
-        <w:t xml:space="preserve">    {</w:t>
-      </w:r>
-    </w:p>
-    <w:p>
-      <w:pPr>
-        <w:autoSpaceDE w:val="0"/>
-        <w:autoSpaceDN w:val="0"/>
-        <w:adjustRightInd w:val="0"/>
-        <w:spacing w:after="0" w:line="240" w:lineRule="auto"/>
-        <w:rPr>
-          <w:rFonts w:hint="default" w:ascii="Times New Roman" w:hAnsi="Times New Roman"/>
-          <w:color w:val="000000" w:themeColor="text1"/>
-          <w:sz w:val="28"/>
-          <w:szCs w:val="28"/>
-          <w:lang w:val="en-US"/>
-          <w14:textFill>
-            <w14:solidFill>
-              <w14:schemeClr w14:val="tx1"/>
-            </w14:solidFill>
-          </w14:textFill>
-        </w:rPr>
-      </w:pPr>
-      <w:r>
-        <w:rPr>
-          <w:rFonts w:hint="default" w:ascii="Times New Roman" w:hAnsi="Times New Roman"/>
-          <w:color w:val="000000" w:themeColor="text1"/>
-          <w:sz w:val="28"/>
-          <w:szCs w:val="28"/>
-          <w:lang w:val="en-US"/>
-          <w14:textFill>
-            <w14:solidFill>
-              <w14:schemeClr w14:val="tx1"/>
-            </w14:solidFill>
-          </w14:textFill>
-        </w:rPr>
-        <w:t xml:space="preserve">        public Drum() : base("Барабан") { }</w:t>
-      </w:r>
-    </w:p>
-    <w:p>
-      <w:pPr>
-        <w:autoSpaceDE w:val="0"/>
-        <w:autoSpaceDN w:val="0"/>
-        <w:adjustRightInd w:val="0"/>
-        <w:spacing w:after="0" w:line="240" w:lineRule="auto"/>
-        <w:rPr>
-          <w:rFonts w:hint="default" w:ascii="Times New Roman" w:hAnsi="Times New Roman"/>
-          <w:color w:val="000000" w:themeColor="text1"/>
-          <w:sz w:val="28"/>
-          <w:szCs w:val="28"/>
-          <w:lang w:val="en-US"/>
-          <w14:textFill>
-            <w14:solidFill>
-              <w14:schemeClr w14:val="tx1"/>
-            </w14:solidFill>
-          </w14:textFill>
-        </w:rPr>
-      </w:pPr>
-    </w:p>
-    <w:p>
-      <w:pPr>
-        <w:autoSpaceDE w:val="0"/>
-        <w:autoSpaceDN w:val="0"/>
-        <w:adjustRightInd w:val="0"/>
-        <w:spacing w:after="0" w:line="240" w:lineRule="auto"/>
-        <w:rPr>
-          <w:rFonts w:hint="default" w:ascii="Times New Roman" w:hAnsi="Times New Roman"/>
-          <w:color w:val="000000" w:themeColor="text1"/>
-          <w:sz w:val="28"/>
-          <w:szCs w:val="28"/>
-          <w:lang w:val="en-US"/>
-          <w14:textFill>
-            <w14:solidFill>
-              <w14:schemeClr w14:val="tx1"/>
-            </w14:solidFill>
-          </w14:textFill>
-        </w:rPr>
-      </w:pPr>
-      <w:r>
-        <w:rPr>
-          <w:rFonts w:hint="default" w:ascii="Times New Roman" w:hAnsi="Times New Roman"/>
-          <w:color w:val="000000" w:themeColor="text1"/>
-          <w:sz w:val="28"/>
-          <w:szCs w:val="28"/>
-          <w:lang w:val="en-US"/>
-          <w14:textFill>
-            <w14:solidFill>
-              <w14:schemeClr w14:val="tx1"/>
-            </w14:solidFill>
-          </w14:textFill>
-        </w:rPr>
-        <w:t xml:space="preserve">        public override void PlaySound()</w:t>
-      </w:r>
-    </w:p>
-    <w:p>
-      <w:pPr>
-        <w:autoSpaceDE w:val="0"/>
-        <w:autoSpaceDN w:val="0"/>
-        <w:adjustRightInd w:val="0"/>
-        <w:spacing w:after="0" w:line="240" w:lineRule="auto"/>
-        <w:rPr>
-          <w:rFonts w:hint="default" w:ascii="Times New Roman" w:hAnsi="Times New Roman"/>
-          <w:color w:val="000000" w:themeColor="text1"/>
-          <w:sz w:val="28"/>
-          <w:szCs w:val="28"/>
-          <w:lang w:val="en-US"/>
-          <w14:textFill>
-            <w14:solidFill>
-              <w14:schemeClr w14:val="tx1"/>
-            </w14:solidFill>
-          </w14:textFill>
-        </w:rPr>
-      </w:pPr>
-      <w:r>
-        <w:rPr>
-          <w:rFonts w:hint="default" w:ascii="Times New Roman" w:hAnsi="Times New Roman"/>
-          <w:color w:val="000000" w:themeColor="text1"/>
-          <w:sz w:val="28"/>
-          <w:szCs w:val="28"/>
-          <w:lang w:val="en-US"/>
-          <w14:textFill>
-            <w14:solidFill>
-              <w14:schemeClr w14:val="tx1"/>
-            </w14:solidFill>
-          </w14:textFill>
-        </w:rPr>
-        <w:t xml:space="preserve">        {</w:t>
-      </w:r>
-    </w:p>
-    <w:p>
-      <w:pPr>
-        <w:autoSpaceDE w:val="0"/>
-        <w:autoSpaceDN w:val="0"/>
-        <w:adjustRightInd w:val="0"/>
-        <w:spacing w:after="0" w:line="240" w:lineRule="auto"/>
-        <w:rPr>
-          <w:rFonts w:hint="default" w:ascii="Times New Roman" w:hAnsi="Times New Roman"/>
-          <w:color w:val="000000" w:themeColor="text1"/>
-          <w:sz w:val="28"/>
-          <w:szCs w:val="28"/>
-          <w:lang w:val="en-US"/>
-          <w14:textFill>
-            <w14:solidFill>
-              <w14:schemeClr w14:val="tx1"/>
-            </w14:solidFill>
-          </w14:textFill>
-        </w:rPr>
-      </w:pPr>
-      <w:r>
-        <w:rPr>
-          <w:rFonts w:hint="default" w:ascii="Times New Roman" w:hAnsi="Times New Roman"/>
-          <w:color w:val="000000" w:themeColor="text1"/>
-          <w:sz w:val="28"/>
-          <w:szCs w:val="28"/>
-          <w:lang w:val="en-US"/>
-          <w14:textFill>
-            <w14:solidFill>
-              <w14:schemeClr w14:val="tx1"/>
-            </w14:solidFill>
-          </w14:textFill>
-        </w:rPr>
-        <w:t xml:space="preserve">            Console.WriteLine($"{Name}: Звучит удар барабана");</w:t>
-      </w:r>
-    </w:p>
-    <w:p>
-      <w:pPr>
-        <w:autoSpaceDE w:val="0"/>
-        <w:autoSpaceDN w:val="0"/>
-        <w:adjustRightInd w:val="0"/>
-        <w:spacing w:after="0" w:line="240" w:lineRule="auto"/>
-        <w:rPr>
-          <w:rFonts w:hint="default" w:ascii="Times New Roman" w:hAnsi="Times New Roman"/>
-          <w:color w:val="000000" w:themeColor="text1"/>
-          <w:sz w:val="28"/>
-          <w:szCs w:val="28"/>
-          <w:lang w:val="en-US"/>
-          <w14:textFill>
-            <w14:solidFill>
-              <w14:schemeClr w14:val="tx1"/>
-            </w14:solidFill>
-          </w14:textFill>
-        </w:rPr>
-      </w:pPr>
-      <w:r>
-        <w:rPr>
-          <w:rFonts w:hint="default" w:ascii="Times New Roman" w:hAnsi="Times New Roman"/>
-          <w:color w:val="000000" w:themeColor="text1"/>
-          <w:sz w:val="28"/>
-          <w:szCs w:val="28"/>
-          <w:lang w:val="en-US"/>
-          <w14:textFill>
-            <w14:solidFill>
-              <w14:schemeClr w14:val="tx1"/>
-            </w14:solidFill>
-          </w14:textFill>
-        </w:rPr>
-        <w:t xml:space="preserve">        }</w:t>
-      </w:r>
-    </w:p>
-    <w:p>
-      <w:pPr>
-        <w:autoSpaceDE w:val="0"/>
-        <w:autoSpaceDN w:val="0"/>
-        <w:adjustRightInd w:val="0"/>
-        <w:spacing w:after="0" w:line="240" w:lineRule="auto"/>
-        <w:rPr>
-          <w:rFonts w:hint="default" w:ascii="Times New Roman" w:hAnsi="Times New Roman"/>
-          <w:color w:val="000000" w:themeColor="text1"/>
-          <w:sz w:val="28"/>
-          <w:szCs w:val="28"/>
-          <w:lang w:val="en-US"/>
-          <w14:textFill>
-            <w14:solidFill>
-              <w14:schemeClr w14:val="tx1"/>
-            </w14:solidFill>
-          </w14:textFill>
-        </w:rPr>
-      </w:pPr>
-      <w:r>
-        <w:rPr>
-          <w:rFonts w:hint="default" w:ascii="Times New Roman" w:hAnsi="Times New Roman"/>
-          <w:color w:val="000000" w:themeColor="text1"/>
-          <w:sz w:val="28"/>
-          <w:szCs w:val="28"/>
-          <w:lang w:val="en-US"/>
-          <w14:textFill>
-            <w14:solidFill>
-              <w14:schemeClr w14:val="tx1"/>
-            </w14:solidFill>
-          </w14:textFill>
-        </w:rPr>
-        <w:t xml:space="preserve">    }</w:t>
-      </w:r>
-    </w:p>
-    <w:p>
-      <w:pPr>
-        <w:autoSpaceDE w:val="0"/>
-        <w:autoSpaceDN w:val="0"/>
-        <w:adjustRightInd w:val="0"/>
-        <w:spacing w:after="0" w:line="240" w:lineRule="auto"/>
-        <w:rPr>
-          <w:rFonts w:hint="default" w:ascii="Times New Roman" w:hAnsi="Times New Roman"/>
-          <w:color w:val="000000" w:themeColor="text1"/>
-          <w:sz w:val="28"/>
-          <w:szCs w:val="28"/>
-          <w:lang w:val="en-US"/>
-          <w14:textFill>
-            <w14:solidFill>
-              <w14:schemeClr w14:val="tx1"/>
-            </w14:solidFill>
-          </w14:textFill>
-        </w:rPr>
-      </w:pPr>
-    </w:p>
-    <w:p>
-      <w:pPr>
-        <w:autoSpaceDE w:val="0"/>
-        <w:autoSpaceDN w:val="0"/>
-        <w:adjustRightInd w:val="0"/>
-        <w:spacing w:after="0" w:line="240" w:lineRule="auto"/>
-        <w:rPr>
-          <w:rFonts w:hint="default" w:ascii="Times New Roman" w:hAnsi="Times New Roman"/>
-          <w:color w:val="000000" w:themeColor="text1"/>
-          <w:sz w:val="28"/>
-          <w:szCs w:val="28"/>
-          <w:lang w:val="en-US"/>
-          <w14:textFill>
-            <w14:solidFill>
-              <w14:schemeClr w14:val="tx1"/>
-            </w14:solidFill>
-          </w14:textFill>
-        </w:rPr>
-      </w:pPr>
-      <w:r>
-        <w:rPr>
-          <w:rFonts w:hint="default" w:ascii="Times New Roman" w:hAnsi="Times New Roman"/>
-          <w:color w:val="000000" w:themeColor="text1"/>
-          <w:sz w:val="28"/>
-          <w:szCs w:val="28"/>
-          <w:lang w:val="en-US"/>
-          <w14:textFill>
-            <w14:solidFill>
-              <w14:schemeClr w14:val="tx1"/>
-            </w14:solidFill>
-          </w14:textFill>
-        </w:rPr>
-        <w:t xml:space="preserve">    class Program</w:t>
-      </w:r>
-    </w:p>
-    <w:p>
-      <w:pPr>
-        <w:autoSpaceDE w:val="0"/>
-        <w:autoSpaceDN w:val="0"/>
-        <w:adjustRightInd w:val="0"/>
-        <w:spacing w:after="0" w:line="240" w:lineRule="auto"/>
-        <w:rPr>
-          <w:rFonts w:hint="default" w:ascii="Times New Roman" w:hAnsi="Times New Roman"/>
-          <w:color w:val="000000" w:themeColor="text1"/>
-          <w:sz w:val="28"/>
-          <w:szCs w:val="28"/>
-          <w:lang w:val="en-US"/>
-          <w14:textFill>
-            <w14:solidFill>
-              <w14:schemeClr w14:val="tx1"/>
-            </w14:solidFill>
-          </w14:textFill>
-        </w:rPr>
-      </w:pPr>
-      <w:r>
-        <w:rPr>
-          <w:rFonts w:hint="default" w:ascii="Times New Roman" w:hAnsi="Times New Roman"/>
-          <w:color w:val="000000" w:themeColor="text1"/>
-          <w:sz w:val="28"/>
-          <w:szCs w:val="28"/>
-          <w:lang w:val="en-US"/>
-          <w14:textFill>
-            <w14:solidFill>
-              <w14:schemeClr w14:val="tx1"/>
-            </w14:solidFill>
-          </w14:textFill>
-        </w:rPr>
-        <w:t xml:space="preserve">    {</w:t>
-      </w:r>
-    </w:p>
-    <w:p>
-      <w:pPr>
-        <w:autoSpaceDE w:val="0"/>
-        <w:autoSpaceDN w:val="0"/>
-        <w:adjustRightInd w:val="0"/>
-        <w:spacing w:after="0" w:line="240" w:lineRule="auto"/>
-        <w:rPr>
-          <w:rFonts w:hint="default" w:ascii="Times New Roman" w:hAnsi="Times New Roman"/>
-          <w:color w:val="000000" w:themeColor="text1"/>
-          <w:sz w:val="28"/>
-          <w:szCs w:val="28"/>
-          <w:lang w:val="en-US"/>
-          <w14:textFill>
-            <w14:solidFill>
-              <w14:schemeClr w14:val="tx1"/>
-            </w14:solidFill>
-          </w14:textFill>
-        </w:rPr>
-      </w:pPr>
-      <w:r>
-        <w:rPr>
-          <w:rFonts w:hint="default" w:ascii="Times New Roman" w:hAnsi="Times New Roman"/>
-          <w:color w:val="000000" w:themeColor="text1"/>
-          <w:sz w:val="28"/>
-          <w:szCs w:val="28"/>
-          <w:lang w:val="en-US"/>
-          <w14:textFill>
-            <w14:solidFill>
-              <w14:schemeClr w14:val="tx1"/>
-            </w14:solidFill>
-          </w14:textFill>
-        </w:rPr>
-        <w:t xml:space="preserve">        static void Main(string[] args)</w:t>
-      </w:r>
-    </w:p>
-    <w:p>
-      <w:pPr>
-        <w:autoSpaceDE w:val="0"/>
-        <w:autoSpaceDN w:val="0"/>
-        <w:adjustRightInd w:val="0"/>
-        <w:spacing w:after="0" w:line="240" w:lineRule="auto"/>
-        <w:rPr>
-          <w:rFonts w:hint="default" w:ascii="Times New Roman" w:hAnsi="Times New Roman"/>
-          <w:color w:val="000000" w:themeColor="text1"/>
-          <w:sz w:val="28"/>
-          <w:szCs w:val="28"/>
-          <w:lang w:val="en-US"/>
-          <w14:textFill>
-            <w14:solidFill>
-              <w14:schemeClr w14:val="tx1"/>
-            </w14:solidFill>
-          </w14:textFill>
-        </w:rPr>
-      </w:pPr>
-      <w:r>
-        <w:rPr>
-          <w:rFonts w:hint="default" w:ascii="Times New Roman" w:hAnsi="Times New Roman"/>
-          <w:color w:val="000000" w:themeColor="text1"/>
-          <w:sz w:val="28"/>
-          <w:szCs w:val="28"/>
-          <w:lang w:val="en-US"/>
-          <w14:textFill>
-            <w14:solidFill>
-              <w14:schemeClr w14:val="tx1"/>
-            </w14:solidFill>
-          </w14:textFill>
-        </w:rPr>
-        <w:t xml:space="preserve">        {</w:t>
-      </w:r>
-    </w:p>
-    <w:p>
-      <w:pPr>
-        <w:autoSpaceDE w:val="0"/>
-        <w:autoSpaceDN w:val="0"/>
-        <w:adjustRightInd w:val="0"/>
-        <w:spacing w:after="0" w:line="240" w:lineRule="auto"/>
-        <w:rPr>
-          <w:rFonts w:hint="default" w:ascii="Times New Roman" w:hAnsi="Times New Roman"/>
-          <w:color w:val="000000" w:themeColor="text1"/>
-          <w:sz w:val="28"/>
-          <w:szCs w:val="28"/>
-          <w:lang w:val="en-US"/>
-          <w14:textFill>
-            <w14:solidFill>
-              <w14:schemeClr w14:val="tx1"/>
-            </w14:solidFill>
-          </w14:textFill>
-        </w:rPr>
-      </w:pPr>
-      <w:r>
-        <w:rPr>
-          <w:rFonts w:hint="default" w:ascii="Times New Roman" w:hAnsi="Times New Roman"/>
-          <w:color w:val="000000" w:themeColor="text1"/>
-          <w:sz w:val="28"/>
-          <w:szCs w:val="28"/>
-          <w:lang w:val="en-US"/>
-          <w14:textFill>
-            <w14:solidFill>
-              <w14:schemeClr w14:val="tx1"/>
-            </w14:solidFill>
-          </w14:textFill>
-        </w:rPr>
-        <w:t xml:space="preserve">            MusicalInstrument[] instruments = new MusicalInstrument[]</w:t>
-      </w:r>
-    </w:p>
-    <w:p>
-      <w:pPr>
-        <w:autoSpaceDE w:val="0"/>
-        <w:autoSpaceDN w:val="0"/>
-        <w:adjustRightInd w:val="0"/>
-        <w:spacing w:after="0" w:line="240" w:lineRule="auto"/>
-        <w:rPr>
-          <w:rFonts w:hint="default" w:ascii="Times New Roman" w:hAnsi="Times New Roman"/>
-          <w:color w:val="000000" w:themeColor="text1"/>
-          <w:sz w:val="28"/>
-          <w:szCs w:val="28"/>
-          <w:lang w:val="en-US"/>
-          <w14:textFill>
-            <w14:solidFill>
-              <w14:schemeClr w14:val="tx1"/>
-            </w14:solidFill>
-          </w14:textFill>
-        </w:rPr>
-      </w:pPr>
-      <w:r>
-        <w:rPr>
-          <w:rFonts w:hint="default" w:ascii="Times New Roman" w:hAnsi="Times New Roman"/>
-          <w:color w:val="000000" w:themeColor="text1"/>
-          <w:sz w:val="28"/>
-          <w:szCs w:val="28"/>
-          <w:lang w:val="en-US"/>
-          <w14:textFill>
-            <w14:solidFill>
-              <w14:schemeClr w14:val="tx1"/>
-            </w14:solidFill>
-          </w14:textFill>
-        </w:rPr>
-        <w:t xml:space="preserve">            {</w:t>
-      </w:r>
-    </w:p>
-    <w:p>
-      <w:pPr>
-        <w:autoSpaceDE w:val="0"/>
-        <w:autoSpaceDN w:val="0"/>
-        <w:adjustRightInd w:val="0"/>
-        <w:spacing w:after="0" w:line="240" w:lineRule="auto"/>
-        <w:rPr>
-          <w:rFonts w:hint="default" w:ascii="Times New Roman" w:hAnsi="Times New Roman"/>
-          <w:color w:val="000000" w:themeColor="text1"/>
-          <w:sz w:val="28"/>
-          <w:szCs w:val="28"/>
-          <w:lang w:val="en-US"/>
-          <w14:textFill>
-            <w14:solidFill>
-              <w14:schemeClr w14:val="tx1"/>
-            </w14:solidFill>
-          </w14:textFill>
-        </w:rPr>
-      </w:pPr>
-      <w:r>
-        <w:rPr>
-          <w:rFonts w:hint="default" w:ascii="Times New Roman" w:hAnsi="Times New Roman"/>
-          <w:color w:val="000000" w:themeColor="text1"/>
-          <w:sz w:val="28"/>
-          <w:szCs w:val="28"/>
-          <w:lang w:val="en-US"/>
-          <w14:textFill>
-            <w14:solidFill>
-              <w14:schemeClr w14:val="tx1"/>
-            </w14:solidFill>
-          </w14:textFill>
-        </w:rPr>
-        <w:t xml:space="preserve">                new Guitar(),</w:t>
-      </w:r>
-    </w:p>
-    <w:p>
-      <w:pPr>
-        <w:autoSpaceDE w:val="0"/>
-        <w:autoSpaceDN w:val="0"/>
-        <w:adjustRightInd w:val="0"/>
-        <w:spacing w:after="0" w:line="240" w:lineRule="auto"/>
-        <w:rPr>
-          <w:rFonts w:hint="default" w:ascii="Times New Roman" w:hAnsi="Times New Roman"/>
-          <w:color w:val="000000" w:themeColor="text1"/>
-          <w:sz w:val="28"/>
-          <w:szCs w:val="28"/>
-          <w:lang w:val="en-US"/>
-          <w14:textFill>
-            <w14:solidFill>
-              <w14:schemeClr w14:val="tx1"/>
-            </w14:solidFill>
-          </w14:textFill>
-        </w:rPr>
-      </w:pPr>
-      <w:r>
-        <w:rPr>
-          <w:rFonts w:hint="default" w:ascii="Times New Roman" w:hAnsi="Times New Roman"/>
-          <w:color w:val="000000" w:themeColor="text1"/>
-          <w:sz w:val="28"/>
-          <w:szCs w:val="28"/>
-          <w:lang w:val="en-US"/>
-          <w14:textFill>
-            <w14:solidFill>
-              <w14:schemeClr w14:val="tx1"/>
-            </w14:solidFill>
-          </w14:textFill>
-        </w:rPr>
-        <w:t xml:space="preserve">                new Piano(),</w:t>
-      </w:r>
-    </w:p>
-    <w:p>
-      <w:pPr>
-        <w:autoSpaceDE w:val="0"/>
-        <w:autoSpaceDN w:val="0"/>
-        <w:adjustRightInd w:val="0"/>
-        <w:spacing w:after="0" w:line="240" w:lineRule="auto"/>
-        <w:rPr>
-          <w:rFonts w:hint="default" w:ascii="Times New Roman" w:hAnsi="Times New Roman"/>
-          <w:color w:val="000000" w:themeColor="text1"/>
-          <w:sz w:val="28"/>
-          <w:szCs w:val="28"/>
-          <w:lang w:val="en-US"/>
-          <w14:textFill>
-            <w14:solidFill>
-              <w14:schemeClr w14:val="tx1"/>
-            </w14:solidFill>
-          </w14:textFill>
-        </w:rPr>
-      </w:pPr>
-      <w:r>
-        <w:rPr>
-          <w:rFonts w:hint="default" w:ascii="Times New Roman" w:hAnsi="Times New Roman"/>
-          <w:color w:val="000000" w:themeColor="text1"/>
-          <w:sz w:val="28"/>
-          <w:szCs w:val="28"/>
-          <w:lang w:val="en-US"/>
-          <w14:textFill>
-            <w14:solidFill>
-              <w14:schemeClr w14:val="tx1"/>
-            </w14:solidFill>
-          </w14:textFill>
-        </w:rPr>
-        <w:t xml:space="preserve">                new Drum()</w:t>
-      </w:r>
-    </w:p>
-    <w:p>
-      <w:pPr>
-        <w:autoSpaceDE w:val="0"/>
-        <w:autoSpaceDN w:val="0"/>
-        <w:adjustRightInd w:val="0"/>
-        <w:spacing w:after="0" w:line="240" w:lineRule="auto"/>
-        <w:rPr>
-          <w:rFonts w:hint="default" w:ascii="Times New Roman" w:hAnsi="Times New Roman"/>
-          <w:color w:val="000000" w:themeColor="text1"/>
-          <w:sz w:val="28"/>
-          <w:szCs w:val="28"/>
-          <w:lang w:val="en-US"/>
-          <w14:textFill>
-            <w14:solidFill>
-              <w14:schemeClr w14:val="tx1"/>
-            </w14:solidFill>
-          </w14:textFill>
-        </w:rPr>
-      </w:pPr>
-      <w:r>
-        <w:rPr>
-          <w:rFonts w:hint="default" w:ascii="Times New Roman" w:hAnsi="Times New Roman"/>
-          <w:color w:val="000000" w:themeColor="text1"/>
-          <w:sz w:val="28"/>
-          <w:szCs w:val="28"/>
-          <w:lang w:val="en-US"/>
-          <w14:textFill>
-            <w14:solidFill>
-              <w14:schemeClr w14:val="tx1"/>
-            </w14:solidFill>
-          </w14:textFill>
-        </w:rPr>
-        <w:t xml:space="preserve">            };</w:t>
-      </w:r>
-    </w:p>
-    <w:p>
-      <w:pPr>
-        <w:autoSpaceDE w:val="0"/>
-        <w:autoSpaceDN w:val="0"/>
-        <w:adjustRightInd w:val="0"/>
-        <w:spacing w:after="0" w:line="240" w:lineRule="auto"/>
-        <w:rPr>
-          <w:rFonts w:hint="default" w:ascii="Times New Roman" w:hAnsi="Times New Roman"/>
-          <w:color w:val="000000" w:themeColor="text1"/>
-          <w:sz w:val="28"/>
-          <w:szCs w:val="28"/>
-          <w:lang w:val="en-US"/>
-          <w14:textFill>
-            <w14:solidFill>
-              <w14:schemeClr w14:val="tx1"/>
-            </w14:solidFill>
-          </w14:textFill>
-        </w:rPr>
-      </w:pPr>
-    </w:p>
-    <w:p>
-      <w:pPr>
-        <w:autoSpaceDE w:val="0"/>
-        <w:autoSpaceDN w:val="0"/>
-        <w:adjustRightInd w:val="0"/>
-        <w:spacing w:after="0" w:line="240" w:lineRule="auto"/>
-        <w:rPr>
-          <w:rFonts w:hint="default" w:ascii="Times New Roman" w:hAnsi="Times New Roman"/>
-          <w:color w:val="000000" w:themeColor="text1"/>
-          <w:sz w:val="28"/>
-          <w:szCs w:val="28"/>
-          <w:lang w:val="en-US"/>
-          <w14:textFill>
-            <w14:solidFill>
-              <w14:schemeClr w14:val="tx1"/>
-            </w14:solidFill>
-          </w14:textFill>
-        </w:rPr>
-      </w:pPr>
-      <w:r>
-        <w:rPr>
-          <w:rFonts w:hint="default" w:ascii="Times New Roman" w:hAnsi="Times New Roman"/>
-          <w:color w:val="000000" w:themeColor="text1"/>
-          <w:sz w:val="28"/>
-          <w:szCs w:val="28"/>
-          <w:lang w:val="en-US"/>
-          <w14:textFill>
-            <w14:solidFill>
-              <w14:schemeClr w14:val="tx1"/>
-            </w14:solidFill>
-          </w14:textFill>
-        </w:rPr>
-        <w:t xml:space="preserve">            foreach (var instrument in instruments)</w:t>
-      </w:r>
-    </w:p>
-    <w:p>
-      <w:pPr>
-        <w:autoSpaceDE w:val="0"/>
-        <w:autoSpaceDN w:val="0"/>
-        <w:adjustRightInd w:val="0"/>
-        <w:spacing w:after="0" w:line="240" w:lineRule="auto"/>
-        <w:rPr>
-          <w:rFonts w:hint="default" w:ascii="Times New Roman" w:hAnsi="Times New Roman"/>
-          <w:color w:val="000000" w:themeColor="text1"/>
-          <w:sz w:val="28"/>
-          <w:szCs w:val="28"/>
-          <w:lang w:val="en-US"/>
-          <w14:textFill>
-            <w14:solidFill>
-              <w14:schemeClr w14:val="tx1"/>
-            </w14:solidFill>
-          </w14:textFill>
-        </w:rPr>
-      </w:pPr>
-      <w:r>
-        <w:rPr>
-          <w:rFonts w:hint="default" w:ascii="Times New Roman" w:hAnsi="Times New Roman"/>
-          <w:color w:val="000000" w:themeColor="text1"/>
-          <w:sz w:val="28"/>
-          <w:szCs w:val="28"/>
-          <w:lang w:val="en-US"/>
-          <w14:textFill>
-            <w14:solidFill>
-              <w14:schemeClr w14:val="tx1"/>
-            </w14:solidFill>
-          </w14:textFill>
-        </w:rPr>
-        <w:t xml:space="preserve">            {</w:t>
-      </w:r>
-    </w:p>
-    <w:p>
-      <w:pPr>
-        <w:autoSpaceDE w:val="0"/>
-        <w:autoSpaceDN w:val="0"/>
-        <w:adjustRightInd w:val="0"/>
-        <w:spacing w:after="0" w:line="240" w:lineRule="auto"/>
-        <w:rPr>
-          <w:rFonts w:hint="default" w:ascii="Times New Roman" w:hAnsi="Times New Roman"/>
-          <w:color w:val="000000" w:themeColor="text1"/>
-          <w:sz w:val="28"/>
-          <w:szCs w:val="28"/>
-          <w:lang w:val="en-US"/>
-          <w14:textFill>
-            <w14:solidFill>
-              <w14:schemeClr w14:val="tx1"/>
-            </w14:solidFill>
-          </w14:textFill>
-        </w:rPr>
-      </w:pPr>
-      <w:r>
-        <w:rPr>
-          <w:rFonts w:hint="default" w:ascii="Times New Roman" w:hAnsi="Times New Roman"/>
-          <w:color w:val="000000" w:themeColor="text1"/>
-          <w:sz w:val="28"/>
-          <w:szCs w:val="28"/>
-          <w:lang w:val="en-US"/>
-          <w14:textFill>
-            <w14:solidFill>
-              <w14:schemeClr w14:val="tx1"/>
-            </w14:solidFill>
-          </w14:textFill>
-        </w:rPr>
-        <w:t xml:space="preserve">                instrument.PlaySound();</w:t>
-      </w:r>
-    </w:p>
-    <w:p>
-      <w:pPr>
-        <w:autoSpaceDE w:val="0"/>
-        <w:autoSpaceDN w:val="0"/>
-        <w:adjustRightInd w:val="0"/>
-        <w:spacing w:after="0" w:line="240" w:lineRule="auto"/>
-        <w:rPr>
-          <w:rFonts w:hint="default" w:ascii="Times New Roman" w:hAnsi="Times New Roman"/>
-          <w:color w:val="000000" w:themeColor="text1"/>
-          <w:sz w:val="28"/>
-          <w:szCs w:val="28"/>
-          <w:lang w:val="en-US"/>
-          <w14:textFill>
-            <w14:solidFill>
-              <w14:schemeClr w14:val="tx1"/>
-            </w14:solidFill>
-          </w14:textFill>
-        </w:rPr>
-      </w:pPr>
-      <w:r>
-        <w:rPr>
-          <w:rFonts w:hint="default" w:ascii="Times New Roman" w:hAnsi="Times New Roman"/>
-          <w:color w:val="000000" w:themeColor="text1"/>
-          <w:sz w:val="28"/>
-          <w:szCs w:val="28"/>
-          <w:lang w:val="en-US"/>
-          <w14:textFill>
-            <w14:solidFill>
-              <w14:schemeClr w14:val="tx1"/>
-            </w14:solidFill>
-          </w14:textFill>
-        </w:rPr>
-        <w:t xml:space="preserve">            }</w:t>
-      </w:r>
-    </w:p>
-    <w:p>
-      <w:pPr>
-        <w:autoSpaceDE w:val="0"/>
-        <w:autoSpaceDN w:val="0"/>
-        <w:adjustRightInd w:val="0"/>
-        <w:spacing w:after="0" w:line="240" w:lineRule="auto"/>
-        <w:rPr>
-          <w:rFonts w:hint="default" w:ascii="Times New Roman" w:hAnsi="Times New Roman"/>
-          <w:color w:val="000000" w:themeColor="text1"/>
-          <w:sz w:val="28"/>
-          <w:szCs w:val="28"/>
-          <w:lang w:val="en-US"/>
-          <w14:textFill>
-            <w14:solidFill>
-              <w14:schemeClr w14:val="tx1"/>
-            </w14:solidFill>
-          </w14:textFill>
-        </w:rPr>
-      </w:pPr>
-      <w:r>
-        <w:rPr>
-          <w:rFonts w:hint="default" w:ascii="Times New Roman" w:hAnsi="Times New Roman"/>
-          <w:color w:val="000000" w:themeColor="text1"/>
-          <w:sz w:val="28"/>
-          <w:szCs w:val="28"/>
-          <w:lang w:val="en-US"/>
-          <w14:textFill>
-            <w14:solidFill>
-              <w14:schemeClr w14:val="tx1"/>
-            </w14:solidFill>
-          </w14:textFill>
-        </w:rPr>
-        <w:t xml:space="preserve">        }</w:t>
-      </w:r>
-    </w:p>
-    <w:p>
-      <w:pPr>
-        <w:autoSpaceDE w:val="0"/>
-        <w:autoSpaceDN w:val="0"/>
-        <w:adjustRightInd w:val="0"/>
-        <w:spacing w:after="0" w:line="240" w:lineRule="auto"/>
-        <w:rPr>
-          <w:rFonts w:hint="default" w:ascii="Times New Roman" w:hAnsi="Times New Roman"/>
-          <w:color w:val="000000" w:themeColor="text1"/>
-          <w:sz w:val="28"/>
-          <w:szCs w:val="28"/>
-          <w:lang w:val="en-US"/>
-          <w14:textFill>
-            <w14:solidFill>
-              <w14:schemeClr w14:val="tx1"/>
-            </w14:solidFill>
-          </w14:textFill>
-        </w:rPr>
-      </w:pPr>
-      <w:r>
-        <w:rPr>
-          <w:rFonts w:hint="default" w:ascii="Times New Roman" w:hAnsi="Times New Roman"/>
-          <w:color w:val="000000" w:themeColor="text1"/>
-          <w:sz w:val="28"/>
-          <w:szCs w:val="28"/>
-          <w:lang w:val="en-US"/>
-          <w14:textFill>
-            <w14:solidFill>
-              <w14:schemeClr w14:val="tx1"/>
-            </w14:solidFill>
-          </w14:textFill>
-        </w:rPr>
-        <w:t xml:space="preserve">    }</w:t>
-      </w:r>
-    </w:p>
-    <w:p>
-      <w:pPr>
-        <w:autoSpaceDE w:val="0"/>
-        <w:autoSpaceDN w:val="0"/>
-        <w:adjustRightInd w:val="0"/>
-        <w:spacing w:after="0" w:line="240" w:lineRule="auto"/>
-        <w:rPr>
-          <w:rFonts w:ascii="Times New Roman" w:hAnsi="Times New Roman"/>
-          <w:color w:val="000000" w:themeColor="text1"/>
-          <w:sz w:val="28"/>
-          <w:szCs w:val="28"/>
-          <w14:textFill>
-            <w14:solidFill>
-              <w14:schemeClr w14:val="tx1"/>
-            </w14:solidFill>
-          </w14:textFill>
-        </w:rPr>
-      </w:pPr>
-      <w:r>
-        <w:rPr>
-          <w:rFonts w:hint="default" w:ascii="Times New Roman" w:hAnsi="Times New Roman"/>
-          <w:color w:val="000000" w:themeColor="text1"/>
-          <w:sz w:val="28"/>
-          <w:szCs w:val="28"/>
-          <w:lang w:val="en-US"/>
-          <w14:textFill>
-            <w14:solidFill>
-              <w14:schemeClr w14:val="tx1"/>
-            </w14:solidFill>
-          </w14:textFill>
         </w:rPr>
         <w:t>}</w:t>
       </w:r>
@@ -2465,7 +1813,7 @@
                 <w:szCs w:val="28"/>
                 <w:lang w:val="ru-RU"/>
               </w:rPr>
-              <w:t>Звучит гитарная струна</w:t>
+              <w:t>брынь-брынь</w:t>
             </w:r>
           </w:p>
           <w:p>
@@ -2503,7 +1851,7 @@
                 <w:szCs w:val="28"/>
                 <w:lang w:val="ru-RU"/>
               </w:rPr>
-              <w:t>Звучит клавиша пианино</w:t>
+              <w:t>до-ре-ми</w:t>
             </w:r>
           </w:p>
           <w:p>
@@ -2541,7 +1889,7 @@
                 <w:szCs w:val="28"/>
                 <w:lang w:val="ru-RU"/>
               </w:rPr>
-              <w:t>Звучит удар барабана</w:t>
+              <w:t>бум-бам</w:t>
             </w:r>
           </w:p>
         </w:tc>
@@ -2573,9 +1921,9 @@
       <w:r>
         <w:drawing>
           <wp:inline distT="0" distB="0" distL="114300" distR="114300">
-            <wp:extent cx="2514600" cy="552450"/>
-            <wp:effectExtent l="0" t="0" r="0" b="0"/>
-            <wp:docPr id="65" name="Изображение 1"/>
+            <wp:extent cx="2638425" cy="819150"/>
+            <wp:effectExtent l="0" t="0" r="9525" b="0"/>
+            <wp:docPr id="67" name="Изображение 3"/>
             <wp:cNvGraphicFramePr>
               <a:graphicFrameLocks xmlns:a="http://schemas.openxmlformats.org/drawingml/2006/main" noChangeAspect="1"/>
             </wp:cNvGraphicFramePr>
@@ -2583,7 +1931,7 @@
               <a:graphicData uri="http://schemas.openxmlformats.org/drawingml/2006/picture">
                 <pic:pic xmlns:pic="http://schemas.openxmlformats.org/drawingml/2006/picture">
                   <pic:nvPicPr>
-                    <pic:cNvPr id="65" name="Изображение 1"/>
+                    <pic:cNvPr id="67" name="Изображение 3"/>
                     <pic:cNvPicPr>
                       <a:picLocks noChangeAspect="1"/>
                     </pic:cNvPicPr>
@@ -2597,7 +1945,7 @@
                   <pic:spPr>
                     <a:xfrm>
                       <a:off x="0" y="0"/>
-                      <a:ext cx="2514600" cy="552450"/>
+                      <a:ext cx="2638425" cy="819150"/>
                     </a:xfrm>
                     <a:prstGeom prst="rect">
                       <a:avLst/>
@@ -2613,6 +1961,8 @@
           </wp:inline>
         </w:drawing>
       </w:r>
+      <w:bookmarkStart w:id="0" w:name="_GoBack"/>
+      <w:bookmarkEnd w:id="0"/>
     </w:p>
     <w:p>
       <w:pPr>
@@ -8581,7 +7931,7 @@
   <w:docDefaults>
     <w:rPrDefault>
       <w:rPr>
-        <w:rFonts w:ascii="Times New Roman" w:hAnsi="Times New Roman" w:eastAsia="Times New Roman" w:cs="Times New Roman"/>
+        <w:rFonts w:ascii="Times New Roman" w:hAnsi="Times New Roman" w:eastAsia="SimSun" w:cs="Times New Roman"/>
       </w:rPr>
     </w:rPrDefault>
     <w:pPrDefault/>

--- a/Word/Дубровский_05_.docx
+++ b/Word/Дубровский_05_.docx
@@ -9,16 +9,16 @@
         <w:rPr>
           <w:rFonts w:hint="default" w:ascii="Times New Roman" w:hAnsi="Times New Roman"/>
           <w:b/>
-          <w:sz w:val="32"/>
-          <w:szCs w:val="32"/>
+          <w:sz w:val="28"/>
+          <w:szCs w:val="28"/>
         </w:rPr>
       </w:pPr>
       <w:r>
         <w:rPr>
           <w:rFonts w:ascii="Times New Roman" w:hAnsi="Times New Roman"/>
           <w:b/>
-          <w:sz w:val="32"/>
-          <w:szCs w:val="32"/>
+          <w:sz w:val="28"/>
+          <w:szCs w:val="28"/>
         </w:rPr>
         <w:t xml:space="preserve">5 </w:t>
       </w:r>
@@ -26,8 +26,8 @@
         <w:rPr>
           <w:rFonts w:hint="default" w:ascii="Times New Roman" w:hAnsi="Times New Roman"/>
           <w:b/>
-          <w:sz w:val="32"/>
-          <w:szCs w:val="32"/>
+          <w:sz w:val="28"/>
+          <w:szCs w:val="28"/>
           <w:lang w:val="ru-RU"/>
         </w:rPr>
         <w:t>ОТНОШЕНИЯ МЕЖДУ КЛАССАМИ. МЕХАНИЗМ НАСЛЕДОВАНИЯ.ИНТЕРФЕЙСЫ</w:t>
@@ -142,19 +142,40 @@
         <w:ind w:firstLine="709"/>
         <w:textAlignment w:val="auto"/>
         <w:rPr>
-          <w:rFonts w:ascii="Times New Roman" w:hAnsi="Times New Roman"/>
-          <w:sz w:val="28"/>
-          <w:szCs w:val="28"/>
-          <w:lang w:val="en-US"/>
+          <w:rFonts w:hint="default" w:ascii="Times New Roman" w:hAnsi="Times New Roman"/>
+          <w:sz w:val="28"/>
+          <w:szCs w:val="28"/>
+          <w:lang w:val="ru-RU"/>
         </w:rPr>
       </w:pPr>
+      <w:r>
+        <w:rPr>
+          <w:rFonts w:hint="default" w:ascii="Times New Roman" w:hAnsi="Times New Roman"/>
+          <w:sz w:val="28"/>
+          <w:szCs w:val="28"/>
+          <w:lang w:val="ru-RU"/>
+        </w:rPr>
+        <w:tab/>
+      </w:r>
     </w:p>
     <w:p>
       <w:pPr>
+        <w:keepNext w:val="0"/>
+        <w:keepLines w:val="0"/>
+        <w:pageBreakBefore w:val="0"/>
+        <w:widowControl/>
+        <w:kinsoku/>
+        <w:wordWrap/>
+        <w:overflowPunct/>
+        <w:topLinePunct w:val="0"/>
         <w:autoSpaceDE w:val="0"/>
         <w:autoSpaceDN w:val="0"/>
+        <w:bidi w:val="0"/>
         <w:adjustRightInd w:val="0"/>
+        <w:snapToGrid/>
         <w:spacing w:after="0" w:line="240" w:lineRule="auto"/>
+        <w:ind w:firstLine="350" w:firstLineChars="125"/>
+        <w:textAlignment w:val="auto"/>
         <w:rPr>
           <w:rFonts w:hint="default" w:ascii="Times New Roman" w:hAnsi="Times New Roman"/>
           <w:color w:val="000000" w:themeColor="text1"/>
@@ -201,10 +222,22 @@
     </w:p>
     <w:p>
       <w:pPr>
+        <w:keepNext w:val="0"/>
+        <w:keepLines w:val="0"/>
+        <w:pageBreakBefore w:val="0"/>
+        <w:widowControl/>
+        <w:kinsoku/>
+        <w:wordWrap/>
+        <w:overflowPunct/>
+        <w:topLinePunct w:val="0"/>
         <w:autoSpaceDE w:val="0"/>
         <w:autoSpaceDN w:val="0"/>
+        <w:bidi w:val="0"/>
         <w:adjustRightInd w:val="0"/>
+        <w:snapToGrid/>
         <w:spacing w:after="0" w:line="240" w:lineRule="auto"/>
+        <w:ind w:firstLine="350" w:firstLineChars="125"/>
+        <w:textAlignment w:val="auto"/>
         <w:rPr>
           <w:rFonts w:hint="default" w:ascii="Times New Roman" w:hAnsi="Times New Roman"/>
           <w:color w:val="000000" w:themeColor="text1"/>
@@ -236,10 +269,22 @@
     </w:p>
     <w:p>
       <w:pPr>
+        <w:keepNext w:val="0"/>
+        <w:keepLines w:val="0"/>
+        <w:pageBreakBefore w:val="0"/>
+        <w:widowControl/>
+        <w:kinsoku/>
+        <w:wordWrap/>
+        <w:overflowPunct/>
+        <w:topLinePunct w:val="0"/>
         <w:autoSpaceDE w:val="0"/>
         <w:autoSpaceDN w:val="0"/>
+        <w:bidi w:val="0"/>
         <w:adjustRightInd w:val="0"/>
+        <w:snapToGrid/>
         <w:spacing w:after="0" w:line="240" w:lineRule="auto"/>
+        <w:ind w:firstLine="350" w:firstLineChars="125"/>
+        <w:textAlignment w:val="auto"/>
         <w:rPr>
           <w:rFonts w:hint="default" w:ascii="Times New Roman" w:hAnsi="Times New Roman"/>
           <w:color w:val="000000" w:themeColor="text1"/>
@@ -256,10 +301,22 @@
     </w:p>
     <w:p>
       <w:pPr>
+        <w:keepNext w:val="0"/>
+        <w:keepLines w:val="0"/>
+        <w:pageBreakBefore w:val="0"/>
+        <w:widowControl/>
+        <w:kinsoku/>
+        <w:wordWrap/>
+        <w:overflowPunct/>
+        <w:topLinePunct w:val="0"/>
         <w:autoSpaceDE w:val="0"/>
         <w:autoSpaceDN w:val="0"/>
+        <w:bidi w:val="0"/>
         <w:adjustRightInd w:val="0"/>
+        <w:snapToGrid/>
         <w:spacing w:after="0" w:line="240" w:lineRule="auto"/>
+        <w:ind w:firstLine="350" w:firstLineChars="125"/>
+        <w:textAlignment w:val="auto"/>
         <w:rPr>
           <w:rFonts w:hint="default" w:ascii="Times New Roman" w:hAnsi="Times New Roman"/>
           <w:color w:val="000000" w:themeColor="text1"/>
@@ -291,10 +348,22 @@
     </w:p>
     <w:p>
       <w:pPr>
+        <w:keepNext w:val="0"/>
+        <w:keepLines w:val="0"/>
+        <w:pageBreakBefore w:val="0"/>
+        <w:widowControl/>
+        <w:kinsoku/>
+        <w:wordWrap/>
+        <w:overflowPunct/>
+        <w:topLinePunct w:val="0"/>
         <w:autoSpaceDE w:val="0"/>
         <w:autoSpaceDN w:val="0"/>
+        <w:bidi w:val="0"/>
         <w:adjustRightInd w:val="0"/>
+        <w:snapToGrid/>
         <w:spacing w:after="0" w:line="240" w:lineRule="auto"/>
+        <w:ind w:firstLine="350" w:firstLineChars="125"/>
+        <w:textAlignment w:val="auto"/>
         <w:rPr>
           <w:rFonts w:hint="default" w:ascii="Times New Roman" w:hAnsi="Times New Roman"/>
           <w:color w:val="000000" w:themeColor="text1"/>
@@ -326,10 +395,22 @@
     </w:p>
     <w:p>
       <w:pPr>
+        <w:keepNext w:val="0"/>
+        <w:keepLines w:val="0"/>
+        <w:pageBreakBefore w:val="0"/>
+        <w:widowControl/>
+        <w:kinsoku/>
+        <w:wordWrap/>
+        <w:overflowPunct/>
+        <w:topLinePunct w:val="0"/>
         <w:autoSpaceDE w:val="0"/>
         <w:autoSpaceDN w:val="0"/>
+        <w:bidi w:val="0"/>
         <w:adjustRightInd w:val="0"/>
+        <w:snapToGrid/>
         <w:spacing w:after="0" w:line="240" w:lineRule="auto"/>
+        <w:ind w:firstLine="350" w:firstLineChars="125"/>
+        <w:textAlignment w:val="auto"/>
         <w:rPr>
           <w:rFonts w:hint="default" w:ascii="Times New Roman" w:hAnsi="Times New Roman"/>
           <w:color w:val="000000" w:themeColor="text1"/>
@@ -361,10 +442,22 @@
     </w:p>
     <w:p>
       <w:pPr>
+        <w:keepNext w:val="0"/>
+        <w:keepLines w:val="0"/>
+        <w:pageBreakBefore w:val="0"/>
+        <w:widowControl/>
+        <w:kinsoku/>
+        <w:wordWrap/>
+        <w:overflowPunct/>
+        <w:topLinePunct w:val="0"/>
         <w:autoSpaceDE w:val="0"/>
         <w:autoSpaceDN w:val="0"/>
+        <w:bidi w:val="0"/>
         <w:adjustRightInd w:val="0"/>
+        <w:snapToGrid/>
         <w:spacing w:after="0" w:line="240" w:lineRule="auto"/>
+        <w:ind w:firstLine="350" w:firstLineChars="125"/>
+        <w:textAlignment w:val="auto"/>
         <w:rPr>
           <w:rFonts w:hint="default" w:ascii="Times New Roman" w:hAnsi="Times New Roman"/>
           <w:color w:val="000000" w:themeColor="text1"/>
@@ -396,10 +489,22 @@
     </w:p>
     <w:p>
       <w:pPr>
+        <w:keepNext w:val="0"/>
+        <w:keepLines w:val="0"/>
+        <w:pageBreakBefore w:val="0"/>
+        <w:widowControl/>
+        <w:kinsoku/>
+        <w:wordWrap/>
+        <w:overflowPunct/>
+        <w:topLinePunct w:val="0"/>
         <w:autoSpaceDE w:val="0"/>
         <w:autoSpaceDN w:val="0"/>
+        <w:bidi w:val="0"/>
         <w:adjustRightInd w:val="0"/>
+        <w:snapToGrid/>
         <w:spacing w:after="0" w:line="240" w:lineRule="auto"/>
+        <w:ind w:firstLine="350" w:firstLineChars="125"/>
+        <w:textAlignment w:val="auto"/>
         <w:rPr>
           <w:rFonts w:hint="default" w:ascii="Times New Roman" w:hAnsi="Times New Roman"/>
           <w:color w:val="000000" w:themeColor="text1"/>
@@ -431,10 +536,22 @@
     </w:p>
     <w:p>
       <w:pPr>
+        <w:keepNext w:val="0"/>
+        <w:keepLines w:val="0"/>
+        <w:pageBreakBefore w:val="0"/>
+        <w:widowControl/>
+        <w:kinsoku/>
+        <w:wordWrap/>
+        <w:overflowPunct/>
+        <w:topLinePunct w:val="0"/>
         <w:autoSpaceDE w:val="0"/>
         <w:autoSpaceDN w:val="0"/>
+        <w:bidi w:val="0"/>
         <w:adjustRightInd w:val="0"/>
+        <w:snapToGrid/>
         <w:spacing w:after="0" w:line="240" w:lineRule="auto"/>
+        <w:ind w:firstLine="350" w:firstLineChars="125"/>
+        <w:textAlignment w:val="auto"/>
         <w:rPr>
           <w:rFonts w:hint="default" w:ascii="Times New Roman" w:hAnsi="Times New Roman"/>
           <w:color w:val="000000" w:themeColor="text1"/>
@@ -466,10 +583,22 @@
     </w:p>
     <w:p>
       <w:pPr>
+        <w:keepNext w:val="0"/>
+        <w:keepLines w:val="0"/>
+        <w:pageBreakBefore w:val="0"/>
+        <w:widowControl/>
+        <w:kinsoku/>
+        <w:wordWrap/>
+        <w:overflowPunct/>
+        <w:topLinePunct w:val="0"/>
         <w:autoSpaceDE w:val="0"/>
         <w:autoSpaceDN w:val="0"/>
+        <w:bidi w:val="0"/>
         <w:adjustRightInd w:val="0"/>
+        <w:snapToGrid/>
         <w:spacing w:after="0" w:line="240" w:lineRule="auto"/>
+        <w:ind w:firstLine="350" w:firstLineChars="125"/>
+        <w:textAlignment w:val="auto"/>
         <w:rPr>
           <w:rFonts w:hint="default" w:ascii="Times New Roman" w:hAnsi="Times New Roman"/>
           <w:color w:val="000000" w:themeColor="text1"/>
@@ -501,10 +630,22 @@
     </w:p>
     <w:p>
       <w:pPr>
+        <w:keepNext w:val="0"/>
+        <w:keepLines w:val="0"/>
+        <w:pageBreakBefore w:val="0"/>
+        <w:widowControl/>
+        <w:kinsoku/>
+        <w:wordWrap/>
+        <w:overflowPunct/>
+        <w:topLinePunct w:val="0"/>
         <w:autoSpaceDE w:val="0"/>
         <w:autoSpaceDN w:val="0"/>
+        <w:bidi w:val="0"/>
         <w:adjustRightInd w:val="0"/>
+        <w:snapToGrid/>
         <w:spacing w:after="0" w:line="240" w:lineRule="auto"/>
+        <w:ind w:firstLine="350" w:firstLineChars="125"/>
+        <w:textAlignment w:val="auto"/>
         <w:rPr>
           <w:rFonts w:hint="default" w:ascii="Times New Roman" w:hAnsi="Times New Roman"/>
           <w:color w:val="000000" w:themeColor="text1"/>
@@ -536,10 +677,22 @@
     </w:p>
     <w:p>
       <w:pPr>
+        <w:keepNext w:val="0"/>
+        <w:keepLines w:val="0"/>
+        <w:pageBreakBefore w:val="0"/>
+        <w:widowControl/>
+        <w:kinsoku/>
+        <w:wordWrap/>
+        <w:overflowPunct/>
+        <w:topLinePunct w:val="0"/>
         <w:autoSpaceDE w:val="0"/>
         <w:autoSpaceDN w:val="0"/>
+        <w:bidi w:val="0"/>
         <w:adjustRightInd w:val="0"/>
+        <w:snapToGrid/>
         <w:spacing w:after="0" w:line="240" w:lineRule="auto"/>
+        <w:ind w:firstLine="350" w:firstLineChars="125"/>
+        <w:textAlignment w:val="auto"/>
         <w:rPr>
           <w:rFonts w:hint="default" w:ascii="Times New Roman" w:hAnsi="Times New Roman"/>
           <w:color w:val="000000" w:themeColor="text1"/>
@@ -571,10 +724,22 @@
     </w:p>
     <w:p>
       <w:pPr>
+        <w:keepNext w:val="0"/>
+        <w:keepLines w:val="0"/>
+        <w:pageBreakBefore w:val="0"/>
+        <w:widowControl/>
+        <w:kinsoku/>
+        <w:wordWrap/>
+        <w:overflowPunct/>
+        <w:topLinePunct w:val="0"/>
         <w:autoSpaceDE w:val="0"/>
         <w:autoSpaceDN w:val="0"/>
+        <w:bidi w:val="0"/>
         <w:adjustRightInd w:val="0"/>
+        <w:snapToGrid/>
         <w:spacing w:after="0" w:line="240" w:lineRule="auto"/>
+        <w:ind w:firstLine="350" w:firstLineChars="125"/>
+        <w:textAlignment w:val="auto"/>
         <w:rPr>
           <w:rFonts w:hint="default" w:ascii="Times New Roman" w:hAnsi="Times New Roman"/>
           <w:color w:val="000000" w:themeColor="text1"/>
@@ -606,10 +771,36 @@
     </w:p>
     <w:p>
       <w:pPr>
+        <w:keepNext w:val="0"/>
+        <w:keepLines w:val="0"/>
+        <w:pageBreakBefore w:val="0"/>
+        <w:widowControl/>
+        <w:kinsoku/>
+        <w:wordWrap/>
+        <w:overflowPunct/>
+        <w:topLinePunct w:val="0"/>
         <w:autoSpaceDE w:val="0"/>
         <w:autoSpaceDN w:val="0"/>
+        <w:bidi w:val="0"/>
         <w:adjustRightInd w:val="0"/>
+        <w:snapToGrid/>
         <w:spacing w:after="0" w:line="240" w:lineRule="auto"/>
+        <w:ind w:firstLine="350" w:firstLineChars="125"/>
+        <w:textAlignment w:val="auto"/>
+        <w:rPr>
+          <w:rFonts w:hint="default" w:ascii="Times New Roman" w:hAnsi="Times New Roman"/>
+          <w:color w:val="000000" w:themeColor="text1"/>
+          <w:sz w:val="28"/>
+          <w:szCs w:val="28"/>
+          <w:lang w:val="en-US"/>
+          <w14:textFill>
+            <w14:solidFill>
+              <w14:schemeClr w14:val="tx1"/>
+            </w14:solidFill>
+          </w14:textFill>
+        </w:rPr>
+      </w:pPr>
+      <w:r>
         <w:rPr>
           <w:rFonts w:hint="default" w:ascii="Times New Roman" w:hAnsi="Times New Roman"/>
           <w:color w:val="000000" w:themeColor="text1"/>
@@ -622,8 +813,42 @@
             </w14:solidFill>
           </w14:textFill>
         </w:rPr>
-      </w:pPr>
+        <w:t xml:space="preserve">                new Drum()</w:t>
+      </w:r>
       <w:r>
+        <w:rPr>
+          <w:rFonts w:hint="default" w:ascii="Times New Roman" w:hAnsi="Times New Roman"/>
+          <w:color w:val="000000" w:themeColor="text1"/>
+          <w:sz w:val="28"/>
+          <w:szCs w:val="28"/>
+          <w:lang w:val="en-US"/>
+          <w14:textFill>
+            <w14:solidFill>
+              <w14:schemeClr w14:val="tx1"/>
+            </w14:solidFill>
+          </w14:textFill>
+        </w:rPr>
+        <w:t xml:space="preserve"> </w:t>
+      </w:r>
+    </w:p>
+    <w:p>
+      <w:pPr>
+        <w:keepNext w:val="0"/>
+        <w:keepLines w:val="0"/>
+        <w:pageBreakBefore w:val="0"/>
+        <w:widowControl/>
+        <w:kinsoku/>
+        <w:wordWrap/>
+        <w:overflowPunct/>
+        <w:topLinePunct w:val="0"/>
+        <w:autoSpaceDE w:val="0"/>
+        <w:autoSpaceDN w:val="0"/>
+        <w:bidi w:val="0"/>
+        <w:adjustRightInd w:val="0"/>
+        <w:snapToGrid/>
+        <w:spacing w:after="0" w:line="240" w:lineRule="auto"/>
+        <w:ind w:firstLine="350" w:firstLineChars="125"/>
+        <w:textAlignment w:val="auto"/>
         <w:rPr>
           <w:rFonts w:hint="default" w:ascii="Times New Roman" w:hAnsi="Times New Roman"/>
           <w:color w:val="000000" w:themeColor="text1"/>
@@ -636,15 +861,8 @@
             </w14:solidFill>
           </w14:textFill>
         </w:rPr>
-        <w:t xml:space="preserve">                new Drum()</w:t>
-      </w:r>
-    </w:p>
-    <w:p>
-      <w:pPr>
-        <w:autoSpaceDE w:val="0"/>
-        <w:autoSpaceDN w:val="0"/>
-        <w:adjustRightInd w:val="0"/>
-        <w:spacing w:after="0" w:line="240" w:lineRule="auto"/>
+      </w:pPr>
+      <w:r>
         <w:rPr>
           <w:rFonts w:hint="default" w:ascii="Times New Roman" w:hAnsi="Times New Roman"/>
           <w:color w:val="000000" w:themeColor="text1"/>
@@ -657,8 +875,27 @@
             </w14:solidFill>
           </w14:textFill>
         </w:rPr>
-      </w:pPr>
-      <w:r>
+        <w:t xml:space="preserve">            };</w:t>
+      </w:r>
+    </w:p>
+    <w:p>
+      <w:pPr>
+        <w:keepNext w:val="0"/>
+        <w:keepLines w:val="0"/>
+        <w:pageBreakBefore w:val="0"/>
+        <w:widowControl/>
+        <w:kinsoku/>
+        <w:wordWrap/>
+        <w:overflowPunct/>
+        <w:topLinePunct w:val="0"/>
+        <w:autoSpaceDE w:val="0"/>
+        <w:autoSpaceDN w:val="0"/>
+        <w:bidi w:val="0"/>
+        <w:adjustRightInd w:val="0"/>
+        <w:snapToGrid/>
+        <w:spacing w:after="0" w:line="240" w:lineRule="auto"/>
+        <w:ind w:firstLine="350" w:firstLineChars="125"/>
+        <w:textAlignment w:val="auto"/>
         <w:rPr>
           <w:rFonts w:hint="default" w:ascii="Times New Roman" w:hAnsi="Times New Roman"/>
           <w:color w:val="000000" w:themeColor="text1"/>
@@ -671,15 +908,26 @@
             </w14:solidFill>
           </w14:textFill>
         </w:rPr>
-        <w:t xml:space="preserve">            };</w:t>
-      </w:r>
+      </w:pPr>
     </w:p>
     <w:p>
       <w:pPr>
+        <w:keepNext w:val="0"/>
+        <w:keepLines w:val="0"/>
+        <w:pageBreakBefore w:val="0"/>
+        <w:widowControl/>
+        <w:kinsoku/>
+        <w:wordWrap/>
+        <w:overflowPunct/>
+        <w:topLinePunct w:val="0"/>
         <w:autoSpaceDE w:val="0"/>
         <w:autoSpaceDN w:val="0"/>
+        <w:bidi w:val="0"/>
         <w:adjustRightInd w:val="0"/>
+        <w:snapToGrid/>
         <w:spacing w:after="0" w:line="240" w:lineRule="auto"/>
+        <w:ind w:firstLine="350" w:firstLineChars="125"/>
+        <w:textAlignment w:val="auto"/>
         <w:rPr>
           <w:rFonts w:hint="default" w:ascii="Times New Roman" w:hAnsi="Times New Roman"/>
           <w:color w:val="000000" w:themeColor="text1"/>
@@ -693,13 +941,7 @@
           </w14:textFill>
         </w:rPr>
       </w:pPr>
-    </w:p>
-    <w:p>
-      <w:pPr>
-        <w:autoSpaceDE w:val="0"/>
-        <w:autoSpaceDN w:val="0"/>
-        <w:adjustRightInd w:val="0"/>
-        <w:spacing w:after="0" w:line="240" w:lineRule="auto"/>
+      <w:r>
         <w:rPr>
           <w:rFonts w:hint="default" w:ascii="Times New Roman" w:hAnsi="Times New Roman"/>
           <w:color w:val="000000" w:themeColor="text1"/>
@@ -712,8 +954,27 @@
             </w14:solidFill>
           </w14:textFill>
         </w:rPr>
-      </w:pPr>
-      <w:r>
+        <w:t xml:space="preserve">            Console.WriteLine("Репетиция оркестра");</w:t>
+      </w:r>
+    </w:p>
+    <w:p>
+      <w:pPr>
+        <w:keepNext w:val="0"/>
+        <w:keepLines w:val="0"/>
+        <w:pageBreakBefore w:val="0"/>
+        <w:widowControl/>
+        <w:kinsoku/>
+        <w:wordWrap/>
+        <w:overflowPunct/>
+        <w:topLinePunct w:val="0"/>
+        <w:autoSpaceDE w:val="0"/>
+        <w:autoSpaceDN w:val="0"/>
+        <w:bidi w:val="0"/>
+        <w:adjustRightInd w:val="0"/>
+        <w:snapToGrid/>
+        <w:spacing w:after="0" w:line="240" w:lineRule="auto"/>
+        <w:ind w:firstLine="350" w:firstLineChars="125"/>
+        <w:textAlignment w:val="auto"/>
         <w:rPr>
           <w:rFonts w:hint="default" w:ascii="Times New Roman" w:hAnsi="Times New Roman"/>
           <w:color w:val="000000" w:themeColor="text1"/>
@@ -726,15 +987,26 @@
             </w14:solidFill>
           </w14:textFill>
         </w:rPr>
-        <w:t xml:space="preserve">            Console.WriteLine("Репетиция оркестра");</w:t>
-      </w:r>
+      </w:pPr>
     </w:p>
     <w:p>
       <w:pPr>
+        <w:keepNext w:val="0"/>
+        <w:keepLines w:val="0"/>
+        <w:pageBreakBefore w:val="0"/>
+        <w:widowControl/>
+        <w:kinsoku/>
+        <w:wordWrap/>
+        <w:overflowPunct/>
+        <w:topLinePunct w:val="0"/>
         <w:autoSpaceDE w:val="0"/>
         <w:autoSpaceDN w:val="0"/>
+        <w:bidi w:val="0"/>
         <w:adjustRightInd w:val="0"/>
+        <w:snapToGrid/>
         <w:spacing w:after="0" w:line="240" w:lineRule="auto"/>
+        <w:ind w:firstLine="350" w:firstLineChars="125"/>
+        <w:textAlignment w:val="auto"/>
         <w:rPr>
           <w:rFonts w:hint="default" w:ascii="Times New Roman" w:hAnsi="Times New Roman"/>
           <w:color w:val="000000" w:themeColor="text1"/>
@@ -748,13 +1020,7 @@
           </w14:textFill>
         </w:rPr>
       </w:pPr>
-    </w:p>
-    <w:p>
-      <w:pPr>
-        <w:autoSpaceDE w:val="0"/>
-        <w:autoSpaceDN w:val="0"/>
-        <w:adjustRightInd w:val="0"/>
-        <w:spacing w:after="0" w:line="240" w:lineRule="auto"/>
+      <w:r>
         <w:rPr>
           <w:rFonts w:hint="default" w:ascii="Times New Roman" w:hAnsi="Times New Roman"/>
           <w:color w:val="000000" w:themeColor="text1"/>
@@ -767,8 +1033,27 @@
             </w14:solidFill>
           </w14:textFill>
         </w:rPr>
-      </w:pPr>
-      <w:r>
+        <w:t xml:space="preserve">            foreach (var instrument in orchestra)</w:t>
+      </w:r>
+    </w:p>
+    <w:p>
+      <w:pPr>
+        <w:keepNext w:val="0"/>
+        <w:keepLines w:val="0"/>
+        <w:pageBreakBefore w:val="0"/>
+        <w:widowControl/>
+        <w:kinsoku/>
+        <w:wordWrap/>
+        <w:overflowPunct/>
+        <w:topLinePunct w:val="0"/>
+        <w:autoSpaceDE w:val="0"/>
+        <w:autoSpaceDN w:val="0"/>
+        <w:bidi w:val="0"/>
+        <w:adjustRightInd w:val="0"/>
+        <w:snapToGrid/>
+        <w:spacing w:after="0" w:line="240" w:lineRule="auto"/>
+        <w:ind w:firstLine="350" w:firstLineChars="125"/>
+        <w:textAlignment w:val="auto"/>
         <w:rPr>
           <w:rFonts w:hint="default" w:ascii="Times New Roman" w:hAnsi="Times New Roman"/>
           <w:color w:val="000000" w:themeColor="text1"/>
@@ -781,15 +1066,8 @@
             </w14:solidFill>
           </w14:textFill>
         </w:rPr>
-        <w:t xml:space="preserve">            foreach (var instrument in orchestra)</w:t>
-      </w:r>
-    </w:p>
-    <w:p>
-      <w:pPr>
-        <w:autoSpaceDE w:val="0"/>
-        <w:autoSpaceDN w:val="0"/>
-        <w:adjustRightInd w:val="0"/>
-        <w:spacing w:after="0" w:line="240" w:lineRule="auto"/>
+      </w:pPr>
+      <w:r>
         <w:rPr>
           <w:rFonts w:hint="default" w:ascii="Times New Roman" w:hAnsi="Times New Roman"/>
           <w:color w:val="000000" w:themeColor="text1"/>
@@ -802,8 +1080,27 @@
             </w14:solidFill>
           </w14:textFill>
         </w:rPr>
-      </w:pPr>
-      <w:r>
+        <w:t xml:space="preserve">            {</w:t>
+      </w:r>
+    </w:p>
+    <w:p>
+      <w:pPr>
+        <w:keepNext w:val="0"/>
+        <w:keepLines w:val="0"/>
+        <w:pageBreakBefore w:val="0"/>
+        <w:widowControl/>
+        <w:kinsoku/>
+        <w:wordWrap/>
+        <w:overflowPunct/>
+        <w:topLinePunct w:val="0"/>
+        <w:autoSpaceDE w:val="0"/>
+        <w:autoSpaceDN w:val="0"/>
+        <w:bidi w:val="0"/>
+        <w:adjustRightInd w:val="0"/>
+        <w:snapToGrid/>
+        <w:spacing w:after="0" w:line="240" w:lineRule="auto"/>
+        <w:ind w:firstLine="350" w:firstLineChars="125"/>
+        <w:textAlignment w:val="auto"/>
         <w:rPr>
           <w:rFonts w:hint="default" w:ascii="Times New Roman" w:hAnsi="Times New Roman"/>
           <w:color w:val="000000" w:themeColor="text1"/>
@@ -816,15 +1113,8 @@
             </w14:solidFill>
           </w14:textFill>
         </w:rPr>
-        <w:t xml:space="preserve">            {</w:t>
-      </w:r>
-    </w:p>
-    <w:p>
-      <w:pPr>
-        <w:autoSpaceDE w:val="0"/>
-        <w:autoSpaceDN w:val="0"/>
-        <w:adjustRightInd w:val="0"/>
-        <w:spacing w:after="0" w:line="240" w:lineRule="auto"/>
+      </w:pPr>
+      <w:r>
         <w:rPr>
           <w:rFonts w:hint="default" w:ascii="Times New Roman" w:hAnsi="Times New Roman"/>
           <w:color w:val="000000" w:themeColor="text1"/>
@@ -837,8 +1127,27 @@
             </w14:solidFill>
           </w14:textFill>
         </w:rPr>
-      </w:pPr>
-      <w:r>
+        <w:t xml:space="preserve">                instrument.PlaySound();</w:t>
+      </w:r>
+    </w:p>
+    <w:p>
+      <w:pPr>
+        <w:keepNext w:val="0"/>
+        <w:keepLines w:val="0"/>
+        <w:pageBreakBefore w:val="0"/>
+        <w:widowControl/>
+        <w:kinsoku/>
+        <w:wordWrap/>
+        <w:overflowPunct/>
+        <w:topLinePunct w:val="0"/>
+        <w:autoSpaceDE w:val="0"/>
+        <w:autoSpaceDN w:val="0"/>
+        <w:bidi w:val="0"/>
+        <w:adjustRightInd w:val="0"/>
+        <w:snapToGrid/>
+        <w:spacing w:after="0" w:line="240" w:lineRule="auto"/>
+        <w:ind w:firstLine="350" w:firstLineChars="125"/>
+        <w:textAlignment w:val="auto"/>
         <w:rPr>
           <w:rFonts w:hint="default" w:ascii="Times New Roman" w:hAnsi="Times New Roman"/>
           <w:color w:val="000000" w:themeColor="text1"/>
@@ -851,15 +1160,8 @@
             </w14:solidFill>
           </w14:textFill>
         </w:rPr>
-        <w:t xml:space="preserve">                instrument.PlaySound();</w:t>
-      </w:r>
-    </w:p>
-    <w:p>
-      <w:pPr>
-        <w:autoSpaceDE w:val="0"/>
-        <w:autoSpaceDN w:val="0"/>
-        <w:adjustRightInd w:val="0"/>
-        <w:spacing w:after="0" w:line="240" w:lineRule="auto"/>
+      </w:pPr>
+      <w:r>
         <w:rPr>
           <w:rFonts w:hint="default" w:ascii="Times New Roman" w:hAnsi="Times New Roman"/>
           <w:color w:val="000000" w:themeColor="text1"/>
@@ -872,8 +1174,27 @@
             </w14:solidFill>
           </w14:textFill>
         </w:rPr>
-      </w:pPr>
-      <w:r>
+        <w:t xml:space="preserve">            }</w:t>
+      </w:r>
+    </w:p>
+    <w:p>
+      <w:pPr>
+        <w:keepNext w:val="0"/>
+        <w:keepLines w:val="0"/>
+        <w:pageBreakBefore w:val="0"/>
+        <w:widowControl/>
+        <w:kinsoku/>
+        <w:wordWrap/>
+        <w:overflowPunct/>
+        <w:topLinePunct w:val="0"/>
+        <w:autoSpaceDE w:val="0"/>
+        <w:autoSpaceDN w:val="0"/>
+        <w:bidi w:val="0"/>
+        <w:adjustRightInd w:val="0"/>
+        <w:snapToGrid/>
+        <w:spacing w:after="0" w:line="240" w:lineRule="auto"/>
+        <w:ind w:firstLine="350" w:firstLineChars="125"/>
+        <w:textAlignment w:val="auto"/>
         <w:rPr>
           <w:rFonts w:hint="default" w:ascii="Times New Roman" w:hAnsi="Times New Roman"/>
           <w:color w:val="000000" w:themeColor="text1"/>
@@ -886,15 +1207,26 @@
             </w14:solidFill>
           </w14:textFill>
         </w:rPr>
-        <w:t xml:space="preserve">            }</w:t>
-      </w:r>
+      </w:pPr>
     </w:p>
     <w:p>
       <w:pPr>
+        <w:keepNext w:val="0"/>
+        <w:keepLines w:val="0"/>
+        <w:pageBreakBefore w:val="0"/>
+        <w:widowControl/>
+        <w:kinsoku/>
+        <w:wordWrap/>
+        <w:overflowPunct/>
+        <w:topLinePunct w:val="0"/>
         <w:autoSpaceDE w:val="0"/>
         <w:autoSpaceDN w:val="0"/>
+        <w:bidi w:val="0"/>
         <w:adjustRightInd w:val="0"/>
+        <w:snapToGrid/>
         <w:spacing w:after="0" w:line="240" w:lineRule="auto"/>
+        <w:ind w:firstLine="350" w:firstLineChars="125"/>
+        <w:textAlignment w:val="auto"/>
         <w:rPr>
           <w:rFonts w:hint="default" w:ascii="Times New Roman" w:hAnsi="Times New Roman"/>
           <w:color w:val="000000" w:themeColor="text1"/>
@@ -908,13 +1240,7 @@
           </w14:textFill>
         </w:rPr>
       </w:pPr>
-    </w:p>
-    <w:p>
-      <w:pPr>
-        <w:autoSpaceDE w:val="0"/>
-        <w:autoSpaceDN w:val="0"/>
-        <w:adjustRightInd w:val="0"/>
-        <w:spacing w:after="0" w:line="240" w:lineRule="auto"/>
+      <w:r>
         <w:rPr>
           <w:rFonts w:hint="default" w:ascii="Times New Roman" w:hAnsi="Times New Roman"/>
           <w:color w:val="000000" w:themeColor="text1"/>
@@ -927,8 +1253,27 @@
             </w14:solidFill>
           </w14:textFill>
         </w:rPr>
-      </w:pPr>
-      <w:r>
+        <w:t xml:space="preserve">            Console.WriteLine("Нажмите любую клавишу для выхода");</w:t>
+      </w:r>
+    </w:p>
+    <w:p>
+      <w:pPr>
+        <w:keepNext w:val="0"/>
+        <w:keepLines w:val="0"/>
+        <w:pageBreakBefore w:val="0"/>
+        <w:widowControl/>
+        <w:kinsoku/>
+        <w:wordWrap/>
+        <w:overflowPunct/>
+        <w:topLinePunct w:val="0"/>
+        <w:autoSpaceDE w:val="0"/>
+        <w:autoSpaceDN w:val="0"/>
+        <w:bidi w:val="0"/>
+        <w:adjustRightInd w:val="0"/>
+        <w:snapToGrid/>
+        <w:spacing w:after="0" w:line="240" w:lineRule="auto"/>
+        <w:ind w:firstLine="350" w:firstLineChars="125"/>
+        <w:textAlignment w:val="auto"/>
         <w:rPr>
           <w:rFonts w:hint="default" w:ascii="Times New Roman" w:hAnsi="Times New Roman"/>
           <w:color w:val="000000" w:themeColor="text1"/>
@@ -941,15 +1286,8 @@
             </w14:solidFill>
           </w14:textFill>
         </w:rPr>
-        <w:t xml:space="preserve">            Console.WriteLine("Нажмите любую клавишу для выхода");</w:t>
-      </w:r>
-    </w:p>
-    <w:p>
-      <w:pPr>
-        <w:autoSpaceDE w:val="0"/>
-        <w:autoSpaceDN w:val="0"/>
-        <w:adjustRightInd w:val="0"/>
-        <w:spacing w:after="0" w:line="240" w:lineRule="auto"/>
+      </w:pPr>
+      <w:r>
         <w:rPr>
           <w:rFonts w:hint="default" w:ascii="Times New Roman" w:hAnsi="Times New Roman"/>
           <w:color w:val="000000" w:themeColor="text1"/>
@@ -962,8 +1300,27 @@
             </w14:solidFill>
           </w14:textFill>
         </w:rPr>
-      </w:pPr>
-      <w:r>
+        <w:t xml:space="preserve">            Console.ReadKey();</w:t>
+      </w:r>
+    </w:p>
+    <w:p>
+      <w:pPr>
+        <w:keepNext w:val="0"/>
+        <w:keepLines w:val="0"/>
+        <w:pageBreakBefore w:val="0"/>
+        <w:widowControl/>
+        <w:kinsoku/>
+        <w:wordWrap/>
+        <w:overflowPunct/>
+        <w:topLinePunct w:val="0"/>
+        <w:autoSpaceDE w:val="0"/>
+        <w:autoSpaceDN w:val="0"/>
+        <w:bidi w:val="0"/>
+        <w:adjustRightInd w:val="0"/>
+        <w:snapToGrid/>
+        <w:spacing w:after="0" w:line="240" w:lineRule="auto"/>
+        <w:ind w:firstLine="350" w:firstLineChars="125"/>
+        <w:textAlignment w:val="auto"/>
         <w:rPr>
           <w:rFonts w:hint="default" w:ascii="Times New Roman" w:hAnsi="Times New Roman"/>
           <w:color w:val="000000" w:themeColor="text1"/>
@@ -976,15 +1333,8 @@
             </w14:solidFill>
           </w14:textFill>
         </w:rPr>
-        <w:t xml:space="preserve">            Console.ReadKey();</w:t>
-      </w:r>
-    </w:p>
-    <w:p>
-      <w:pPr>
-        <w:autoSpaceDE w:val="0"/>
-        <w:autoSpaceDN w:val="0"/>
-        <w:adjustRightInd w:val="0"/>
-        <w:spacing w:after="0" w:line="240" w:lineRule="auto"/>
+      </w:pPr>
+      <w:r>
         <w:rPr>
           <w:rFonts w:hint="default" w:ascii="Times New Roman" w:hAnsi="Times New Roman"/>
           <w:color w:val="000000" w:themeColor="text1"/>
@@ -997,8 +1347,27 @@
             </w14:solidFill>
           </w14:textFill>
         </w:rPr>
-      </w:pPr>
-      <w:r>
+        <w:t xml:space="preserve">        }</w:t>
+      </w:r>
+    </w:p>
+    <w:p>
+      <w:pPr>
+        <w:keepNext w:val="0"/>
+        <w:keepLines w:val="0"/>
+        <w:pageBreakBefore w:val="0"/>
+        <w:widowControl/>
+        <w:kinsoku/>
+        <w:wordWrap/>
+        <w:overflowPunct/>
+        <w:topLinePunct w:val="0"/>
+        <w:autoSpaceDE w:val="0"/>
+        <w:autoSpaceDN w:val="0"/>
+        <w:bidi w:val="0"/>
+        <w:adjustRightInd w:val="0"/>
+        <w:snapToGrid/>
+        <w:spacing w:after="0" w:line="240" w:lineRule="auto"/>
+        <w:ind w:firstLine="350" w:firstLineChars="125"/>
+        <w:textAlignment w:val="auto"/>
         <w:rPr>
           <w:rFonts w:hint="default" w:ascii="Times New Roman" w:hAnsi="Times New Roman"/>
           <w:color w:val="000000" w:themeColor="text1"/>
@@ -1011,15 +1380,8 @@
             </w14:solidFill>
           </w14:textFill>
         </w:rPr>
-        <w:t xml:space="preserve">        }</w:t>
-      </w:r>
-    </w:p>
-    <w:p>
-      <w:pPr>
-        <w:autoSpaceDE w:val="0"/>
-        <w:autoSpaceDN w:val="0"/>
-        <w:adjustRightInd w:val="0"/>
-        <w:spacing w:after="0" w:line="240" w:lineRule="auto"/>
+      </w:pPr>
+      <w:r>
         <w:rPr>
           <w:rFonts w:hint="default" w:ascii="Times New Roman" w:hAnsi="Times New Roman"/>
           <w:color w:val="000000" w:themeColor="text1"/>
@@ -1032,6 +1394,39 @@
             </w14:solidFill>
           </w14:textFill>
         </w:rPr>
+        <w:t xml:space="preserve">    }</w:t>
+      </w:r>
+    </w:p>
+    <w:p>
+      <w:pPr>
+        <w:keepNext w:val="0"/>
+        <w:keepLines w:val="0"/>
+        <w:pageBreakBefore w:val="0"/>
+        <w:widowControl/>
+        <w:kinsoku/>
+        <w:wordWrap/>
+        <w:overflowPunct/>
+        <w:topLinePunct w:val="0"/>
+        <w:autoSpaceDE w:val="0"/>
+        <w:autoSpaceDN w:val="0"/>
+        <w:bidi w:val="0"/>
+        <w:adjustRightInd w:val="0"/>
+        <w:snapToGrid/>
+        <w:spacing w:after="0" w:line="240" w:lineRule="auto"/>
+        <w:ind w:firstLine="350" w:firstLineChars="125"/>
+        <w:textAlignment w:val="auto"/>
+        <w:rPr>
+          <w:rFonts w:hint="default" w:ascii="Times New Roman" w:hAnsi="Times New Roman"/>
+          <w:color w:val="000000" w:themeColor="text1"/>
+          <w:sz w:val="28"/>
+          <w:szCs w:val="28"/>
+          <w:lang w:val="en-US"/>
+          <w14:textFill>
+            <w14:solidFill>
+              <w14:schemeClr w14:val="tx1"/>
+            </w14:solidFill>
+          </w14:textFill>
+        </w:rPr>
       </w:pPr>
       <w:r>
         <w:rPr>
@@ -1046,50 +1441,27 @@
             </w14:solidFill>
           </w14:textFill>
         </w:rPr>
-        <w:t xml:space="preserve">    }</w:t>
-      </w:r>
-    </w:p>
-    <w:p>
-      <w:pPr>
-        <w:autoSpaceDE w:val="0"/>
-        <w:autoSpaceDN w:val="0"/>
-        <w:adjustRightInd w:val="0"/>
-        <w:spacing w:after="0" w:line="240" w:lineRule="auto"/>
-        <w:rPr>
-          <w:rFonts w:hint="default" w:ascii="Times New Roman" w:hAnsi="Times New Roman"/>
-          <w:color w:val="000000" w:themeColor="text1"/>
-          <w:sz w:val="28"/>
-          <w:szCs w:val="28"/>
-          <w:lang w:val="ru-RU"/>
-          <w14:textFill>
-            <w14:solidFill>
-              <w14:schemeClr w14:val="tx1"/>
-            </w14:solidFill>
-          </w14:textFill>
-        </w:rPr>
-      </w:pPr>
-      <w:r>
-        <w:rPr>
-          <w:rFonts w:hint="default" w:ascii="Times New Roman" w:hAnsi="Times New Roman"/>
-          <w:color w:val="000000" w:themeColor="text1"/>
-          <w:sz w:val="28"/>
-          <w:szCs w:val="28"/>
-          <w:lang w:val="ru-RU"/>
-          <w14:textFill>
-            <w14:solidFill>
-              <w14:schemeClr w14:val="tx1"/>
-            </w14:solidFill>
-          </w14:textFill>
-        </w:rPr>
         <w:t>}</w:t>
       </w:r>
     </w:p>
     <w:p>
       <w:pPr>
+        <w:keepNext w:val="0"/>
+        <w:keepLines w:val="0"/>
+        <w:pageBreakBefore w:val="0"/>
+        <w:widowControl/>
+        <w:kinsoku/>
+        <w:wordWrap/>
+        <w:overflowPunct/>
+        <w:topLinePunct w:val="0"/>
         <w:autoSpaceDE w:val="0"/>
         <w:autoSpaceDN w:val="0"/>
+        <w:bidi w:val="0"/>
         <w:adjustRightInd w:val="0"/>
+        <w:snapToGrid/>
         <w:spacing w:after="0" w:line="240" w:lineRule="auto"/>
+        <w:ind w:firstLine="350" w:firstLineChars="125"/>
+        <w:textAlignment w:val="auto"/>
         <w:rPr>
           <w:rFonts w:hint="default" w:ascii="Times New Roman" w:hAnsi="Times New Roman"/>
           <w:color w:val="000000" w:themeColor="text1"/>
@@ -1106,10 +1478,667 @@
     </w:p>
     <w:p>
       <w:pPr>
+        <w:keepNext w:val="0"/>
+        <w:keepLines w:val="0"/>
+        <w:pageBreakBefore w:val="0"/>
+        <w:widowControl/>
+        <w:kinsoku/>
+        <w:wordWrap/>
+        <w:overflowPunct/>
+        <w:topLinePunct w:val="0"/>
         <w:autoSpaceDE w:val="0"/>
         <w:autoSpaceDN w:val="0"/>
+        <w:bidi w:val="0"/>
         <w:adjustRightInd w:val="0"/>
+        <w:snapToGrid/>
         <w:spacing w:after="0" w:line="240" w:lineRule="auto"/>
+        <w:ind w:firstLine="350" w:firstLineChars="125"/>
+        <w:textAlignment w:val="auto"/>
+        <w:rPr>
+          <w:rFonts w:hint="default" w:ascii="Times New Roman" w:hAnsi="Times New Roman" w:eastAsia="SimSun" w:cs="Times New Roman"/>
+          <w:sz w:val="28"/>
+          <w:szCs w:val="28"/>
+          <w:lang w:val="ru-RU"/>
+        </w:rPr>
+      </w:pPr>
+      <w:r>
+        <w:rPr>
+          <w:rFonts w:hint="default" w:ascii="Times New Roman" w:hAnsi="Times New Roman" w:eastAsia="SimSun" w:cs="Times New Roman"/>
+          <w:sz w:val="28"/>
+          <w:szCs w:val="28"/>
+        </w:rPr>
+        <w:t>MusicalInstrument.cs</w:t>
+      </w:r>
+      <w:r>
+        <w:rPr>
+          <w:rFonts w:hint="default" w:ascii="Times New Roman" w:hAnsi="Times New Roman" w:eastAsia="SimSun" w:cs="Times New Roman"/>
+          <w:sz w:val="28"/>
+          <w:szCs w:val="28"/>
+          <w:lang w:val="en-US"/>
+        </w:rPr>
+        <w:t>:</w:t>
+      </w:r>
+    </w:p>
+    <w:p>
+      <w:pPr>
+        <w:keepNext w:val="0"/>
+        <w:keepLines w:val="0"/>
+        <w:pageBreakBefore w:val="0"/>
+        <w:widowControl/>
+        <w:kinsoku/>
+        <w:wordWrap/>
+        <w:overflowPunct/>
+        <w:topLinePunct w:val="0"/>
+        <w:autoSpaceDE w:val="0"/>
+        <w:autoSpaceDN w:val="0"/>
+        <w:bidi w:val="0"/>
+        <w:adjustRightInd w:val="0"/>
+        <w:snapToGrid/>
+        <w:spacing w:after="0" w:line="240" w:lineRule="auto"/>
+        <w:ind w:firstLine="350" w:firstLineChars="125"/>
+        <w:textAlignment w:val="auto"/>
+        <w:rPr>
+          <w:rFonts w:hint="default" w:ascii="Times New Roman" w:hAnsi="Times New Roman" w:eastAsia="SimSun"/>
+          <w:sz w:val="28"/>
+          <w:szCs w:val="28"/>
+          <w:lang w:val="en-US"/>
+        </w:rPr>
+      </w:pPr>
+      <w:r>
+        <w:rPr>
+          <w:rFonts w:hint="default" w:ascii="Times New Roman" w:hAnsi="Times New Roman" w:eastAsia="SimSun"/>
+          <w:sz w:val="28"/>
+          <w:szCs w:val="28"/>
+          <w:lang w:val="en-US"/>
+        </w:rPr>
+        <w:t>using System;</w:t>
+      </w:r>
+    </w:p>
+    <w:p>
+      <w:pPr>
+        <w:keepNext w:val="0"/>
+        <w:keepLines w:val="0"/>
+        <w:pageBreakBefore w:val="0"/>
+        <w:widowControl/>
+        <w:kinsoku/>
+        <w:wordWrap/>
+        <w:overflowPunct/>
+        <w:topLinePunct w:val="0"/>
+        <w:autoSpaceDE w:val="0"/>
+        <w:autoSpaceDN w:val="0"/>
+        <w:bidi w:val="0"/>
+        <w:adjustRightInd w:val="0"/>
+        <w:snapToGrid/>
+        <w:spacing w:after="0" w:line="240" w:lineRule="auto"/>
+        <w:ind w:firstLine="350" w:firstLineChars="125"/>
+        <w:textAlignment w:val="auto"/>
+        <w:rPr>
+          <w:rFonts w:hint="default" w:ascii="Times New Roman" w:hAnsi="Times New Roman" w:eastAsia="SimSun"/>
+          <w:sz w:val="28"/>
+          <w:szCs w:val="28"/>
+          <w:lang w:val="en-US"/>
+        </w:rPr>
+      </w:pPr>
+    </w:p>
+    <w:p>
+      <w:pPr>
+        <w:keepNext w:val="0"/>
+        <w:keepLines w:val="0"/>
+        <w:pageBreakBefore w:val="0"/>
+        <w:widowControl/>
+        <w:kinsoku/>
+        <w:wordWrap/>
+        <w:overflowPunct/>
+        <w:topLinePunct w:val="0"/>
+        <w:autoSpaceDE w:val="0"/>
+        <w:autoSpaceDN w:val="0"/>
+        <w:bidi w:val="0"/>
+        <w:adjustRightInd w:val="0"/>
+        <w:snapToGrid/>
+        <w:spacing w:after="0" w:line="240" w:lineRule="auto"/>
+        <w:ind w:firstLine="350" w:firstLineChars="125"/>
+        <w:textAlignment w:val="auto"/>
+        <w:rPr>
+          <w:rFonts w:hint="default" w:ascii="Times New Roman" w:hAnsi="Times New Roman" w:eastAsia="SimSun"/>
+          <w:sz w:val="28"/>
+          <w:szCs w:val="28"/>
+          <w:lang w:val="en-US"/>
+        </w:rPr>
+      </w:pPr>
+    </w:p>
+    <w:p>
+      <w:pPr>
+        <w:keepNext w:val="0"/>
+        <w:keepLines w:val="0"/>
+        <w:pageBreakBefore w:val="0"/>
+        <w:widowControl/>
+        <w:kinsoku/>
+        <w:wordWrap/>
+        <w:overflowPunct/>
+        <w:topLinePunct w:val="0"/>
+        <w:autoSpaceDE w:val="0"/>
+        <w:autoSpaceDN w:val="0"/>
+        <w:bidi w:val="0"/>
+        <w:adjustRightInd w:val="0"/>
+        <w:snapToGrid/>
+        <w:spacing w:after="0" w:line="240" w:lineRule="auto"/>
+        <w:ind w:firstLine="350" w:firstLineChars="125"/>
+        <w:textAlignment w:val="auto"/>
+        <w:rPr>
+          <w:rFonts w:hint="default" w:ascii="Times New Roman" w:hAnsi="Times New Roman" w:eastAsia="SimSun"/>
+          <w:sz w:val="28"/>
+          <w:szCs w:val="28"/>
+          <w:lang w:val="en-US"/>
+        </w:rPr>
+      </w:pPr>
+    </w:p>
+    <w:p>
+      <w:pPr>
+        <w:keepNext w:val="0"/>
+        <w:keepLines w:val="0"/>
+        <w:pageBreakBefore w:val="0"/>
+        <w:widowControl/>
+        <w:kinsoku/>
+        <w:wordWrap/>
+        <w:overflowPunct/>
+        <w:topLinePunct w:val="0"/>
+        <w:autoSpaceDE w:val="0"/>
+        <w:autoSpaceDN w:val="0"/>
+        <w:bidi w:val="0"/>
+        <w:adjustRightInd w:val="0"/>
+        <w:snapToGrid/>
+        <w:spacing w:after="0" w:line="240" w:lineRule="auto"/>
+        <w:ind w:firstLine="350" w:firstLineChars="125"/>
+        <w:textAlignment w:val="auto"/>
+        <w:rPr>
+          <w:rFonts w:hint="default" w:ascii="Times New Roman" w:hAnsi="Times New Roman" w:eastAsia="SimSun"/>
+          <w:sz w:val="28"/>
+          <w:szCs w:val="28"/>
+          <w:lang w:val="en-US"/>
+        </w:rPr>
+      </w:pPr>
+    </w:p>
+    <w:p>
+      <w:pPr>
+        <w:keepNext w:val="0"/>
+        <w:keepLines w:val="0"/>
+        <w:pageBreakBefore w:val="0"/>
+        <w:widowControl/>
+        <w:kinsoku/>
+        <w:wordWrap/>
+        <w:overflowPunct/>
+        <w:topLinePunct w:val="0"/>
+        <w:autoSpaceDE w:val="0"/>
+        <w:autoSpaceDN w:val="0"/>
+        <w:bidi w:val="0"/>
+        <w:adjustRightInd w:val="0"/>
+        <w:snapToGrid/>
+        <w:spacing w:after="0" w:line="240" w:lineRule="auto"/>
+        <w:ind w:firstLine="350" w:firstLineChars="125"/>
+        <w:textAlignment w:val="auto"/>
+        <w:rPr>
+          <w:rFonts w:hint="default" w:ascii="Times New Roman" w:hAnsi="Times New Roman" w:eastAsia="SimSun"/>
+          <w:sz w:val="28"/>
+          <w:szCs w:val="28"/>
+          <w:lang w:val="en-US"/>
+        </w:rPr>
+      </w:pPr>
+    </w:p>
+    <w:p>
+      <w:pPr>
+        <w:keepNext w:val="0"/>
+        <w:keepLines w:val="0"/>
+        <w:pageBreakBefore w:val="0"/>
+        <w:widowControl/>
+        <w:kinsoku/>
+        <w:wordWrap/>
+        <w:overflowPunct/>
+        <w:topLinePunct w:val="0"/>
+        <w:autoSpaceDE w:val="0"/>
+        <w:autoSpaceDN w:val="0"/>
+        <w:bidi w:val="0"/>
+        <w:adjustRightInd w:val="0"/>
+        <w:snapToGrid/>
+        <w:spacing w:after="0" w:line="240" w:lineRule="auto"/>
+        <w:ind w:firstLine="350" w:firstLineChars="125"/>
+        <w:textAlignment w:val="auto"/>
+        <w:rPr>
+          <w:rFonts w:hint="default" w:ascii="Times New Roman" w:hAnsi="Times New Roman" w:eastAsia="SimSun"/>
+          <w:sz w:val="28"/>
+          <w:szCs w:val="28"/>
+          <w:lang w:val="en-US"/>
+        </w:rPr>
+      </w:pPr>
+      <w:r>
+        <w:rPr>
+          <w:rFonts w:hint="default" w:ascii="Times New Roman" w:hAnsi="Times New Roman" w:eastAsia="SimSun"/>
+          <w:sz w:val="28"/>
+          <w:szCs w:val="28"/>
+          <w:lang w:val="en-US"/>
+        </w:rPr>
+        <w:t>namespace MusicApp</w:t>
+      </w:r>
+    </w:p>
+    <w:p>
+      <w:pPr>
+        <w:keepNext w:val="0"/>
+        <w:keepLines w:val="0"/>
+        <w:pageBreakBefore w:val="0"/>
+        <w:widowControl/>
+        <w:kinsoku/>
+        <w:wordWrap/>
+        <w:overflowPunct/>
+        <w:topLinePunct w:val="0"/>
+        <w:autoSpaceDE w:val="0"/>
+        <w:autoSpaceDN w:val="0"/>
+        <w:bidi w:val="0"/>
+        <w:adjustRightInd w:val="0"/>
+        <w:snapToGrid/>
+        <w:spacing w:after="0" w:line="240" w:lineRule="auto"/>
+        <w:ind w:firstLine="350" w:firstLineChars="125"/>
+        <w:textAlignment w:val="auto"/>
+        <w:rPr>
+          <w:rFonts w:hint="default" w:ascii="Times New Roman" w:hAnsi="Times New Roman" w:eastAsia="SimSun"/>
+          <w:sz w:val="28"/>
+          <w:szCs w:val="28"/>
+          <w:lang w:val="en-US"/>
+        </w:rPr>
+      </w:pPr>
+      <w:r>
+        <w:rPr>
+          <w:rFonts w:hint="default" w:ascii="Times New Roman" w:hAnsi="Times New Roman" w:eastAsia="SimSun"/>
+          <w:sz w:val="28"/>
+          <w:szCs w:val="28"/>
+          <w:lang w:val="en-US"/>
+        </w:rPr>
+        <w:t>{</w:t>
+      </w:r>
+    </w:p>
+    <w:p>
+      <w:pPr>
+        <w:keepNext w:val="0"/>
+        <w:keepLines w:val="0"/>
+        <w:pageBreakBefore w:val="0"/>
+        <w:widowControl/>
+        <w:kinsoku/>
+        <w:wordWrap/>
+        <w:overflowPunct/>
+        <w:topLinePunct w:val="0"/>
+        <w:autoSpaceDE w:val="0"/>
+        <w:autoSpaceDN w:val="0"/>
+        <w:bidi w:val="0"/>
+        <w:adjustRightInd w:val="0"/>
+        <w:snapToGrid/>
+        <w:spacing w:after="0" w:line="240" w:lineRule="auto"/>
+        <w:ind w:firstLine="350" w:firstLineChars="125"/>
+        <w:textAlignment w:val="auto"/>
+        <w:rPr>
+          <w:rFonts w:hint="default" w:ascii="Times New Roman" w:hAnsi="Times New Roman" w:eastAsia="SimSun"/>
+          <w:sz w:val="28"/>
+          <w:szCs w:val="28"/>
+          <w:lang w:val="en-US"/>
+        </w:rPr>
+      </w:pPr>
+      <w:r>
+        <w:rPr>
+          <w:rFonts w:hint="default" w:ascii="Times New Roman" w:hAnsi="Times New Roman" w:eastAsia="SimSun"/>
+          <w:sz w:val="28"/>
+          <w:szCs w:val="28"/>
+          <w:lang w:val="en-US"/>
+        </w:rPr>
+        <w:t xml:space="preserve">    public abstract class MusicalInstrument</w:t>
+      </w:r>
+    </w:p>
+    <w:p>
+      <w:pPr>
+        <w:keepNext w:val="0"/>
+        <w:keepLines w:val="0"/>
+        <w:pageBreakBefore w:val="0"/>
+        <w:widowControl/>
+        <w:kinsoku/>
+        <w:wordWrap/>
+        <w:overflowPunct/>
+        <w:topLinePunct w:val="0"/>
+        <w:autoSpaceDE w:val="0"/>
+        <w:autoSpaceDN w:val="0"/>
+        <w:bidi w:val="0"/>
+        <w:adjustRightInd w:val="0"/>
+        <w:snapToGrid/>
+        <w:spacing w:after="0" w:line="240" w:lineRule="auto"/>
+        <w:ind w:firstLine="350" w:firstLineChars="125"/>
+        <w:textAlignment w:val="auto"/>
+        <w:rPr>
+          <w:rFonts w:hint="default" w:ascii="Times New Roman" w:hAnsi="Times New Roman" w:eastAsia="SimSun"/>
+          <w:sz w:val="28"/>
+          <w:szCs w:val="28"/>
+          <w:lang w:val="en-US"/>
+        </w:rPr>
+      </w:pPr>
+      <w:r>
+        <w:rPr>
+          <w:rFonts w:hint="default" w:ascii="Times New Roman" w:hAnsi="Times New Roman" w:eastAsia="SimSun"/>
+          <w:sz w:val="28"/>
+          <w:szCs w:val="28"/>
+          <w:lang w:val="en-US"/>
+        </w:rPr>
+        <w:t xml:space="preserve">    {</w:t>
+      </w:r>
+    </w:p>
+    <w:p>
+      <w:pPr>
+        <w:keepNext w:val="0"/>
+        <w:keepLines w:val="0"/>
+        <w:pageBreakBefore w:val="0"/>
+        <w:widowControl/>
+        <w:kinsoku/>
+        <w:wordWrap/>
+        <w:overflowPunct/>
+        <w:topLinePunct w:val="0"/>
+        <w:autoSpaceDE w:val="0"/>
+        <w:autoSpaceDN w:val="0"/>
+        <w:bidi w:val="0"/>
+        <w:adjustRightInd w:val="0"/>
+        <w:snapToGrid/>
+        <w:spacing w:after="0" w:line="240" w:lineRule="auto"/>
+        <w:ind w:firstLine="350" w:firstLineChars="125"/>
+        <w:textAlignment w:val="auto"/>
+        <w:rPr>
+          <w:rFonts w:hint="default" w:ascii="Times New Roman" w:hAnsi="Times New Roman" w:eastAsia="SimSun"/>
+          <w:sz w:val="28"/>
+          <w:szCs w:val="28"/>
+          <w:lang w:val="en-US"/>
+        </w:rPr>
+      </w:pPr>
+      <w:r>
+        <w:rPr>
+          <w:rFonts w:hint="default" w:ascii="Times New Roman" w:hAnsi="Times New Roman" w:eastAsia="SimSun"/>
+          <w:sz w:val="28"/>
+          <w:szCs w:val="28"/>
+          <w:lang w:val="en-US"/>
+        </w:rPr>
+        <w:t xml:space="preserve">        public string Name { get; protected set; }</w:t>
+      </w:r>
+    </w:p>
+    <w:p>
+      <w:pPr>
+        <w:keepNext w:val="0"/>
+        <w:keepLines w:val="0"/>
+        <w:pageBreakBefore w:val="0"/>
+        <w:widowControl/>
+        <w:kinsoku/>
+        <w:wordWrap/>
+        <w:overflowPunct/>
+        <w:topLinePunct w:val="0"/>
+        <w:autoSpaceDE w:val="0"/>
+        <w:autoSpaceDN w:val="0"/>
+        <w:bidi w:val="0"/>
+        <w:adjustRightInd w:val="0"/>
+        <w:snapToGrid/>
+        <w:spacing w:after="0" w:line="240" w:lineRule="auto"/>
+        <w:ind w:firstLine="350" w:firstLineChars="125"/>
+        <w:textAlignment w:val="auto"/>
+        <w:rPr>
+          <w:rFonts w:hint="default" w:ascii="Times New Roman" w:hAnsi="Times New Roman" w:eastAsia="SimSun"/>
+          <w:sz w:val="28"/>
+          <w:szCs w:val="28"/>
+          <w:lang w:val="en-US"/>
+        </w:rPr>
+      </w:pPr>
+    </w:p>
+    <w:p>
+      <w:pPr>
+        <w:keepNext w:val="0"/>
+        <w:keepLines w:val="0"/>
+        <w:pageBreakBefore w:val="0"/>
+        <w:widowControl/>
+        <w:kinsoku/>
+        <w:wordWrap/>
+        <w:overflowPunct/>
+        <w:topLinePunct w:val="0"/>
+        <w:autoSpaceDE w:val="0"/>
+        <w:autoSpaceDN w:val="0"/>
+        <w:bidi w:val="0"/>
+        <w:adjustRightInd w:val="0"/>
+        <w:snapToGrid/>
+        <w:spacing w:after="0" w:line="240" w:lineRule="auto"/>
+        <w:ind w:firstLine="350" w:firstLineChars="125"/>
+        <w:textAlignment w:val="auto"/>
+        <w:rPr>
+          <w:rFonts w:hint="default" w:ascii="Times New Roman" w:hAnsi="Times New Roman" w:eastAsia="SimSun"/>
+          <w:sz w:val="28"/>
+          <w:szCs w:val="28"/>
+          <w:lang w:val="en-US"/>
+        </w:rPr>
+      </w:pPr>
+      <w:r>
+        <w:rPr>
+          <w:rFonts w:hint="default" w:ascii="Times New Roman" w:hAnsi="Times New Roman" w:eastAsia="SimSun"/>
+          <w:sz w:val="28"/>
+          <w:szCs w:val="28"/>
+          <w:lang w:val="en-US"/>
+        </w:rPr>
+        <w:t xml:space="preserve">        protected MusicalInstrument(string name)</w:t>
+      </w:r>
+    </w:p>
+    <w:p>
+      <w:pPr>
+        <w:keepNext w:val="0"/>
+        <w:keepLines w:val="0"/>
+        <w:pageBreakBefore w:val="0"/>
+        <w:widowControl/>
+        <w:kinsoku/>
+        <w:wordWrap/>
+        <w:overflowPunct/>
+        <w:topLinePunct w:val="0"/>
+        <w:autoSpaceDE w:val="0"/>
+        <w:autoSpaceDN w:val="0"/>
+        <w:bidi w:val="0"/>
+        <w:adjustRightInd w:val="0"/>
+        <w:snapToGrid/>
+        <w:spacing w:after="0" w:line="240" w:lineRule="auto"/>
+        <w:ind w:firstLine="350" w:firstLineChars="125"/>
+        <w:textAlignment w:val="auto"/>
+        <w:rPr>
+          <w:rFonts w:hint="default" w:ascii="Times New Roman" w:hAnsi="Times New Roman" w:eastAsia="SimSun"/>
+          <w:sz w:val="28"/>
+          <w:szCs w:val="28"/>
+          <w:lang w:val="en-US"/>
+        </w:rPr>
+      </w:pPr>
+      <w:r>
+        <w:rPr>
+          <w:rFonts w:hint="default" w:ascii="Times New Roman" w:hAnsi="Times New Roman" w:eastAsia="SimSun"/>
+          <w:sz w:val="28"/>
+          <w:szCs w:val="28"/>
+          <w:lang w:val="en-US"/>
+        </w:rPr>
+        <w:t xml:space="preserve">        {</w:t>
+      </w:r>
+    </w:p>
+    <w:p>
+      <w:pPr>
+        <w:keepNext w:val="0"/>
+        <w:keepLines w:val="0"/>
+        <w:pageBreakBefore w:val="0"/>
+        <w:widowControl/>
+        <w:kinsoku/>
+        <w:wordWrap/>
+        <w:overflowPunct/>
+        <w:topLinePunct w:val="0"/>
+        <w:autoSpaceDE w:val="0"/>
+        <w:autoSpaceDN w:val="0"/>
+        <w:bidi w:val="0"/>
+        <w:adjustRightInd w:val="0"/>
+        <w:snapToGrid/>
+        <w:spacing w:after="0" w:line="240" w:lineRule="auto"/>
+        <w:ind w:firstLine="350" w:firstLineChars="125"/>
+        <w:textAlignment w:val="auto"/>
+        <w:rPr>
+          <w:rFonts w:hint="default" w:ascii="Times New Roman" w:hAnsi="Times New Roman" w:eastAsia="SimSun"/>
+          <w:sz w:val="28"/>
+          <w:szCs w:val="28"/>
+          <w:lang w:val="en-US"/>
+        </w:rPr>
+      </w:pPr>
+      <w:r>
+        <w:rPr>
+          <w:rFonts w:hint="default" w:ascii="Times New Roman" w:hAnsi="Times New Roman" w:eastAsia="SimSun"/>
+          <w:sz w:val="28"/>
+          <w:szCs w:val="28"/>
+          <w:lang w:val="en-US"/>
+        </w:rPr>
+        <w:t xml:space="preserve">            Name = name;</w:t>
+      </w:r>
+    </w:p>
+    <w:p>
+      <w:pPr>
+        <w:keepNext w:val="0"/>
+        <w:keepLines w:val="0"/>
+        <w:pageBreakBefore w:val="0"/>
+        <w:widowControl/>
+        <w:kinsoku/>
+        <w:wordWrap/>
+        <w:overflowPunct/>
+        <w:topLinePunct w:val="0"/>
+        <w:autoSpaceDE w:val="0"/>
+        <w:autoSpaceDN w:val="0"/>
+        <w:bidi w:val="0"/>
+        <w:adjustRightInd w:val="0"/>
+        <w:snapToGrid/>
+        <w:spacing w:after="0" w:line="240" w:lineRule="auto"/>
+        <w:ind w:firstLine="350" w:firstLineChars="125"/>
+        <w:textAlignment w:val="auto"/>
+        <w:rPr>
+          <w:rFonts w:hint="default" w:ascii="Times New Roman" w:hAnsi="Times New Roman" w:eastAsia="SimSun"/>
+          <w:sz w:val="28"/>
+          <w:szCs w:val="28"/>
+          <w:lang w:val="en-US"/>
+        </w:rPr>
+      </w:pPr>
+      <w:r>
+        <w:rPr>
+          <w:rFonts w:hint="default" w:ascii="Times New Roman" w:hAnsi="Times New Roman" w:eastAsia="SimSun"/>
+          <w:sz w:val="28"/>
+          <w:szCs w:val="28"/>
+          <w:lang w:val="en-US"/>
+        </w:rPr>
+        <w:t xml:space="preserve">        }</w:t>
+      </w:r>
+    </w:p>
+    <w:p>
+      <w:pPr>
+        <w:keepNext w:val="0"/>
+        <w:keepLines w:val="0"/>
+        <w:pageBreakBefore w:val="0"/>
+        <w:widowControl/>
+        <w:kinsoku/>
+        <w:wordWrap/>
+        <w:overflowPunct/>
+        <w:topLinePunct w:val="0"/>
+        <w:autoSpaceDE w:val="0"/>
+        <w:autoSpaceDN w:val="0"/>
+        <w:bidi w:val="0"/>
+        <w:adjustRightInd w:val="0"/>
+        <w:snapToGrid/>
+        <w:spacing w:after="0" w:line="240" w:lineRule="auto"/>
+        <w:ind w:firstLine="350" w:firstLineChars="125"/>
+        <w:textAlignment w:val="auto"/>
+        <w:rPr>
+          <w:rFonts w:hint="default" w:ascii="Times New Roman" w:hAnsi="Times New Roman" w:eastAsia="SimSun"/>
+          <w:sz w:val="28"/>
+          <w:szCs w:val="28"/>
+          <w:lang w:val="en-US"/>
+        </w:rPr>
+      </w:pPr>
+    </w:p>
+    <w:p>
+      <w:pPr>
+        <w:keepNext w:val="0"/>
+        <w:keepLines w:val="0"/>
+        <w:pageBreakBefore w:val="0"/>
+        <w:widowControl/>
+        <w:kinsoku/>
+        <w:wordWrap/>
+        <w:overflowPunct/>
+        <w:topLinePunct w:val="0"/>
+        <w:autoSpaceDE w:val="0"/>
+        <w:autoSpaceDN w:val="0"/>
+        <w:bidi w:val="0"/>
+        <w:adjustRightInd w:val="0"/>
+        <w:snapToGrid/>
+        <w:spacing w:after="0" w:line="240" w:lineRule="auto"/>
+        <w:ind w:firstLine="350" w:firstLineChars="125"/>
+        <w:textAlignment w:val="auto"/>
+        <w:rPr>
+          <w:rFonts w:hint="default" w:ascii="Times New Roman" w:hAnsi="Times New Roman" w:eastAsia="SimSun"/>
+          <w:sz w:val="28"/>
+          <w:szCs w:val="28"/>
+          <w:lang w:val="en-US"/>
+        </w:rPr>
+      </w:pPr>
+      <w:r>
+        <w:rPr>
+          <w:rFonts w:hint="default" w:ascii="Times New Roman" w:hAnsi="Times New Roman" w:eastAsia="SimSun"/>
+          <w:sz w:val="28"/>
+          <w:szCs w:val="28"/>
+          <w:lang w:val="en-US"/>
+        </w:rPr>
+        <w:t xml:space="preserve">        public abstract void PlaySound();</w:t>
+      </w:r>
+    </w:p>
+    <w:p>
+      <w:pPr>
+        <w:keepNext w:val="0"/>
+        <w:keepLines w:val="0"/>
+        <w:pageBreakBefore w:val="0"/>
+        <w:widowControl/>
+        <w:kinsoku/>
+        <w:wordWrap/>
+        <w:overflowPunct/>
+        <w:topLinePunct w:val="0"/>
+        <w:autoSpaceDE w:val="0"/>
+        <w:autoSpaceDN w:val="0"/>
+        <w:bidi w:val="0"/>
+        <w:adjustRightInd w:val="0"/>
+        <w:snapToGrid/>
+        <w:spacing w:after="0" w:line="240" w:lineRule="auto"/>
+        <w:ind w:firstLine="350" w:firstLineChars="125"/>
+        <w:textAlignment w:val="auto"/>
+        <w:rPr>
+          <w:rFonts w:hint="default" w:ascii="Times New Roman" w:hAnsi="Times New Roman" w:eastAsia="SimSun"/>
+          <w:sz w:val="28"/>
+          <w:szCs w:val="28"/>
+          <w:lang w:val="en-US"/>
+        </w:rPr>
+      </w:pPr>
+      <w:r>
+        <w:rPr>
+          <w:rFonts w:hint="default" w:ascii="Times New Roman" w:hAnsi="Times New Roman" w:eastAsia="SimSun"/>
+          <w:sz w:val="28"/>
+          <w:szCs w:val="28"/>
+          <w:lang w:val="en-US"/>
+        </w:rPr>
+        <w:t xml:space="preserve">    }</w:t>
+      </w:r>
+    </w:p>
+    <w:p>
+      <w:pPr>
+        <w:keepNext w:val="0"/>
+        <w:keepLines w:val="0"/>
+        <w:pageBreakBefore w:val="0"/>
+        <w:widowControl/>
+        <w:kinsoku/>
+        <w:wordWrap/>
+        <w:overflowPunct/>
+        <w:topLinePunct w:val="0"/>
+        <w:autoSpaceDE w:val="0"/>
+        <w:autoSpaceDN w:val="0"/>
+        <w:bidi w:val="0"/>
+        <w:adjustRightInd w:val="0"/>
+        <w:snapToGrid/>
+        <w:spacing w:after="0" w:line="240" w:lineRule="auto"/>
+        <w:ind w:firstLine="350" w:firstLineChars="125"/>
+        <w:textAlignment w:val="auto"/>
         <w:rPr>
           <w:rFonts w:hint="default" w:ascii="Times New Roman" w:hAnsi="Times New Roman"/>
           <w:color w:val="000000" w:themeColor="text1"/>
@@ -1123,475 +2152,6 @@
           </w14:textFill>
         </w:rPr>
       </w:pPr>
-    </w:p>
-    <w:p>
-      <w:pPr>
-        <w:autoSpaceDE w:val="0"/>
-        <w:autoSpaceDN w:val="0"/>
-        <w:adjustRightInd w:val="0"/>
-        <w:spacing w:after="0" w:line="240" w:lineRule="auto"/>
-        <w:rPr>
-          <w:rFonts w:hint="default" w:ascii="Times New Roman" w:hAnsi="Times New Roman"/>
-          <w:color w:val="000000" w:themeColor="text1"/>
-          <w:sz w:val="28"/>
-          <w:szCs w:val="28"/>
-          <w:lang w:val="en-US"/>
-          <w14:textFill>
-            <w14:solidFill>
-              <w14:schemeClr w14:val="tx1"/>
-            </w14:solidFill>
-          </w14:textFill>
-        </w:rPr>
-      </w:pPr>
-    </w:p>
-    <w:p>
-      <w:pPr>
-        <w:autoSpaceDE w:val="0"/>
-        <w:autoSpaceDN w:val="0"/>
-        <w:adjustRightInd w:val="0"/>
-        <w:spacing w:after="0" w:line="240" w:lineRule="auto"/>
-        <w:rPr>
-          <w:rFonts w:hint="default" w:ascii="Times New Roman" w:hAnsi="Times New Roman"/>
-          <w:color w:val="000000" w:themeColor="text1"/>
-          <w:sz w:val="28"/>
-          <w:szCs w:val="28"/>
-          <w:lang w:val="en-US"/>
-          <w14:textFill>
-            <w14:solidFill>
-              <w14:schemeClr w14:val="tx1"/>
-            </w14:solidFill>
-          </w14:textFill>
-        </w:rPr>
-      </w:pPr>
-    </w:p>
-    <w:p>
-      <w:pPr>
-        <w:autoSpaceDE w:val="0"/>
-        <w:autoSpaceDN w:val="0"/>
-        <w:adjustRightInd w:val="0"/>
-        <w:spacing w:after="0" w:line="240" w:lineRule="auto"/>
-        <w:rPr>
-          <w:rFonts w:hint="default" w:ascii="Times New Roman" w:hAnsi="Times New Roman"/>
-          <w:color w:val="000000" w:themeColor="text1"/>
-          <w:sz w:val="28"/>
-          <w:szCs w:val="28"/>
-          <w:lang w:val="en-US"/>
-          <w14:textFill>
-            <w14:solidFill>
-              <w14:schemeClr w14:val="tx1"/>
-            </w14:solidFill>
-          </w14:textFill>
-        </w:rPr>
-      </w:pPr>
-    </w:p>
-    <w:p>
-      <w:pPr>
-        <w:autoSpaceDE w:val="0"/>
-        <w:autoSpaceDN w:val="0"/>
-        <w:adjustRightInd w:val="0"/>
-        <w:spacing w:after="0" w:line="240" w:lineRule="auto"/>
-        <w:rPr>
-          <w:rFonts w:hint="default" w:ascii="Times New Roman" w:hAnsi="Times New Roman"/>
-          <w:color w:val="000000" w:themeColor="text1"/>
-          <w:sz w:val="28"/>
-          <w:szCs w:val="28"/>
-          <w:lang w:val="en-US"/>
-          <w14:textFill>
-            <w14:solidFill>
-              <w14:schemeClr w14:val="tx1"/>
-            </w14:solidFill>
-          </w14:textFill>
-        </w:rPr>
-      </w:pPr>
-    </w:p>
-    <w:p>
-      <w:pPr>
-        <w:autoSpaceDE w:val="0"/>
-        <w:autoSpaceDN w:val="0"/>
-        <w:adjustRightInd w:val="0"/>
-        <w:spacing w:after="0" w:line="240" w:lineRule="auto"/>
-        <w:rPr>
-          <w:rFonts w:hint="default" w:ascii="Times New Roman" w:hAnsi="Times New Roman"/>
-          <w:color w:val="000000" w:themeColor="text1"/>
-          <w:sz w:val="28"/>
-          <w:szCs w:val="28"/>
-          <w:lang w:val="en-US"/>
-          <w14:textFill>
-            <w14:solidFill>
-              <w14:schemeClr w14:val="tx1"/>
-            </w14:solidFill>
-          </w14:textFill>
-        </w:rPr>
-      </w:pPr>
-    </w:p>
-    <w:p>
-      <w:pPr>
-        <w:autoSpaceDE w:val="0"/>
-        <w:autoSpaceDN w:val="0"/>
-        <w:adjustRightInd w:val="0"/>
-        <w:spacing w:after="0" w:line="240" w:lineRule="auto"/>
-        <w:rPr>
-          <w:rFonts w:hint="default" w:ascii="Times New Roman" w:hAnsi="Times New Roman" w:eastAsia="SimSun" w:cs="Times New Roman"/>
-          <w:sz w:val="28"/>
-          <w:szCs w:val="28"/>
-          <w:lang w:val="ru-RU"/>
-        </w:rPr>
-      </w:pPr>
-      <w:r>
-        <w:rPr>
-          <w:rFonts w:hint="default" w:ascii="Times New Roman" w:hAnsi="Times New Roman" w:eastAsia="SimSun" w:cs="Times New Roman"/>
-          <w:sz w:val="28"/>
-          <w:szCs w:val="28"/>
-        </w:rPr>
-        <w:t>MusicalInstrument.cs</w:t>
-      </w:r>
-      <w:r>
-        <w:rPr>
-          <w:rFonts w:hint="default" w:ascii="Times New Roman" w:hAnsi="Times New Roman" w:eastAsia="SimSun" w:cs="Times New Roman"/>
-          <w:sz w:val="28"/>
-          <w:szCs w:val="28"/>
-          <w:lang w:val="en-US"/>
-        </w:rPr>
-        <w:t>:</w:t>
-      </w:r>
-    </w:p>
-    <w:p>
-      <w:pPr>
-        <w:autoSpaceDE w:val="0"/>
-        <w:autoSpaceDN w:val="0"/>
-        <w:adjustRightInd w:val="0"/>
-        <w:spacing w:after="0" w:line="240" w:lineRule="auto"/>
-        <w:rPr>
-          <w:rFonts w:hint="default" w:ascii="Times New Roman" w:hAnsi="Times New Roman" w:eastAsia="SimSun"/>
-          <w:sz w:val="28"/>
-          <w:szCs w:val="28"/>
-          <w:lang w:val="en-US"/>
-        </w:rPr>
-      </w:pPr>
-      <w:r>
-        <w:rPr>
-          <w:rFonts w:hint="default" w:ascii="Times New Roman" w:hAnsi="Times New Roman" w:eastAsia="SimSun"/>
-          <w:sz w:val="28"/>
-          <w:szCs w:val="28"/>
-          <w:lang w:val="en-US"/>
-        </w:rPr>
-        <w:t>using System;</w:t>
-      </w:r>
-    </w:p>
-    <w:p>
-      <w:pPr>
-        <w:autoSpaceDE w:val="0"/>
-        <w:autoSpaceDN w:val="0"/>
-        <w:adjustRightInd w:val="0"/>
-        <w:spacing w:after="0" w:line="240" w:lineRule="auto"/>
-        <w:rPr>
-          <w:rFonts w:hint="default" w:ascii="Times New Roman" w:hAnsi="Times New Roman" w:eastAsia="SimSun"/>
-          <w:sz w:val="28"/>
-          <w:szCs w:val="28"/>
-          <w:lang w:val="en-US"/>
-        </w:rPr>
-      </w:pPr>
-    </w:p>
-    <w:p>
-      <w:pPr>
-        <w:autoSpaceDE w:val="0"/>
-        <w:autoSpaceDN w:val="0"/>
-        <w:adjustRightInd w:val="0"/>
-        <w:spacing w:after="0" w:line="240" w:lineRule="auto"/>
-        <w:rPr>
-          <w:rFonts w:hint="default" w:ascii="Times New Roman" w:hAnsi="Times New Roman" w:eastAsia="SimSun"/>
-          <w:sz w:val="28"/>
-          <w:szCs w:val="28"/>
-          <w:lang w:val="en-US"/>
-        </w:rPr>
-      </w:pPr>
-      <w:r>
-        <w:rPr>
-          <w:rFonts w:hint="default" w:ascii="Times New Roman" w:hAnsi="Times New Roman" w:eastAsia="SimSun"/>
-          <w:sz w:val="28"/>
-          <w:szCs w:val="28"/>
-          <w:lang w:val="en-US"/>
-        </w:rPr>
-        <w:t>namespace MusicApp</w:t>
-      </w:r>
-    </w:p>
-    <w:p>
-      <w:pPr>
-        <w:autoSpaceDE w:val="0"/>
-        <w:autoSpaceDN w:val="0"/>
-        <w:adjustRightInd w:val="0"/>
-        <w:spacing w:after="0" w:line="240" w:lineRule="auto"/>
-        <w:rPr>
-          <w:rFonts w:hint="default" w:ascii="Times New Roman" w:hAnsi="Times New Roman" w:eastAsia="SimSun"/>
-          <w:sz w:val="28"/>
-          <w:szCs w:val="28"/>
-          <w:lang w:val="en-US"/>
-        </w:rPr>
-      </w:pPr>
-      <w:r>
-        <w:rPr>
-          <w:rFonts w:hint="default" w:ascii="Times New Roman" w:hAnsi="Times New Roman" w:eastAsia="SimSun"/>
-          <w:sz w:val="28"/>
-          <w:szCs w:val="28"/>
-          <w:lang w:val="en-US"/>
-        </w:rPr>
-        <w:t>{</w:t>
-      </w:r>
-    </w:p>
-    <w:p>
-      <w:pPr>
-        <w:autoSpaceDE w:val="0"/>
-        <w:autoSpaceDN w:val="0"/>
-        <w:adjustRightInd w:val="0"/>
-        <w:spacing w:after="0" w:line="240" w:lineRule="auto"/>
-        <w:rPr>
-          <w:rFonts w:hint="default" w:ascii="Times New Roman" w:hAnsi="Times New Roman" w:eastAsia="SimSun"/>
-          <w:sz w:val="28"/>
-          <w:szCs w:val="28"/>
-          <w:lang w:val="en-US"/>
-        </w:rPr>
-      </w:pPr>
-      <w:r>
-        <w:rPr>
-          <w:rFonts w:hint="default" w:ascii="Times New Roman" w:hAnsi="Times New Roman" w:eastAsia="SimSun"/>
-          <w:sz w:val="28"/>
-          <w:szCs w:val="28"/>
-          <w:lang w:val="en-US"/>
-        </w:rPr>
-        <w:t xml:space="preserve">    public abstract class MusicalInstrument</w:t>
-      </w:r>
-    </w:p>
-    <w:p>
-      <w:pPr>
-        <w:autoSpaceDE w:val="0"/>
-        <w:autoSpaceDN w:val="0"/>
-        <w:adjustRightInd w:val="0"/>
-        <w:spacing w:after="0" w:line="240" w:lineRule="auto"/>
-        <w:rPr>
-          <w:rFonts w:hint="default" w:ascii="Times New Roman" w:hAnsi="Times New Roman" w:eastAsia="SimSun"/>
-          <w:sz w:val="28"/>
-          <w:szCs w:val="28"/>
-          <w:lang w:val="en-US"/>
-        </w:rPr>
-      </w:pPr>
-      <w:r>
-        <w:rPr>
-          <w:rFonts w:hint="default" w:ascii="Times New Roman" w:hAnsi="Times New Roman" w:eastAsia="SimSun"/>
-          <w:sz w:val="28"/>
-          <w:szCs w:val="28"/>
-          <w:lang w:val="en-US"/>
-        </w:rPr>
-        <w:t xml:space="preserve">    {</w:t>
-      </w:r>
-    </w:p>
-    <w:p>
-      <w:pPr>
-        <w:autoSpaceDE w:val="0"/>
-        <w:autoSpaceDN w:val="0"/>
-        <w:adjustRightInd w:val="0"/>
-        <w:spacing w:after="0" w:line="240" w:lineRule="auto"/>
-        <w:rPr>
-          <w:rFonts w:hint="default" w:ascii="Times New Roman" w:hAnsi="Times New Roman" w:eastAsia="SimSun"/>
-          <w:sz w:val="28"/>
-          <w:szCs w:val="28"/>
-          <w:lang w:val="en-US"/>
-        </w:rPr>
-      </w:pPr>
-      <w:r>
-        <w:rPr>
-          <w:rFonts w:hint="default" w:ascii="Times New Roman" w:hAnsi="Times New Roman" w:eastAsia="SimSun"/>
-          <w:sz w:val="28"/>
-          <w:szCs w:val="28"/>
-          <w:lang w:val="en-US"/>
-        </w:rPr>
-        <w:t xml:space="preserve">        public string Name { get; protected set; }</w:t>
-      </w:r>
-    </w:p>
-    <w:p>
-      <w:pPr>
-        <w:autoSpaceDE w:val="0"/>
-        <w:autoSpaceDN w:val="0"/>
-        <w:adjustRightInd w:val="0"/>
-        <w:spacing w:after="0" w:line="240" w:lineRule="auto"/>
-        <w:rPr>
-          <w:rFonts w:hint="default" w:ascii="Times New Roman" w:hAnsi="Times New Roman" w:eastAsia="SimSun"/>
-          <w:sz w:val="28"/>
-          <w:szCs w:val="28"/>
-          <w:lang w:val="en-US"/>
-        </w:rPr>
-      </w:pPr>
-    </w:p>
-    <w:p>
-      <w:pPr>
-        <w:autoSpaceDE w:val="0"/>
-        <w:autoSpaceDN w:val="0"/>
-        <w:adjustRightInd w:val="0"/>
-        <w:spacing w:after="0" w:line="240" w:lineRule="auto"/>
-        <w:rPr>
-          <w:rFonts w:hint="default" w:ascii="Times New Roman" w:hAnsi="Times New Roman" w:eastAsia="SimSun"/>
-          <w:sz w:val="28"/>
-          <w:szCs w:val="28"/>
-          <w:lang w:val="en-US"/>
-        </w:rPr>
-      </w:pPr>
-      <w:r>
-        <w:rPr>
-          <w:rFonts w:hint="default" w:ascii="Times New Roman" w:hAnsi="Times New Roman" w:eastAsia="SimSun"/>
-          <w:sz w:val="28"/>
-          <w:szCs w:val="28"/>
-          <w:lang w:val="en-US"/>
-        </w:rPr>
-        <w:t xml:space="preserve">        protected MusicalInstrument(string name)</w:t>
-      </w:r>
-    </w:p>
-    <w:p>
-      <w:pPr>
-        <w:autoSpaceDE w:val="0"/>
-        <w:autoSpaceDN w:val="0"/>
-        <w:adjustRightInd w:val="0"/>
-        <w:spacing w:after="0" w:line="240" w:lineRule="auto"/>
-        <w:rPr>
-          <w:rFonts w:hint="default" w:ascii="Times New Roman" w:hAnsi="Times New Roman" w:eastAsia="SimSun"/>
-          <w:sz w:val="28"/>
-          <w:szCs w:val="28"/>
-          <w:lang w:val="en-US"/>
-        </w:rPr>
-      </w:pPr>
-      <w:r>
-        <w:rPr>
-          <w:rFonts w:hint="default" w:ascii="Times New Roman" w:hAnsi="Times New Roman" w:eastAsia="SimSun"/>
-          <w:sz w:val="28"/>
-          <w:szCs w:val="28"/>
-          <w:lang w:val="en-US"/>
-        </w:rPr>
-        <w:t xml:space="preserve">        {</w:t>
-      </w:r>
-    </w:p>
-    <w:p>
-      <w:pPr>
-        <w:autoSpaceDE w:val="0"/>
-        <w:autoSpaceDN w:val="0"/>
-        <w:adjustRightInd w:val="0"/>
-        <w:spacing w:after="0" w:line="240" w:lineRule="auto"/>
-        <w:rPr>
-          <w:rFonts w:hint="default" w:ascii="Times New Roman" w:hAnsi="Times New Roman" w:eastAsia="SimSun"/>
-          <w:sz w:val="28"/>
-          <w:szCs w:val="28"/>
-          <w:lang w:val="en-US"/>
-        </w:rPr>
-      </w:pPr>
-      <w:r>
-        <w:rPr>
-          <w:rFonts w:hint="default" w:ascii="Times New Roman" w:hAnsi="Times New Roman" w:eastAsia="SimSun"/>
-          <w:sz w:val="28"/>
-          <w:szCs w:val="28"/>
-          <w:lang w:val="en-US"/>
-        </w:rPr>
-        <w:t xml:space="preserve">            Name = name;</w:t>
-      </w:r>
-    </w:p>
-    <w:p>
-      <w:pPr>
-        <w:autoSpaceDE w:val="0"/>
-        <w:autoSpaceDN w:val="0"/>
-        <w:adjustRightInd w:val="0"/>
-        <w:spacing w:after="0" w:line="240" w:lineRule="auto"/>
-        <w:rPr>
-          <w:rFonts w:hint="default" w:ascii="Times New Roman" w:hAnsi="Times New Roman" w:eastAsia="SimSun"/>
-          <w:sz w:val="28"/>
-          <w:szCs w:val="28"/>
-          <w:lang w:val="en-US"/>
-        </w:rPr>
-      </w:pPr>
-      <w:r>
-        <w:rPr>
-          <w:rFonts w:hint="default" w:ascii="Times New Roman" w:hAnsi="Times New Roman" w:eastAsia="SimSun"/>
-          <w:sz w:val="28"/>
-          <w:szCs w:val="28"/>
-          <w:lang w:val="en-US"/>
-        </w:rPr>
-        <w:t xml:space="preserve">        }</w:t>
-      </w:r>
-    </w:p>
-    <w:p>
-      <w:pPr>
-        <w:autoSpaceDE w:val="0"/>
-        <w:autoSpaceDN w:val="0"/>
-        <w:adjustRightInd w:val="0"/>
-        <w:spacing w:after="0" w:line="240" w:lineRule="auto"/>
-        <w:rPr>
-          <w:rFonts w:hint="default" w:ascii="Times New Roman" w:hAnsi="Times New Roman" w:eastAsia="SimSun"/>
-          <w:sz w:val="28"/>
-          <w:szCs w:val="28"/>
-          <w:lang w:val="en-US"/>
-        </w:rPr>
-      </w:pPr>
-    </w:p>
-    <w:p>
-      <w:pPr>
-        <w:autoSpaceDE w:val="0"/>
-        <w:autoSpaceDN w:val="0"/>
-        <w:adjustRightInd w:val="0"/>
-        <w:spacing w:after="0" w:line="240" w:lineRule="auto"/>
-        <w:rPr>
-          <w:rFonts w:hint="default" w:ascii="Times New Roman" w:hAnsi="Times New Roman" w:eastAsia="SimSun"/>
-          <w:sz w:val="28"/>
-          <w:szCs w:val="28"/>
-          <w:lang w:val="en-US"/>
-        </w:rPr>
-      </w:pPr>
-      <w:r>
-        <w:rPr>
-          <w:rFonts w:hint="default" w:ascii="Times New Roman" w:hAnsi="Times New Roman" w:eastAsia="SimSun"/>
-          <w:sz w:val="28"/>
-          <w:szCs w:val="28"/>
-          <w:lang w:val="en-US"/>
-        </w:rPr>
-        <w:t xml:space="preserve">        public abstract void PlaySound();</w:t>
-      </w:r>
-    </w:p>
-    <w:p>
-      <w:pPr>
-        <w:autoSpaceDE w:val="0"/>
-        <w:autoSpaceDN w:val="0"/>
-        <w:adjustRightInd w:val="0"/>
-        <w:spacing w:after="0" w:line="240" w:lineRule="auto"/>
-        <w:rPr>
-          <w:rFonts w:hint="default" w:ascii="Times New Roman" w:hAnsi="Times New Roman" w:eastAsia="SimSun"/>
-          <w:sz w:val="28"/>
-          <w:szCs w:val="28"/>
-          <w:lang w:val="en-US"/>
-        </w:rPr>
-      </w:pPr>
-      <w:r>
-        <w:rPr>
-          <w:rFonts w:hint="default" w:ascii="Times New Roman" w:hAnsi="Times New Roman" w:eastAsia="SimSun"/>
-          <w:sz w:val="28"/>
-          <w:szCs w:val="28"/>
-          <w:lang w:val="en-US"/>
-        </w:rPr>
-        <w:t xml:space="preserve">    }</w:t>
-      </w:r>
-    </w:p>
-    <w:p>
-      <w:pPr>
-        <w:autoSpaceDE w:val="0"/>
-        <w:autoSpaceDN w:val="0"/>
-        <w:adjustRightInd w:val="0"/>
-        <w:spacing w:after="0" w:line="240" w:lineRule="auto"/>
-        <w:rPr>
-          <w:rFonts w:hint="default" w:ascii="Times New Roman" w:hAnsi="Times New Roman"/>
-          <w:color w:val="000000" w:themeColor="text1"/>
-          <w:sz w:val="28"/>
-          <w:szCs w:val="28"/>
-          <w:lang w:val="en-US"/>
-          <w14:textFill>
-            <w14:solidFill>
-              <w14:schemeClr w14:val="tx1"/>
-            </w14:solidFill>
-          </w14:textFill>
-        </w:rPr>
-      </w:pPr>
       <w:r>
         <w:rPr>
           <w:rFonts w:hint="default" w:ascii="Times New Roman" w:hAnsi="Times New Roman" w:eastAsia="SimSun"/>
@@ -1601,6 +2161,8 @@
         </w:rPr>
         <w:t>}</w:t>
       </w:r>
+      <w:bookmarkStart w:id="0" w:name="_GoBack"/>
+      <w:bookmarkEnd w:id="0"/>
     </w:p>
     <w:p>
       <w:pPr>
@@ -1913,9 +2475,10 @@
         <w:ind w:firstLine="567"/>
         <w:jc w:val="center"/>
         <w:rPr>
-          <w:rFonts w:ascii="Times New Roman" w:hAnsi="Times New Roman"/>
-          <w:sz w:val="28"/>
-          <w:szCs w:val="28"/>
+          <w:rFonts w:hint="default" w:ascii="Times New Roman" w:hAnsi="Times New Roman"/>
+          <w:sz w:val="28"/>
+          <w:szCs w:val="28"/>
+          <w:lang w:val="en-US"/>
         </w:rPr>
       </w:pPr>
       <w:r>
@@ -1961,8 +2524,6 @@
           </wp:inline>
         </w:drawing>
       </w:r>
-      <w:bookmarkStart w:id="0" w:name="_GoBack"/>
-      <w:bookmarkEnd w:id="0"/>
     </w:p>
     <w:p>
       <w:pPr>
@@ -8085,7 +8646,7 @@
     <w:lsdException w:uiPriority="99" w:name="Table Web 2"/>
     <w:lsdException w:uiPriority="99" w:name="Table Web 3"/>
     <w:lsdException w:unhideWhenUsed="0" w:uiPriority="0" w:semiHidden="0" w:name="Balloon Text"/>
-    <w:lsdException w:unhideWhenUsed="0" w:uiPriority="59" w:semiHidden="0" w:name="Table Grid"/>
+    <w:lsdException w:qFormat="1" w:unhideWhenUsed="0" w:uiPriority="59" w:semiHidden="0" w:name="Table Grid"/>
     <w:lsdException w:uiPriority="99" w:name="Table Theme"/>
     <w:lsdException w:unhideWhenUsed="0" w:uiPriority="99" w:name="Placeholder Text"/>
     <w:lsdException w:qFormat="1" w:unhideWhenUsed="0" w:uiPriority="1" w:semiHidden="0" w:name="No Spacing"/>
@@ -8401,6 +8962,7 @@
   <w:style w:type="table" w:styleId="26">
     <w:name w:val="Table Grid"/>
     <w:basedOn w:val="9"/>
+    <w:qFormat/>
     <w:uiPriority w:val="59"/>
     <w:tblPr>
       <w:tblBorders>
@@ -8416,6 +8978,7 @@
   <w:style w:type="character" w:customStyle="1" w:styleId="27">
     <w:name w:val="Верхний колонтитул Знак1"/>
     <w:link w:val="17"/>
+    <w:qFormat/>
     <w:uiPriority w:val="0"/>
     <w:rPr>
       <w:lang w:val="ru-RU" w:eastAsia="ru-RU" w:bidi="ar-SA"/>
@@ -8503,6 +9066,7 @@
   <w:style w:type="paragraph" w:customStyle="1" w:styleId="35">
     <w:name w:val="Чертежный"/>
     <w:link w:val="48"/>
+    <w:qFormat/>
     <w:uiPriority w:val="0"/>
     <w:pPr>
       <w:jc w:val="both"/>
@@ -8516,6 +9080,7 @@
   </w:style>
   <w:style w:type="paragraph" w:customStyle="1" w:styleId="36">
     <w:name w:val="Обычный1"/>
+    <w:qFormat/>
     <w:uiPriority w:val="0"/>
     <w:pPr>
       <w:snapToGrid w:val="0"/>
@@ -8538,6 +9103,7 @@
   </w:style>
   <w:style w:type="paragraph" w:customStyle="1" w:styleId="38">
     <w:name w:val="Обычный11"/>
+    <w:qFormat/>
     <w:uiPriority w:val="0"/>
     <w:pPr>
       <w:snapToGrid w:val="0"/>
@@ -8550,6 +9116,7 @@
   <w:style w:type="table" w:customStyle="1" w:styleId="39">
     <w:name w:val="Сетка таблицы1"/>
     <w:basedOn w:val="9"/>
+    <w:qFormat/>
     <w:uiPriority w:val="0"/>
     <w:tblPr>
       <w:tblBorders>
@@ -8565,6 +9132,7 @@
   <w:style w:type="table" w:customStyle="1" w:styleId="40">
     <w:name w:val="Сетка таблицы2"/>
     <w:basedOn w:val="9"/>
+    <w:qFormat/>
     <w:uiPriority w:val="0"/>
     <w:tblPr>
       <w:tblBorders>
@@ -8580,6 +9148,7 @@
   <w:style w:type="character" w:customStyle="1" w:styleId="41">
     <w:name w:val="Заголовок 2 Знак"/>
     <w:link w:val="3"/>
+    <w:qFormat/>
     <w:uiPriority w:val="0"/>
     <w:rPr>
       <w:rFonts w:ascii="GOST type B" w:hAnsi="GOST type B"/>
@@ -8591,6 +9160,7 @@
     <w:name w:val="Нижний колонтитул Знак"/>
     <w:basedOn w:val="8"/>
     <w:link w:val="22"/>
+    <w:qFormat/>
     <w:uiPriority w:val="0"/>
   </w:style>
   <w:style w:type="character" w:customStyle="1" w:styleId="43">
@@ -8606,6 +9176,7 @@
   <w:style w:type="character" w:customStyle="1" w:styleId="44">
     <w:name w:val="Заголовок 1 Знак"/>
     <w:link w:val="2"/>
+    <w:qFormat/>
     <w:uiPriority w:val="0"/>
     <w:rPr>
       <w:rFonts w:ascii="GOST type B" w:hAnsi="GOST type B"/>
@@ -8626,6 +9197,7 @@
   </w:style>
   <w:style w:type="paragraph" w:customStyle="1" w:styleId="46">
     <w:name w:val="Default"/>
+    <w:qFormat/>
     <w:uiPriority w:val="0"/>
     <w:pPr>
       <w:autoSpaceDE w:val="0"/>
@@ -8643,6 +9215,7 @@
   <w:style w:type="character" w:customStyle="1" w:styleId="47">
     <w:name w:val="Основной текст с отступом 3 Знак"/>
     <w:link w:val="15"/>
+    <w:qFormat/>
     <w:uiPriority w:val="0"/>
     <w:rPr>
       <w:rFonts w:ascii="Calibri" w:hAnsi="Calibri"/>
@@ -8653,6 +9226,7 @@
   <w:style w:type="character" w:customStyle="1" w:styleId="48">
     <w:name w:val="Чертежный Знак"/>
     <w:link w:val="35"/>
+    <w:qFormat/>
     <w:locked/>
     <w:uiPriority w:val="0"/>
     <w:rPr>

--- a/Word/Дубровский_05_.docx
+++ b/Word/Дубровский_05_.docx
@@ -1683,6 +1683,8 @@
           <w:lang w:val="en-US"/>
         </w:rPr>
       </w:pPr>
+      <w:bookmarkStart w:id="0" w:name="_GoBack"/>
+      <w:bookmarkEnd w:id="0"/>
     </w:p>
     <w:p>
       <w:pPr>
@@ -2161,8 +2163,6 @@
         </w:rPr>
         <w:t>}</w:t>
       </w:r>
-      <w:bookmarkStart w:id="0" w:name="_GoBack"/>
-      <w:bookmarkEnd w:id="0"/>
     </w:p>
     <w:p>
       <w:pPr>
@@ -3543,7 +3543,7 @@
                           <w:pPr>
                             <w:jc w:val="center"/>
                             <w:rPr>
-                              <w:rFonts w:hint="default"/>
+                              <w:rFonts w:hint="default" w:ascii="Times New Roman" w:hAnsi="Times New Roman" w:cs="Times New Roman"/>
                               <w:sz w:val="28"/>
                               <w:szCs w:val="28"/>
                               <w:lang w:val="ru-RU"/>
@@ -3551,6 +3551,7 @@
                           </w:pPr>
                           <w:r>
                             <w:rPr>
+                              <w:rFonts w:hint="default" w:ascii="Times New Roman" w:hAnsi="Times New Roman" w:cs="Times New Roman"/>
                               <w:sz w:val="28"/>
                               <w:szCs w:val="28"/>
                             </w:rPr>
@@ -3558,6 +3559,7 @@
                           </w:r>
                           <w:r>
                             <w:rPr>
+                              <w:rFonts w:hint="default" w:ascii="Times New Roman" w:hAnsi="Times New Roman" w:cs="Times New Roman"/>
                               <w:sz w:val="28"/>
                               <w:szCs w:val="28"/>
                               <w:lang w:val="ru-RU"/>
@@ -3566,6 +3568,7 @@
                           </w:r>
                           <w:r>
                             <w:rPr>
+                              <w:rFonts w:hint="default" w:ascii="Times New Roman" w:hAnsi="Times New Roman" w:cs="Times New Roman"/>
                               <w:bCs/>
                               <w:sz w:val="28"/>
                               <w:szCs w:val="28"/>
@@ -3574,7 +3577,7 @@
                           </w:r>
                           <w:r>
                             <w:rPr>
-                              <w:rFonts w:hint="default"/>
+                              <w:rFonts w:hint="default" w:ascii="Times New Roman" w:hAnsi="Times New Roman" w:cs="Times New Roman"/>
                               <w:bCs/>
                               <w:sz w:val="28"/>
                               <w:szCs w:val="28"/>
@@ -3584,6 +3587,7 @@
                           </w:r>
                           <w:r>
                             <w:rPr>
+                              <w:rFonts w:hint="default" w:ascii="Times New Roman" w:hAnsi="Times New Roman" w:cs="Times New Roman"/>
                               <w:sz w:val="28"/>
                               <w:szCs w:val="28"/>
                             </w:rPr>
@@ -3591,7 +3595,7 @@
                           </w:r>
                           <w:r>
                             <w:rPr>
-                              <w:rFonts w:hint="default"/>
+                              <w:rFonts w:hint="default" w:ascii="Times New Roman" w:hAnsi="Times New Roman" w:cs="Times New Roman"/>
                               <w:sz w:val="28"/>
                               <w:szCs w:val="28"/>
                               <w:lang w:val="ru-RU"/>
@@ -3602,9 +3606,9 @@
                         <w:p>
                           <w:pPr>
                             <w:rPr>
-                              <w:rFonts w:ascii="Times New Roman" w:hAnsi="Times New Roman"/>
-                              <w:sz w:val="32"/>
-                              <w:szCs w:val="32"/>
+                              <w:rFonts w:hint="default" w:ascii="Times New Roman" w:hAnsi="Times New Roman" w:cs="Times New Roman"/>
+                              <w:sz w:val="28"/>
+                              <w:szCs w:val="28"/>
                             </w:rPr>
                           </w:pPr>
                         </w:p>
@@ -3612,14 +3616,31 @@
                           <w:pPr>
                             <w:jc w:val="center"/>
                             <w:rPr>
+                              <w:rFonts w:hint="default" w:ascii="Times New Roman" w:hAnsi="Times New Roman" w:cs="Times New Roman"/>
                               <w:i/>
                               <w:sz w:val="28"/>
                               <w:szCs w:val="28"/>
                             </w:rPr>
                           </w:pPr>
                         </w:p>
-                        <w:p/>
-                        <w:p/>
+                        <w:p>
+                          <w:pPr>
+                            <w:rPr>
+                              <w:rFonts w:hint="default" w:ascii="Times New Roman" w:hAnsi="Times New Roman" w:cs="Times New Roman"/>
+                              <w:sz w:val="28"/>
+                              <w:szCs w:val="28"/>
+                            </w:rPr>
+                          </w:pPr>
+                        </w:p>
+                        <w:p>
+                          <w:pPr>
+                            <w:rPr>
+                              <w:rFonts w:hint="default" w:ascii="Times New Roman" w:hAnsi="Times New Roman" w:cs="Times New Roman"/>
+                              <w:sz w:val="28"/>
+                              <w:szCs w:val="28"/>
+                            </w:rPr>
+                          </w:pPr>
+                        </w:p>
                       </w:txbxContent>
                     </wps:txbx>
                     <wps:bodyPr rot="0" vert="horz" wrap="square" lIns="0" tIns="0" rIns="0" bIns="0" anchor="t" anchorCtr="0" upright="1">
@@ -3644,7 +3665,7 @@
                     <w:pPr>
                       <w:jc w:val="center"/>
                       <w:rPr>
-                        <w:rFonts w:hint="default"/>
+                        <w:rFonts w:hint="default" w:ascii="Times New Roman" w:hAnsi="Times New Roman" w:cs="Times New Roman"/>
                         <w:sz w:val="28"/>
                         <w:szCs w:val="28"/>
                         <w:lang w:val="ru-RU"/>
@@ -3652,6 +3673,7 @@
                     </w:pPr>
                     <w:r>
                       <w:rPr>
+                        <w:rFonts w:hint="default" w:ascii="Times New Roman" w:hAnsi="Times New Roman" w:cs="Times New Roman"/>
                         <w:sz w:val="28"/>
                         <w:szCs w:val="28"/>
                       </w:rPr>
@@ -3659,6 +3681,7 @@
                     </w:r>
                     <w:r>
                       <w:rPr>
+                        <w:rFonts w:hint="default" w:ascii="Times New Roman" w:hAnsi="Times New Roman" w:cs="Times New Roman"/>
                         <w:sz w:val="28"/>
                         <w:szCs w:val="28"/>
                         <w:lang w:val="ru-RU"/>
@@ -3667,6 +3690,7 @@
                     </w:r>
                     <w:r>
                       <w:rPr>
+                        <w:rFonts w:hint="default" w:ascii="Times New Roman" w:hAnsi="Times New Roman" w:cs="Times New Roman"/>
                         <w:bCs/>
                         <w:sz w:val="28"/>
                         <w:szCs w:val="28"/>
@@ -3675,7 +3699,7 @@
                     </w:r>
                     <w:r>
                       <w:rPr>
-                        <w:rFonts w:hint="default"/>
+                        <w:rFonts w:hint="default" w:ascii="Times New Roman" w:hAnsi="Times New Roman" w:cs="Times New Roman"/>
                         <w:bCs/>
                         <w:sz w:val="28"/>
                         <w:szCs w:val="28"/>
@@ -3685,6 +3709,7 @@
                     </w:r>
                     <w:r>
                       <w:rPr>
+                        <w:rFonts w:hint="default" w:ascii="Times New Roman" w:hAnsi="Times New Roman" w:cs="Times New Roman"/>
                         <w:sz w:val="28"/>
                         <w:szCs w:val="28"/>
                       </w:rPr>
@@ -3692,7 +3717,7 @@
                     </w:r>
                     <w:r>
                       <w:rPr>
-                        <w:rFonts w:hint="default"/>
+                        <w:rFonts w:hint="default" w:ascii="Times New Roman" w:hAnsi="Times New Roman" w:cs="Times New Roman"/>
                         <w:sz w:val="28"/>
                         <w:szCs w:val="28"/>
                         <w:lang w:val="ru-RU"/>
@@ -3703,9 +3728,9 @@
                   <w:p>
                     <w:pPr>
                       <w:rPr>
-                        <w:rFonts w:ascii="Times New Roman" w:hAnsi="Times New Roman"/>
-                        <w:sz w:val="32"/>
-                        <w:szCs w:val="32"/>
+                        <w:rFonts w:hint="default" w:ascii="Times New Roman" w:hAnsi="Times New Roman" w:cs="Times New Roman"/>
+                        <w:sz w:val="28"/>
+                        <w:szCs w:val="28"/>
                       </w:rPr>
                     </w:pPr>
                   </w:p>
@@ -3713,14 +3738,31 @@
                     <w:pPr>
                       <w:jc w:val="center"/>
                       <w:rPr>
+                        <w:rFonts w:hint="default" w:ascii="Times New Roman" w:hAnsi="Times New Roman" w:cs="Times New Roman"/>
                         <w:i/>
                         <w:sz w:val="28"/>
                         <w:szCs w:val="28"/>
                       </w:rPr>
                     </w:pPr>
                   </w:p>
-                  <w:p/>
-                  <w:p/>
+                  <w:p>
+                    <w:pPr>
+                      <w:rPr>
+                        <w:rFonts w:hint="default" w:ascii="Times New Roman" w:hAnsi="Times New Roman" w:cs="Times New Roman"/>
+                        <w:sz w:val="28"/>
+                        <w:szCs w:val="28"/>
+                      </w:rPr>
+                    </w:pPr>
+                  </w:p>
+                  <w:p>
+                    <w:pPr>
+                      <w:rPr>
+                        <w:rFonts w:hint="default" w:ascii="Times New Roman" w:hAnsi="Times New Roman" w:cs="Times New Roman"/>
+                        <w:sz w:val="28"/>
+                        <w:szCs w:val="28"/>
+                      </w:rPr>
+                    </w:pPr>
+                  </w:p>
                 </w:txbxContent>
               </v:textbox>
             </v:shape>
@@ -6419,7 +6461,7 @@
                           <w:pPr>
                             <w:jc w:val="center"/>
                             <w:rPr>
-                              <w:rFonts w:hint="default"/>
+                              <w:rFonts w:hint="default" w:ascii="Times New Roman" w:hAnsi="Times New Roman" w:cs="Times New Roman"/>
                               <w:sz w:val="28"/>
                               <w:szCs w:val="28"/>
                               <w:lang w:val="ru-RU"/>
@@ -6427,6 +6469,7 @@
                           </w:pPr>
                           <w:r>
                             <w:rPr>
+                              <w:rFonts w:hint="default" w:ascii="Times New Roman" w:hAnsi="Times New Roman" w:cs="Times New Roman"/>
                               <w:sz w:val="28"/>
                               <w:szCs w:val="28"/>
                             </w:rPr>
@@ -6434,6 +6477,7 @@
                           </w:r>
                           <w:r>
                             <w:rPr>
+                              <w:rFonts w:hint="default" w:ascii="Times New Roman" w:hAnsi="Times New Roman" w:cs="Times New Roman"/>
                               <w:sz w:val="28"/>
                               <w:szCs w:val="28"/>
                               <w:lang w:val="ru-RU"/>
@@ -6442,6 +6486,7 @@
                           </w:r>
                           <w:r>
                             <w:rPr>
+                              <w:rFonts w:hint="default" w:ascii="Times New Roman" w:hAnsi="Times New Roman" w:cs="Times New Roman"/>
                               <w:bCs/>
                               <w:sz w:val="28"/>
                               <w:szCs w:val="28"/>
@@ -6450,7 +6495,7 @@
                           </w:r>
                           <w:r>
                             <w:rPr>
-                              <w:rFonts w:hint="default"/>
+                              <w:rFonts w:hint="default" w:ascii="Times New Roman" w:hAnsi="Times New Roman" w:cs="Times New Roman"/>
                               <w:bCs/>
                               <w:sz w:val="28"/>
                               <w:szCs w:val="28"/>
@@ -6460,6 +6505,7 @@
                           </w:r>
                           <w:r>
                             <w:rPr>
+                              <w:rFonts w:hint="default" w:ascii="Times New Roman" w:hAnsi="Times New Roman" w:cs="Times New Roman"/>
                               <w:sz w:val="28"/>
                               <w:szCs w:val="28"/>
                             </w:rPr>
@@ -6467,7 +6513,7 @@
                           </w:r>
                           <w:r>
                             <w:rPr>
-                              <w:rFonts w:hint="default"/>
+                              <w:rFonts w:hint="default" w:ascii="Times New Roman" w:hAnsi="Times New Roman" w:cs="Times New Roman"/>
                               <w:sz w:val="28"/>
                               <w:szCs w:val="28"/>
                               <w:lang w:val="ru-RU"/>
@@ -6478,9 +6524,9 @@
                         <w:p>
                           <w:pPr>
                             <w:rPr>
-                              <w:rFonts w:ascii="Times New Roman" w:hAnsi="Times New Roman"/>
-                              <w:sz w:val="32"/>
-                              <w:szCs w:val="32"/>
+                              <w:rFonts w:hint="default" w:ascii="Times New Roman" w:hAnsi="Times New Roman" w:cs="Times New Roman"/>
+                              <w:sz w:val="28"/>
+                              <w:szCs w:val="28"/>
                             </w:rPr>
                           </w:pPr>
                         </w:p>
@@ -6488,14 +6534,31 @@
                           <w:pPr>
                             <w:jc w:val="center"/>
                             <w:rPr>
+                              <w:rFonts w:hint="default" w:ascii="Times New Roman" w:hAnsi="Times New Roman" w:cs="Times New Roman"/>
                               <w:i/>
                               <w:sz w:val="28"/>
                               <w:szCs w:val="28"/>
                             </w:rPr>
                           </w:pPr>
                         </w:p>
-                        <w:p/>
-                        <w:p/>
+                        <w:p>
+                          <w:pPr>
+                            <w:rPr>
+                              <w:rFonts w:hint="default" w:ascii="Times New Roman" w:hAnsi="Times New Roman" w:cs="Times New Roman"/>
+                              <w:sz w:val="28"/>
+                              <w:szCs w:val="28"/>
+                            </w:rPr>
+                          </w:pPr>
+                        </w:p>
+                        <w:p>
+                          <w:pPr>
+                            <w:rPr>
+                              <w:rFonts w:hint="default" w:ascii="Times New Roman" w:hAnsi="Times New Roman" w:cs="Times New Roman"/>
+                              <w:sz w:val="28"/>
+                              <w:szCs w:val="28"/>
+                            </w:rPr>
+                          </w:pPr>
+                        </w:p>
                       </w:txbxContent>
                     </wps:txbx>
                     <wps:bodyPr rot="0" vert="horz" wrap="square" lIns="0" tIns="0" rIns="0" bIns="0" anchor="t" anchorCtr="0" upright="1">
@@ -6520,7 +6583,7 @@
                     <w:pPr>
                       <w:jc w:val="center"/>
                       <w:rPr>
-                        <w:rFonts w:hint="default"/>
+                        <w:rFonts w:hint="default" w:ascii="Times New Roman" w:hAnsi="Times New Roman" w:cs="Times New Roman"/>
                         <w:sz w:val="28"/>
                         <w:szCs w:val="28"/>
                         <w:lang w:val="ru-RU"/>
@@ -6528,6 +6591,7 @@
                     </w:pPr>
                     <w:r>
                       <w:rPr>
+                        <w:rFonts w:hint="default" w:ascii="Times New Roman" w:hAnsi="Times New Roman" w:cs="Times New Roman"/>
                         <w:sz w:val="28"/>
                         <w:szCs w:val="28"/>
                       </w:rPr>
@@ -6535,6 +6599,7 @@
                     </w:r>
                     <w:r>
                       <w:rPr>
+                        <w:rFonts w:hint="default" w:ascii="Times New Roman" w:hAnsi="Times New Roman" w:cs="Times New Roman"/>
                         <w:sz w:val="28"/>
                         <w:szCs w:val="28"/>
                         <w:lang w:val="ru-RU"/>
@@ -6543,6 +6608,7 @@
                     </w:r>
                     <w:r>
                       <w:rPr>
+                        <w:rFonts w:hint="default" w:ascii="Times New Roman" w:hAnsi="Times New Roman" w:cs="Times New Roman"/>
                         <w:bCs/>
                         <w:sz w:val="28"/>
                         <w:szCs w:val="28"/>
@@ -6551,7 +6617,7 @@
                     </w:r>
                     <w:r>
                       <w:rPr>
-                        <w:rFonts w:hint="default"/>
+                        <w:rFonts w:hint="default" w:ascii="Times New Roman" w:hAnsi="Times New Roman" w:cs="Times New Roman"/>
                         <w:bCs/>
                         <w:sz w:val="28"/>
                         <w:szCs w:val="28"/>
@@ -6561,6 +6627,7 @@
                     </w:r>
                     <w:r>
                       <w:rPr>
+                        <w:rFonts w:hint="default" w:ascii="Times New Roman" w:hAnsi="Times New Roman" w:cs="Times New Roman"/>
                         <w:sz w:val="28"/>
                         <w:szCs w:val="28"/>
                       </w:rPr>
@@ -6568,7 +6635,7 @@
                     </w:r>
                     <w:r>
                       <w:rPr>
-                        <w:rFonts w:hint="default"/>
+                        <w:rFonts w:hint="default" w:ascii="Times New Roman" w:hAnsi="Times New Roman" w:cs="Times New Roman"/>
                         <w:sz w:val="28"/>
                         <w:szCs w:val="28"/>
                         <w:lang w:val="ru-RU"/>
@@ -6579,9 +6646,9 @@
                   <w:p>
                     <w:pPr>
                       <w:rPr>
-                        <w:rFonts w:ascii="Times New Roman" w:hAnsi="Times New Roman"/>
-                        <w:sz w:val="32"/>
-                        <w:szCs w:val="32"/>
+                        <w:rFonts w:hint="default" w:ascii="Times New Roman" w:hAnsi="Times New Roman" w:cs="Times New Roman"/>
+                        <w:sz w:val="28"/>
+                        <w:szCs w:val="28"/>
                       </w:rPr>
                     </w:pPr>
                   </w:p>
@@ -6589,14 +6656,31 @@
                     <w:pPr>
                       <w:jc w:val="center"/>
                       <w:rPr>
+                        <w:rFonts w:hint="default" w:ascii="Times New Roman" w:hAnsi="Times New Roman" w:cs="Times New Roman"/>
                         <w:i/>
                         <w:sz w:val="28"/>
                         <w:szCs w:val="28"/>
                       </w:rPr>
                     </w:pPr>
                   </w:p>
-                  <w:p/>
-                  <w:p/>
+                  <w:p>
+                    <w:pPr>
+                      <w:rPr>
+                        <w:rFonts w:hint="default" w:ascii="Times New Roman" w:hAnsi="Times New Roman" w:cs="Times New Roman"/>
+                        <w:sz w:val="28"/>
+                        <w:szCs w:val="28"/>
+                      </w:rPr>
+                    </w:pPr>
+                  </w:p>
+                  <w:p>
+                    <w:pPr>
+                      <w:rPr>
+                        <w:rFonts w:hint="default" w:ascii="Times New Roman" w:hAnsi="Times New Roman" w:cs="Times New Roman"/>
+                        <w:sz w:val="28"/>
+                        <w:szCs w:val="28"/>
+                      </w:rPr>
+                    </w:pPr>
+                  </w:p>
                 </w:txbxContent>
               </v:textbox>
             </v:shape>

--- a/Word/Дубровский_05_.docx
+++ b/Word/Дубровский_05_.docx
@@ -1683,8 +1683,6 @@
           <w:lang w:val="en-US"/>
         </w:rPr>
       </w:pPr>
-      <w:bookmarkStart w:id="0" w:name="_GoBack"/>
-      <w:bookmarkEnd w:id="0"/>
     </w:p>
     <w:p>
       <w:pPr>
@@ -2500,7 +2498,7 @@
                     </pic:cNvPicPr>
                   </pic:nvPicPr>
                   <pic:blipFill>
-                    <a:blip r:embed="rId10"/>
+                    <a:blip r:embed="rId11"/>
                     <a:stretch>
                       <a:fillRect/>
                     </a:stretch>
@@ -2556,10 +2554,11 @@
       </w:pPr>
     </w:p>
     <w:sectPr>
-      <w:headerReference r:id="rId5" w:type="first"/>
-      <w:footerReference r:id="rId8" w:type="first"/>
-      <w:footerReference r:id="rId6" w:type="default"/>
-      <w:footerReference r:id="rId7" w:type="even"/>
+      <w:headerReference r:id="rId6" w:type="first"/>
+      <w:footerReference r:id="rId9" w:type="first"/>
+      <w:headerReference r:id="rId5" w:type="default"/>
+      <w:footerReference r:id="rId7" w:type="default"/>
+      <w:footerReference r:id="rId8" w:type="even"/>
       <w:pgSz w:w="11906" w:h="16838"/>
       <w:pgMar w:top="851" w:right="567" w:bottom="1560" w:left="1418" w:header="454" w:footer="397" w:gutter="0"/>
       <w:pgNumType w:start="39"/>
@@ -3501,6 +3500,8 @@
         </mc:Fallback>
       </mc:AlternateContent>
     </w:r>
+    <w:bookmarkStart w:id="0" w:name="_GoBack"/>
+    <w:bookmarkEnd w:id="0"/>
     <w:r>
       <mc:AlternateContent>
         <mc:Choice Requires="wps">
@@ -3591,7 +3592,24 @@
                               <w:sz w:val="28"/>
                               <w:szCs w:val="28"/>
                             </w:rPr>
-                            <w:t>.25.0</w:t>
+                            <w:t>.2</w:t>
+                          </w:r>
+                          <w:r>
+                            <w:rPr>
+                              <w:rFonts w:hint="default" w:ascii="Times New Roman" w:hAnsi="Times New Roman" w:cs="Times New Roman"/>
+                              <w:sz w:val="28"/>
+                              <w:szCs w:val="28"/>
+                              <w:lang w:val="ru-RU"/>
+                            </w:rPr>
+                            <w:t>6</w:t>
+                          </w:r>
+                          <w:r>
+                            <w:rPr>
+                              <w:rFonts w:hint="default" w:ascii="Times New Roman" w:hAnsi="Times New Roman" w:cs="Times New Roman"/>
+                              <w:sz w:val="28"/>
+                              <w:szCs w:val="28"/>
+                            </w:rPr>
+                            <w:t>.0</w:t>
                           </w:r>
                           <w:r>
                             <w:rPr>
@@ -3713,7 +3731,24 @@
                         <w:sz w:val="28"/>
                         <w:szCs w:val="28"/>
                       </w:rPr>
-                      <w:t>.25.0</w:t>
+                      <w:t>.2</w:t>
+                    </w:r>
+                    <w:r>
+                      <w:rPr>
+                        <w:rFonts w:hint="default" w:ascii="Times New Roman" w:hAnsi="Times New Roman" w:cs="Times New Roman"/>
+                        <w:sz w:val="28"/>
+                        <w:szCs w:val="28"/>
+                        <w:lang w:val="ru-RU"/>
+                      </w:rPr>
+                      <w:t>6</w:t>
+                    </w:r>
+                    <w:r>
+                      <w:rPr>
+                        <w:rFonts w:hint="default" w:ascii="Times New Roman" w:hAnsi="Times New Roman" w:cs="Times New Roman"/>
+                        <w:sz w:val="28"/>
+                        <w:szCs w:val="28"/>
+                      </w:rPr>
+                      <w:t>.0</w:t>
                     </w:r>
                     <w:r>
                       <w:rPr>
@@ -5240,9 +5275,10 @@
                         <w:p>
                           <w:pPr>
                             <w:rPr>
-                              <w:rFonts w:ascii="Times New Roman" w:hAnsi="Times New Roman"/>
+                              <w:rFonts w:hint="default" w:ascii="Times New Roman" w:hAnsi="Times New Roman"/>
                               <w:sz w:val="16"/>
                               <w:szCs w:val="18"/>
+                              <w:lang w:val="ru-RU"/>
                             </w:rPr>
                           </w:pPr>
                           <w:r>
@@ -5250,10 +5286,21 @@
                               <w:rFonts w:ascii="Times New Roman" w:hAnsi="Times New Roman"/>
                               <w:sz w:val="15"/>
                               <w:szCs w:val="15"/>
-                            </w:rPr>
-                            <w:t>Толочко П.С.</w:t>
+                              <w:lang w:val="ru-RU"/>
+                            </w:rPr>
+                            <w:t>Новик</w:t>
+                          </w:r>
+                          <w:r>
+                            <w:rPr>
+                              <w:rFonts w:hint="default" w:ascii="Times New Roman" w:hAnsi="Times New Roman"/>
+                              <w:sz w:val="15"/>
+                              <w:szCs w:val="15"/>
+                              <w:lang w:val="ru-RU"/>
+                            </w:rPr>
+                            <w:t xml:space="preserve"> А.И.</w:t>
                           </w:r>
                         </w:p>
+                        <w:p/>
                       </w:txbxContent>
                     </wps:txbx>
                     <wps:bodyPr rot="0" vert="horz" wrap="square" lIns="0" tIns="0" rIns="0" bIns="0" anchor="t" anchorCtr="0" upright="1">
@@ -5277,9 +5324,10 @@
                   <w:p>
                     <w:pPr>
                       <w:rPr>
-                        <w:rFonts w:ascii="Times New Roman" w:hAnsi="Times New Roman"/>
+                        <w:rFonts w:hint="default" w:ascii="Times New Roman" w:hAnsi="Times New Roman"/>
                         <w:sz w:val="16"/>
                         <w:szCs w:val="18"/>
+                        <w:lang w:val="ru-RU"/>
                       </w:rPr>
                     </w:pPr>
                     <w:r>
@@ -5287,10 +5335,21 @@
                         <w:rFonts w:ascii="Times New Roman" w:hAnsi="Times New Roman"/>
                         <w:sz w:val="15"/>
                         <w:szCs w:val="15"/>
-                      </w:rPr>
-                      <w:t>Толочко П.С.</w:t>
+                        <w:lang w:val="ru-RU"/>
+                      </w:rPr>
+                      <w:t>Новик</w:t>
+                    </w:r>
+                    <w:r>
+                      <w:rPr>
+                        <w:rFonts w:hint="default" w:ascii="Times New Roman" w:hAnsi="Times New Roman"/>
+                        <w:sz w:val="15"/>
+                        <w:szCs w:val="15"/>
+                        <w:lang w:val="ru-RU"/>
+                      </w:rPr>
+                      <w:t xml:space="preserve"> А.И.</w:t>
                     </w:r>
                   </w:p>
+                  <w:p/>
                 </w:txbxContent>
               </v:textbox>
             </v:shape>
@@ -6509,7 +6568,24 @@
                               <w:sz w:val="28"/>
                               <w:szCs w:val="28"/>
                             </w:rPr>
-                            <w:t>.25.0</w:t>
+                            <w:t>.2</w:t>
+                          </w:r>
+                          <w:r>
+                            <w:rPr>
+                              <w:rFonts w:hint="default" w:ascii="Times New Roman" w:hAnsi="Times New Roman" w:cs="Times New Roman"/>
+                              <w:sz w:val="28"/>
+                              <w:szCs w:val="28"/>
+                              <w:lang w:val="ru-RU"/>
+                            </w:rPr>
+                            <w:t>6</w:t>
+                          </w:r>
+                          <w:r>
+                            <w:rPr>
+                              <w:rFonts w:hint="default" w:ascii="Times New Roman" w:hAnsi="Times New Roman" w:cs="Times New Roman"/>
+                              <w:sz w:val="28"/>
+                              <w:szCs w:val="28"/>
+                            </w:rPr>
+                            <w:t>.0</w:t>
                           </w:r>
                           <w:r>
                             <w:rPr>
@@ -6631,7 +6707,24 @@
                         <w:sz w:val="28"/>
                         <w:szCs w:val="28"/>
                       </w:rPr>
-                      <w:t>.25.0</w:t>
+                      <w:t>.2</w:t>
+                    </w:r>
+                    <w:r>
+                      <w:rPr>
+                        <w:rFonts w:hint="default" w:ascii="Times New Roman" w:hAnsi="Times New Roman" w:cs="Times New Roman"/>
+                        <w:sz w:val="28"/>
+                        <w:szCs w:val="28"/>
+                        <w:lang w:val="ru-RU"/>
+                      </w:rPr>
+                      <w:t>6</w:t>
+                    </w:r>
+                    <w:r>
+                      <w:rPr>
+                        <w:rFonts w:hint="default" w:ascii="Times New Roman" w:hAnsi="Times New Roman" w:cs="Times New Roman"/>
+                        <w:sz w:val="28"/>
+                        <w:szCs w:val="28"/>
+                      </w:rPr>
+                      <w:t>.0</w:t>
                     </w:r>
                     <w:r>
                       <w:rPr>
@@ -8478,6 +8571,16 @@
     <w:pPr>
       <w:pStyle w:val="17"/>
     </w:pPr>
+  </w:p>
+</w:hdr>
+</file>
+
+<file path=word/header2.xml><?xml version="1.0" encoding="utf-8"?>
+<w:hdr xmlns:wpc="http://schemas.microsoft.com/office/word/2010/wordprocessingCanvas" xmlns:mc="http://schemas.openxmlformats.org/markup-compatibility/2006" xmlns:o="urn:schemas-microsoft-com:office:office" xmlns:r="http://schemas.openxmlformats.org/officeDocument/2006/relationships" xmlns:m="http://schemas.openxmlformats.org/officeDocument/2006/math" xmlns:v="urn:schemas-microsoft-com:vml" xmlns:wp14="http://schemas.microsoft.com/office/word/2010/wordprocessingDrawing" xmlns:wp="http://schemas.openxmlformats.org/drawingml/2006/wordprocessingDrawing" xmlns:w10="urn:schemas-microsoft-com:office:word" xmlns:w="http://schemas.openxmlformats.org/wordprocessingml/2006/main" xmlns:w14="http://schemas.microsoft.com/office/word/2010/wordml" xmlns:w15="http://schemas.microsoft.com/office/word/2012/wordml" xmlns:wpg="http://schemas.microsoft.com/office/word/2010/wordprocessingGroup" xmlns:wpi="http://schemas.microsoft.com/office/word/2010/wordprocessingInk" xmlns:wne="http://schemas.microsoft.com/office/word/2006/wordml" xmlns:wps="http://schemas.microsoft.com/office/word/2010/wordprocessingShape" xmlns:wpsCustomData="http://www.wps.cn/officeDocument/2013/wpsCustomData" mc:Ignorable="w14 w15 wp14">
+  <w:p>
+    <w:pPr>
+      <w:pStyle w:val="17"/>
+    </w:pPr>
     <w:r>
       <w:rPr>
         <w:rFonts w:ascii="GOST type B" w:hAnsi="GOST type B"/>
@@ -8601,7 +8704,7 @@
     <w:lsdException w:uiPriority="99" w:name="index 7"/>
     <w:lsdException w:uiPriority="99" w:name="index 8"/>
     <w:lsdException w:uiPriority="99" w:name="index 9"/>
-    <w:lsdException w:unhideWhenUsed="0" w:uiPriority="0" w:name="toc 1"/>
+    <w:lsdException w:qFormat="1" w:unhideWhenUsed="0" w:uiPriority="0" w:name="toc 1"/>
     <w:lsdException w:unhideWhenUsed="0" w:uiPriority="0" w:name="toc 2"/>
     <w:lsdException w:uiPriority="39" w:name="toc 3"/>
     <w:lsdException w:uiPriority="39" w:name="toc 4"/>
@@ -8613,7 +8716,7 @@
     <w:lsdException w:uiPriority="99" w:name="Normal Indent"/>
     <w:lsdException w:uiPriority="99" w:name="footnote text"/>
     <w:lsdException w:uiPriority="99" w:name="annotation text"/>
-    <w:lsdException w:unhideWhenUsed="0" w:uiPriority="0" w:semiHidden="0" w:name="header"/>
+    <w:lsdException w:qFormat="1" w:unhideWhenUsed="0" w:uiPriority="0" w:semiHidden="0" w:name="header"/>
     <w:lsdException w:unhideWhenUsed="0" w:uiPriority="0" w:semiHidden="0" w:name="footer"/>
     <w:lsdException w:uiPriority="99" w:name="index heading"/>
     <w:lsdException w:qFormat="1" w:uiPriority="35" w:name="caption"/>
@@ -8623,7 +8726,7 @@
     <w:lsdException w:uiPriority="99" w:name="footnote reference"/>
     <w:lsdException w:uiPriority="99" w:name="annotation reference"/>
     <w:lsdException w:uiPriority="99" w:name="line number"/>
-    <w:lsdException w:unhideWhenUsed="0" w:uiPriority="0" w:semiHidden="0" w:name="page number"/>
+    <w:lsdException w:qFormat="1" w:unhideWhenUsed="0" w:uiPriority="0" w:semiHidden="0" w:name="page number"/>
     <w:lsdException w:uiPriority="99" w:name="endnote reference"/>
     <w:lsdException w:uiPriority="99" w:name="endnote text"/>
     <w:lsdException w:uiPriority="99" w:name="table of authorities"/>
@@ -8647,9 +8750,9 @@
     <w:lsdException w:qFormat="1" w:unhideWhenUsed="0" w:uiPriority="10" w:semiHidden="0" w:name="Title"/>
     <w:lsdException w:uiPriority="99" w:name="Closing"/>
     <w:lsdException w:uiPriority="99" w:name="Signature"/>
-    <w:lsdException w:uiPriority="1" w:name="Default Paragraph Font"/>
+    <w:lsdException w:qFormat="1" w:uiPriority="1" w:name="Default Paragraph Font"/>
     <w:lsdException w:unhideWhenUsed="0" w:uiPriority="0" w:semiHidden="0" w:name="Body Text"/>
-    <w:lsdException w:unhideWhenUsed="0" w:uiPriority="0" w:semiHidden="0" w:name="Body Text Indent"/>
+    <w:lsdException w:qFormat="1" w:unhideWhenUsed="0" w:uiPriority="0" w:semiHidden="0" w:name="Body Text Indent"/>
     <w:lsdException w:uiPriority="99" w:name="List Continue"/>
     <w:lsdException w:uiPriority="99" w:name="List Continue 2"/>
     <w:lsdException w:uiPriority="99" w:name="List Continue 3"/>
@@ -8662,19 +8765,19 @@
     <w:lsdException w:uiPriority="99" w:name="Body Text First Indent"/>
     <w:lsdException w:uiPriority="99" w:name="Body Text First Indent 2"/>
     <w:lsdException w:uiPriority="99" w:name="Note Heading"/>
-    <w:lsdException w:unhideWhenUsed="0" w:uiPriority="0" w:semiHidden="0" w:name="Body Text 2"/>
+    <w:lsdException w:qFormat="1" w:unhideWhenUsed="0" w:uiPriority="0" w:semiHidden="0" w:name="Body Text 2"/>
     <w:lsdException w:uiPriority="99" w:name="Body Text 3"/>
-    <w:lsdException w:unhideWhenUsed="0" w:uiPriority="0" w:semiHidden="0" w:name="Body Text Indent 2"/>
-    <w:lsdException w:unhideWhenUsed="0" w:uiPriority="0" w:semiHidden="0" w:name="Body Text Indent 3"/>
-    <w:lsdException w:unhideWhenUsed="0" w:uiPriority="0" w:semiHidden="0" w:name="Block Text"/>
-    <w:lsdException w:uiPriority="99" w:semiHidden="0" w:name="Hyperlink"/>
+    <w:lsdException w:qFormat="1" w:unhideWhenUsed="0" w:uiPriority="0" w:semiHidden="0" w:name="Body Text Indent 2"/>
+    <w:lsdException w:qFormat="1" w:unhideWhenUsed="0" w:uiPriority="0" w:semiHidden="0" w:name="Body Text Indent 3"/>
+    <w:lsdException w:qFormat="1" w:unhideWhenUsed="0" w:uiPriority="0" w:semiHidden="0" w:name="Block Text"/>
+    <w:lsdException w:qFormat="1" w:uiPriority="99" w:semiHidden="0" w:name="Hyperlink"/>
     <w:lsdException w:uiPriority="99" w:name="FollowedHyperlink"/>
     <w:lsdException w:qFormat="1" w:unhideWhenUsed="0" w:uiPriority="22" w:semiHidden="0" w:name="Strong"/>
     <w:lsdException w:qFormat="1" w:unhideWhenUsed="0" w:uiPriority="0" w:semiHidden="0" w:name="Emphasis"/>
-    <w:lsdException w:unhideWhenUsed="0" w:uiPriority="0" w:semiHidden="0" w:name="Document Map"/>
+    <w:lsdException w:qFormat="1" w:unhideWhenUsed="0" w:uiPriority="0" w:semiHidden="0" w:name="Document Map"/>
     <w:lsdException w:uiPriority="99" w:name="Plain Text"/>
     <w:lsdException w:uiPriority="99" w:name="E-mail Signature"/>
-    <w:lsdException w:unhideWhenUsed="0" w:uiPriority="0" w:semiHidden="0" w:name="Normal (Web)"/>
+    <w:lsdException w:qFormat="1" w:unhideWhenUsed="0" w:uiPriority="0" w:semiHidden="0" w:name="Normal (Web)"/>
     <w:lsdException w:uiPriority="99" w:name="HTML Acronym"/>
     <w:lsdException w:uiPriority="99" w:name="HTML Address"/>
     <w:lsdException w:uiPriority="99" w:name="HTML Cite"/>
@@ -8685,7 +8788,7 @@
     <w:lsdException w:uiPriority="99" w:name="HTML Sample"/>
     <w:lsdException w:uiPriority="99" w:name="HTML Typewriter"/>
     <w:lsdException w:uiPriority="99" w:name="HTML Variable"/>
-    <w:lsdException w:uiPriority="99" w:name="Normal Table"/>
+    <w:lsdException w:qFormat="1" w:uiPriority="99" w:name="Normal Table"/>
     <w:lsdException w:uiPriority="99" w:name="annotation subject"/>
     <w:lsdException w:uiPriority="99" w:name="Table Simple 1"/>
     <w:lsdException w:uiPriority="99" w:name="Table Simple 2"/>
@@ -8729,10 +8832,10 @@
     <w:lsdException w:uiPriority="99" w:name="Table Web 1"/>
     <w:lsdException w:uiPriority="99" w:name="Table Web 2"/>
     <w:lsdException w:uiPriority="99" w:name="Table Web 3"/>
-    <w:lsdException w:unhideWhenUsed="0" w:uiPriority="0" w:semiHidden="0" w:name="Balloon Text"/>
+    <w:lsdException w:qFormat="1" w:unhideWhenUsed="0" w:uiPriority="0" w:semiHidden="0" w:name="Balloon Text"/>
     <w:lsdException w:qFormat="1" w:unhideWhenUsed="0" w:uiPriority="59" w:semiHidden="0" w:name="Table Grid"/>
     <w:lsdException w:uiPriority="99" w:name="Table Theme"/>
-    <w:lsdException w:unhideWhenUsed="0" w:uiPriority="99" w:name="Placeholder Text"/>
+    <w:lsdException w:qFormat="1" w:unhideWhenUsed="0" w:uiPriority="99" w:name="Placeholder Text"/>
     <w:lsdException w:qFormat="1" w:unhideWhenUsed="0" w:uiPriority="1" w:semiHidden="0" w:name="No Spacing"/>
     <w:lsdException w:qFormat="1" w:unhideWhenUsed="0" w:uiPriority="34" w:semiHidden="0" w:name="List Paragraph"/>
   </w:latentStyles>
@@ -8861,12 +8964,14 @@
     <w:name w:val="Default Paragraph Font"/>
     <w:semiHidden/>
     <w:unhideWhenUsed/>
+    <w:qFormat/>
     <w:uiPriority w:val="1"/>
   </w:style>
   <w:style w:type="table" w:default="1" w:styleId="9">
     <w:name w:val="Normal Table"/>
     <w:semiHidden/>
     <w:unhideWhenUsed/>
+    <w:qFormat/>
     <w:uiPriority w:val="99"/>
     <w:tblPr>
       <w:tblCellMar>
@@ -8889,6 +8994,7 @@
   <w:style w:type="character" w:styleId="11">
     <w:name w:val="Hyperlink"/>
     <w:unhideWhenUsed/>
+    <w:qFormat/>
     <w:uiPriority w:val="99"/>
     <w:rPr>
       <w:color w:val="0000FF"/>
@@ -8898,12 +9004,14 @@
   <w:style w:type="character" w:styleId="12">
     <w:name w:val="page number"/>
     <w:basedOn w:val="8"/>
+    <w:qFormat/>
     <w:uiPriority w:val="0"/>
   </w:style>
   <w:style w:type="paragraph" w:styleId="13">
     <w:name w:val="Balloon Text"/>
     <w:basedOn w:val="1"/>
     <w:link w:val="32"/>
+    <w:qFormat/>
     <w:uiPriority w:val="0"/>
     <w:rPr>
       <w:rFonts w:ascii="Tahoma" w:hAnsi="Tahoma" w:cs="Tahoma"/>
@@ -8914,6 +9022,7 @@
   <w:style w:type="paragraph" w:styleId="14">
     <w:name w:val="Body Text 2"/>
     <w:basedOn w:val="1"/>
+    <w:qFormat/>
     <w:uiPriority w:val="0"/>
     <w:pPr>
       <w:spacing w:after="120" w:line="480" w:lineRule="auto"/>
@@ -8923,6 +9032,7 @@
     <w:name w:val="Body Text Indent 3"/>
     <w:basedOn w:val="1"/>
     <w:link w:val="47"/>
+    <w:qFormat/>
     <w:uiPriority w:val="0"/>
     <w:pPr>
       <w:spacing w:after="120"/>
@@ -8937,6 +9047,7 @@
     <w:name w:val="Document Map"/>
     <w:basedOn w:val="1"/>
     <w:link w:val="43"/>
+    <w:qFormat/>
     <w:uiPriority w:val="0"/>
     <w:rPr>
       <w:rFonts w:ascii="Tahoma" w:hAnsi="Tahoma" w:cs="Tahoma"/>
@@ -8948,6 +9059,7 @@
     <w:name w:val="header"/>
     <w:basedOn w:val="1"/>
     <w:link w:val="27"/>
+    <w:qFormat/>
     <w:uiPriority w:val="0"/>
     <w:pPr>
       <w:tabs>
@@ -8971,6 +9083,7 @@
     <w:next w:val="1"/>
     <w:autoRedefine/>
     <w:semiHidden/>
+    <w:qFormat/>
     <w:uiPriority w:val="0"/>
   </w:style>
   <w:style w:type="paragraph" w:styleId="20">
@@ -8987,6 +9100,7 @@
   <w:style w:type="paragraph" w:styleId="21">
     <w:name w:val="Body Text Indent"/>
     <w:basedOn w:val="1"/>
+    <w:qFormat/>
     <w:uiPriority w:val="0"/>
     <w:pPr>
       <w:spacing w:after="120"/>
@@ -9008,6 +9122,7 @@
   <w:style w:type="paragraph" w:styleId="23">
     <w:name w:val="Normal (Web)"/>
     <w:basedOn w:val="1"/>
+    <w:qFormat/>
     <w:uiPriority w:val="0"/>
     <w:pPr>
       <w:spacing w:before="100" w:beforeAutospacing="1" w:after="100" w:afterAutospacing="1"/>
@@ -9020,6 +9135,7 @@
   <w:style w:type="paragraph" w:styleId="24">
     <w:name w:val="Body Text Indent 2"/>
     <w:basedOn w:val="1"/>
+    <w:qFormat/>
     <w:uiPriority w:val="0"/>
     <w:pPr>
       <w:spacing w:after="120" w:line="480" w:lineRule="auto"/>
@@ -9029,6 +9145,7 @@
   <w:style w:type="paragraph" w:styleId="25">
     <w:name w:val="Block Text"/>
     <w:basedOn w:val="1"/>
+    <w:qFormat/>
     <w:uiPriority w:val="0"/>
     <w:pPr>
       <w:spacing w:line="360" w:lineRule="auto"/>
@@ -9071,6 +9188,7 @@
   <w:style w:type="paragraph" w:customStyle="1" w:styleId="28">
     <w:name w:val="Основной текст 2 + Verdana"/>
     <w:basedOn w:val="14"/>
+    <w:qFormat/>
     <w:uiPriority w:val="0"/>
     <w:pPr>
       <w:spacing w:after="0" w:line="360" w:lineRule="auto"/>
@@ -9086,6 +9204,7 @@
   </w:style>
   <w:style w:type="paragraph" w:customStyle="1" w:styleId="29">
     <w:name w:val="Normal1"/>
+    <w:qFormat/>
     <w:uiPriority w:val="0"/>
     <w:rPr>
       <w:rFonts w:ascii="Times New Roman" w:hAnsi="Times New Roman" w:eastAsia="Times New Roman" w:cs="Times New Roman"/>
@@ -9132,6 +9251,7 @@
   <w:style w:type="character" w:styleId="33">
     <w:name w:val="Placeholder Text"/>
     <w:semiHidden/>
+    <w:qFormat/>
     <w:uiPriority w:val="99"/>
     <w:rPr>
       <w:color w:val="808080"/>
@@ -9250,6 +9370,7 @@
   <w:style w:type="character" w:customStyle="1" w:styleId="43">
     <w:name w:val="Схема документа Знак"/>
     <w:link w:val="16"/>
+    <w:qFormat/>
     <w:uiPriority w:val="0"/>
     <w:rPr>
       <w:rFonts w:ascii="Tahoma" w:hAnsi="Tahoma" w:cs="Tahoma"/>
